--- a/FitForward/FitForward Style Guide.docx
+++ b/FitForward/FitForward Style Guide.docx
@@ -1,6 +1,6 @@
 
 <file path=word/document.xml><?xml version="1.0" encoding="utf-8"?>
-<w:document xmlns:mc="http://schemas.openxmlformats.org/markup-compatibility/2006" xmlns:o="urn:schemas-microsoft-com:office:office" xmlns:r="http://schemas.openxmlformats.org/officeDocument/2006/relationships" xmlns:m="http://schemas.openxmlformats.org/officeDocument/2006/math" xmlns:v="urn:schemas-microsoft-com:vml" xmlns:wp="http://schemas.openxmlformats.org/drawingml/2006/wordprocessingDrawing" xmlns:w10="urn:schemas-microsoft-com:office:word" xmlns:w="http://schemas.openxmlformats.org/wordprocessingml/2006/main" xmlns:wne="http://schemas.microsoft.com/office/word/2006/wordml" xmlns:sl="http://schemas.openxmlformats.org/schemaLibrary/2006/main" xmlns:a="http://schemas.openxmlformats.org/drawingml/2006/main" xmlns:pic="http://schemas.openxmlformats.org/drawingml/2006/picture" xmlns:c="http://schemas.openxmlformats.org/drawingml/2006/chart" xmlns:lc="http://schemas.openxmlformats.org/drawingml/2006/lockedCanvas" xmlns:dgm="http://schemas.openxmlformats.org/drawingml/2006/diagram" xmlns:wps="http://schemas.microsoft.com/office/word/2010/wordprocessingShape" xmlns:wpg="http://schemas.microsoft.com/office/word/2010/wordprocessingGroup" xmlns:w14="http://schemas.microsoft.com/office/word/2010/wordml" xmlns:w15="http://schemas.microsoft.com/office/word/2012/wordml" xmlns:w16="http://schemas.microsoft.com/office/word/2018/wordml" xmlns:w16cex="http://schemas.microsoft.com/office/word/2018/wordml/cex" xmlns:w16cid="http://schemas.microsoft.com/office/word/2016/wordml/cid" xmlns="http://schemas.microsoft.com/office/tasks/2019/documenttasks" xmlns:cr="http://schemas.microsoft.com/office/comments/2020/reactions">
+<w:document xmlns:wpc="http://schemas.microsoft.com/office/word/2010/wordprocessingCanvas" xmlns:cx="http://schemas.microsoft.com/office/drawing/2014/chartex" xmlns:cx1="http://schemas.microsoft.com/office/drawing/2015/9/8/chartex" xmlns:cx2="http://schemas.microsoft.com/office/drawing/2015/10/21/chartex" xmlns:cx3="http://schemas.microsoft.com/office/drawing/2016/5/9/chartex" xmlns:cx4="http://schemas.microsoft.com/office/drawing/2016/5/10/chartex" xmlns:cx5="http://schemas.microsoft.com/office/drawing/2016/5/11/chartex" xmlns:cx6="http://schemas.microsoft.com/office/drawing/2016/5/12/chartex" xmlns:cx7="http://schemas.microsoft.com/office/drawing/2016/5/13/chartex" xmlns:cx8="http://schemas.microsoft.com/office/drawing/2016/5/14/chartex" xmlns:mc="http://schemas.openxmlformats.org/markup-compatibility/2006" xmlns:aink="http://schemas.microsoft.com/office/drawing/2016/ink" xmlns:am3d="http://schemas.microsoft.com/office/drawing/2017/model3d" xmlns:o="urn:schemas-microsoft-com:office:office" xmlns:oel="http://schemas.microsoft.com/office/2019/extlst" xmlns:r="http://schemas.openxmlformats.org/officeDocument/2006/relationships" xmlns:m="http://schemas.openxmlformats.org/officeDocument/2006/math" xmlns:v="urn:schemas-microsoft-com:vml" xmlns:wp14="http://schemas.microsoft.com/office/word/2010/wordprocessingDrawing" xmlns:wp="http://schemas.openxmlformats.org/drawingml/2006/wordprocessingDrawing" xmlns:w10="urn:schemas-microsoft-com:office:word" xmlns:w="http://schemas.openxmlformats.org/wordprocessingml/2006/main" xmlns:w14="http://schemas.microsoft.com/office/word/2010/wordml" xmlns:w15="http://schemas.microsoft.com/office/word/2012/wordml" xmlns:w16cex="http://schemas.microsoft.com/office/word/2018/wordml/cex" xmlns:w16cid="http://schemas.microsoft.com/office/word/2016/wordml/cid" xmlns:w16="http://schemas.microsoft.com/office/word/2018/wordml" xmlns:w16du="http://schemas.microsoft.com/office/word/2023/wordml/word16du" xmlns:w16sdtdh="http://schemas.microsoft.com/office/word/2020/wordml/sdtdatahash" xmlns:w16sdtfl="http://schemas.microsoft.com/office/word/2024/wordml/sdtformatlock" xmlns:w16se="http://schemas.microsoft.com/office/word/2015/wordml/symex" xmlns:wpg="http://schemas.microsoft.com/office/word/2010/wordprocessingGroup" xmlns:wpi="http://schemas.microsoft.com/office/word/2010/wordprocessingInk" xmlns:wne="http://schemas.microsoft.com/office/word/2006/wordml" xmlns:wps="http://schemas.microsoft.com/office/word/2010/wordprocessingShape" mc:Ignorable="w14 w15 w16se w16cid w16 w16cex w16sdtdh w16sdtfl w16du wp14">
   <w:background w:color="FFFFFF"/>
   <w:body>
     <w:p>
@@ -8,144 +8,122 @@
         <w:pStyle w:val="Heading1"/>
         <w:keepNext w:val="0"/>
         <w:keepLines w:val="0"/>
-        <w:spacing w:before="480" w:lineRule="auto"/>
-        <w:jc w:val="left"/>
-        <w:rPr>
-          <w:rFonts w:ascii="Times New Roman" w:cs="Times New Roman" w:eastAsia="Times New Roman" w:hAnsi="Times New Roman"/>
-          <w:b w:val="1"/>
-          <w:bCs w:val="1"/>
+        <w:spacing w:before="480"/>
+        <w:rPr>
+          <w:rFonts w:ascii="Times New Roman" w:eastAsia="Times New Roman" w:hAnsi="Times New Roman" w:cs="Times New Roman"/>
+          <w:b/>
+          <w:bCs/>
           <w:sz w:val="46"/>
           <w:szCs w:val="46"/>
         </w:rPr>
       </w:pPr>
-      <w:bookmarkStart w:colFirst="0" w:colLast="0" w:name="_284lidrwfh14" w:id="0"/>
+      <w:bookmarkStart w:id="0" w:name="_284lidrwfh14" w:colFirst="0" w:colLast="0"/>
       <w:bookmarkEnd w:id="0"/>
-      <w:r>
-        <w:rPr>
-          <w:rtl w:val="0"/>
-        </w:rPr>
-      </w:r>
     </w:p>
     <w:p>
       <w:pPr>
         <w:pStyle w:val="Heading1"/>
         <w:keepNext w:val="0"/>
         <w:keepLines w:val="0"/>
-        <w:spacing w:before="480" w:lineRule="auto"/>
-        <w:jc w:val="left"/>
-        <w:rPr>
-          <w:rFonts w:ascii="Times New Roman" w:cs="Times New Roman" w:eastAsia="Times New Roman" w:hAnsi="Times New Roman"/>
-          <w:b w:val="1"/>
-          <w:bCs w:val="1"/>
+        <w:spacing w:before="480"/>
+        <w:rPr>
+          <w:rFonts w:ascii="Times New Roman" w:eastAsia="Times New Roman" w:hAnsi="Times New Roman" w:cs="Times New Roman"/>
+          <w:b/>
+          <w:bCs/>
           <w:sz w:val="46"/>
           <w:szCs w:val="46"/>
         </w:rPr>
       </w:pPr>
-      <w:bookmarkStart w:colFirst="0" w:colLast="0" w:name="_dodnq9xx0bsr" w:id="1"/>
+      <w:bookmarkStart w:id="1" w:name="_dodnq9xx0bsr" w:colFirst="0" w:colLast="0"/>
       <w:bookmarkEnd w:id="1"/>
-      <w:r>
-        <w:rPr>
-          <w:rtl w:val="0"/>
-        </w:rPr>
-      </w:r>
     </w:p>
     <w:p>
       <w:pPr>
         <w:pStyle w:val="Heading1"/>
         <w:keepNext w:val="0"/>
         <w:keepLines w:val="0"/>
-        <w:spacing w:before="480" w:lineRule="auto"/>
-        <w:jc w:val="left"/>
-        <w:rPr>
-          <w:rFonts w:ascii="Times New Roman" w:cs="Times New Roman" w:eastAsia="Times New Roman" w:hAnsi="Times New Roman"/>
-          <w:b w:val="1"/>
-          <w:bCs w:val="1"/>
+        <w:spacing w:before="480"/>
+        <w:rPr>
+          <w:rFonts w:ascii="Times New Roman" w:eastAsia="Times New Roman" w:hAnsi="Times New Roman" w:cs="Times New Roman"/>
+          <w:b/>
+          <w:bCs/>
           <w:sz w:val="46"/>
           <w:szCs w:val="46"/>
         </w:rPr>
       </w:pPr>
-      <w:bookmarkStart w:colFirst="0" w:colLast="0" w:name="_5st0ww1th5m1" w:id="2"/>
+      <w:bookmarkStart w:id="2" w:name="_5st0ww1th5m1" w:colFirst="0" w:colLast="0"/>
       <w:bookmarkEnd w:id="2"/>
-      <w:r>
-        <w:rPr>
-          <w:rtl w:val="0"/>
-        </w:rPr>
-      </w:r>
     </w:p>
     <w:p>
       <w:pPr>
         <w:pStyle w:val="Heading1"/>
         <w:keepNext w:val="0"/>
         <w:keepLines w:val="0"/>
-        <w:spacing w:before="480" w:lineRule="auto"/>
-        <w:jc w:val="left"/>
-        <w:rPr>
-          <w:rFonts w:ascii="Times New Roman" w:cs="Times New Roman" w:eastAsia="Times New Roman" w:hAnsi="Times New Roman"/>
-          <w:b w:val="1"/>
-          <w:bCs w:val="1"/>
+        <w:spacing w:before="480"/>
+        <w:rPr>
+          <w:rFonts w:ascii="Times New Roman" w:eastAsia="Times New Roman" w:hAnsi="Times New Roman" w:cs="Times New Roman"/>
+          <w:b/>
+          <w:bCs/>
           <w:sz w:val="46"/>
           <w:szCs w:val="46"/>
         </w:rPr>
       </w:pPr>
-      <w:bookmarkStart w:colFirst="0" w:colLast="0" w:name="_knrn8x9tn7e7" w:id="3"/>
+      <w:bookmarkStart w:id="3" w:name="_knrn8x9tn7e7" w:colFirst="0" w:colLast="0"/>
       <w:bookmarkEnd w:id="3"/>
-      <w:r>
-        <w:rPr>
-          <w:rtl w:val="0"/>
-        </w:rPr>
-      </w:r>
     </w:p>
     <w:p>
       <w:pPr>
         <w:pStyle w:val="Heading1"/>
         <w:keepNext w:val="0"/>
         <w:keepLines w:val="0"/>
-        <w:spacing w:before="480" w:lineRule="auto"/>
-        <w:jc w:val="left"/>
-        <w:rPr>
-          <w:rFonts w:ascii="Times New Roman" w:cs="Times New Roman" w:eastAsia="Times New Roman" w:hAnsi="Times New Roman"/>
-          <w:b w:val="1"/>
-          <w:bCs w:val="1"/>
+        <w:spacing w:before="480"/>
+        <w:rPr>
+          <w:rFonts w:ascii="Times New Roman" w:eastAsia="Times New Roman" w:hAnsi="Times New Roman" w:cs="Times New Roman"/>
+          <w:b/>
+          <w:bCs/>
           <w:sz w:val="46"/>
           <w:szCs w:val="46"/>
         </w:rPr>
       </w:pPr>
-      <w:bookmarkStart w:colFirst="0" w:colLast="0" w:name="_615d6ovm80av" w:id="4"/>
+      <w:bookmarkStart w:id="4" w:name="_615d6ovm80av" w:colFirst="0" w:colLast="0"/>
       <w:bookmarkEnd w:id="4"/>
-      <w:r>
-        <w:rPr>
-          <w:rtl w:val="0"/>
-        </w:rPr>
-      </w:r>
     </w:p>
     <w:p>
       <w:pPr>
         <w:pStyle w:val="Heading1"/>
         <w:keepNext w:val="0"/>
         <w:keepLines w:val="0"/>
-        <w:spacing w:before="480" w:lineRule="auto"/>
+        <w:spacing w:before="480"/>
         <w:jc w:val="center"/>
         <w:rPr>
-          <w:rFonts w:ascii="Times New Roman" w:cs="Times New Roman" w:eastAsia="Times New Roman" w:hAnsi="Times New Roman"/>
-        </w:rPr>
-      </w:pPr>
-      <w:bookmarkStart w:colFirst="0" w:colLast="0" w:name="_dkebmgvnzqn4" w:id="5"/>
+          <w:rFonts w:ascii="Times New Roman" w:eastAsia="Times New Roman" w:hAnsi="Times New Roman" w:cs="Times New Roman"/>
+        </w:rPr>
+      </w:pPr>
+      <w:bookmarkStart w:id="5" w:name="_dkebmgvnzqn4" w:colFirst="0" w:colLast="0"/>
       <w:bookmarkEnd w:id="5"/>
-      <w:r>
-        <w:rPr>
-          <w:rFonts w:ascii="Times New Roman" w:cs="Times New Roman" w:eastAsia="Times New Roman" w:hAnsi="Times New Roman"/>
-          <w:b w:val="1"/>
-          <w:bCs w:val="1"/>
+      <w:proofErr w:type="spellStart"/>
+      <w:proofErr w:type="gramStart"/>
+      <w:r>
+        <w:rPr>
+          <w:rFonts w:ascii="Times New Roman" w:eastAsia="Times New Roman" w:hAnsi="Times New Roman" w:cs="Times New Roman"/>
+          <w:b/>
+          <w:bCs/>
           <w:sz w:val="46"/>
           <w:szCs w:val="46"/>
-          <w:rtl w:val="0"/>
-        </w:rPr>
-        <w:t xml:space="preserve">FitForward Style Guide</w:t>
-      </w:r>
-      <w:r>
-        <w:rPr>
-          <w:rtl w:val="0"/>
-        </w:rPr>
+        </w:rPr>
+        <w:t>FitForward</w:t>
+      </w:r>
+      <w:proofErr w:type="spellEnd"/>
+      <w:proofErr w:type="gramEnd"/>
+      <w:r>
+        <w:rPr>
+          <w:rFonts w:ascii="Times New Roman" w:eastAsia="Times New Roman" w:hAnsi="Times New Roman" w:cs="Times New Roman"/>
+          <w:b/>
+          <w:bCs/>
+          <w:sz w:val="46"/>
+          <w:szCs w:val="46"/>
+        </w:rPr>
+        <w:t xml:space="preserve"> Style Guide</w:t>
       </w:r>
     </w:p>
     <w:p>
@@ -153,252 +131,237 @@
         <w:pStyle w:val="Heading2"/>
         <w:keepNext w:val="0"/>
         <w:keepLines w:val="0"/>
-        <w:spacing w:after="80" w:lineRule="auto"/>
-        <w:rPr>
-          <w:rFonts w:ascii="Times New Roman" w:cs="Times New Roman" w:eastAsia="Times New Roman" w:hAnsi="Times New Roman"/>
-          <w:b w:val="1"/>
-          <w:bCs w:val="1"/>
+        <w:spacing w:after="80"/>
+        <w:rPr>
+          <w:rFonts w:ascii="Times New Roman" w:eastAsia="Times New Roman" w:hAnsi="Times New Roman" w:cs="Times New Roman"/>
+          <w:b/>
+          <w:bCs/>
           <w:sz w:val="34"/>
           <w:szCs w:val="34"/>
         </w:rPr>
       </w:pPr>
-      <w:bookmarkStart w:colFirst="0" w:colLast="0" w:name="_fcruhqct1yer" w:id="6"/>
+      <w:bookmarkStart w:id="6" w:name="_fcruhqct1yer" w:colFirst="0" w:colLast="0"/>
       <w:bookmarkEnd w:id="6"/>
-      <w:r>
-        <w:rPr>
-          <w:rtl w:val="0"/>
-        </w:rPr>
-      </w:r>
     </w:p>
     <w:p>
       <w:pPr>
         <w:pStyle w:val="Heading2"/>
         <w:keepNext w:val="0"/>
         <w:keepLines w:val="0"/>
-        <w:spacing w:after="80" w:lineRule="auto"/>
-        <w:rPr>
-          <w:rFonts w:ascii="Times New Roman" w:cs="Times New Roman" w:eastAsia="Times New Roman" w:hAnsi="Times New Roman"/>
-          <w:b w:val="1"/>
-          <w:bCs w:val="1"/>
+        <w:spacing w:after="80"/>
+        <w:rPr>
+          <w:rFonts w:ascii="Times New Roman" w:eastAsia="Times New Roman" w:hAnsi="Times New Roman" w:cs="Times New Roman"/>
+          <w:b/>
+          <w:bCs/>
           <w:sz w:val="34"/>
           <w:szCs w:val="34"/>
         </w:rPr>
       </w:pPr>
-      <w:bookmarkStart w:colFirst="0" w:colLast="0" w:name="_ilam7btslw1k" w:id="7"/>
+      <w:bookmarkStart w:id="7" w:name="_ilam7btslw1k" w:colFirst="0" w:colLast="0"/>
       <w:bookmarkEnd w:id="7"/>
-      <w:r>
-        <w:rPr>
-          <w:rtl w:val="0"/>
-        </w:rPr>
-      </w:r>
     </w:p>
     <w:p>
       <w:pPr>
         <w:pStyle w:val="Heading2"/>
         <w:keepNext w:val="0"/>
         <w:keepLines w:val="0"/>
-        <w:spacing w:after="80" w:lineRule="auto"/>
-        <w:rPr>
-          <w:rFonts w:ascii="Times New Roman" w:cs="Times New Roman" w:eastAsia="Times New Roman" w:hAnsi="Times New Roman"/>
-          <w:b w:val="1"/>
-          <w:bCs w:val="1"/>
+        <w:spacing w:after="80"/>
+        <w:rPr>
+          <w:rFonts w:ascii="Times New Roman" w:eastAsia="Times New Roman" w:hAnsi="Times New Roman" w:cs="Times New Roman"/>
+          <w:b/>
+          <w:bCs/>
           <w:sz w:val="34"/>
           <w:szCs w:val="34"/>
         </w:rPr>
       </w:pPr>
-      <w:bookmarkStart w:colFirst="0" w:colLast="0" w:name="_elia658tg14j" w:id="8"/>
+      <w:bookmarkStart w:id="8" w:name="_elia658tg14j" w:colFirst="0" w:colLast="0"/>
       <w:bookmarkEnd w:id="8"/>
-      <w:r>
-        <w:rPr>
-          <w:rtl w:val="0"/>
-        </w:rPr>
-      </w:r>
     </w:p>
     <w:p>
       <w:pPr>
         <w:pStyle w:val="Heading2"/>
         <w:keepNext w:val="0"/>
         <w:keepLines w:val="0"/>
-        <w:spacing w:after="80" w:lineRule="auto"/>
-        <w:rPr>
-          <w:rFonts w:ascii="Times New Roman" w:cs="Times New Roman" w:eastAsia="Times New Roman" w:hAnsi="Times New Roman"/>
-          <w:b w:val="1"/>
-          <w:bCs w:val="1"/>
+        <w:spacing w:after="80"/>
+        <w:rPr>
+          <w:rFonts w:ascii="Times New Roman" w:eastAsia="Times New Roman" w:hAnsi="Times New Roman" w:cs="Times New Roman"/>
+          <w:b/>
+          <w:bCs/>
           <w:sz w:val="34"/>
           <w:szCs w:val="34"/>
         </w:rPr>
       </w:pPr>
-      <w:bookmarkStart w:colFirst="0" w:colLast="0" w:name="_2iz5k98c49pm" w:id="9"/>
+      <w:bookmarkStart w:id="9" w:name="_2iz5k98c49pm" w:colFirst="0" w:colLast="0"/>
       <w:bookmarkEnd w:id="9"/>
-      <w:r>
-        <w:rPr>
-          <w:rtl w:val="0"/>
-        </w:rPr>
-      </w:r>
     </w:p>
     <w:p>
       <w:pPr>
         <w:pStyle w:val="Heading2"/>
         <w:keepNext w:val="0"/>
         <w:keepLines w:val="0"/>
-        <w:spacing w:after="80" w:lineRule="auto"/>
-        <w:rPr>
-          <w:rFonts w:ascii="Times New Roman" w:cs="Times New Roman" w:eastAsia="Times New Roman" w:hAnsi="Times New Roman"/>
-          <w:b w:val="1"/>
-          <w:bCs w:val="1"/>
+        <w:spacing w:after="80"/>
+        <w:rPr>
+          <w:rFonts w:ascii="Times New Roman" w:eastAsia="Times New Roman" w:hAnsi="Times New Roman" w:cs="Times New Roman"/>
+          <w:b/>
+          <w:bCs/>
           <w:sz w:val="34"/>
           <w:szCs w:val="34"/>
         </w:rPr>
       </w:pPr>
-      <w:bookmarkStart w:colFirst="0" w:colLast="0" w:name="_h4t8xlh2p8em" w:id="10"/>
+      <w:bookmarkStart w:id="10" w:name="_h4t8xlh2p8em" w:colFirst="0" w:colLast="0"/>
       <w:bookmarkEnd w:id="10"/>
-      <w:r>
-        <w:rPr>
-          <w:rtl w:val="0"/>
-        </w:rPr>
-      </w:r>
     </w:p>
     <w:p>
       <w:pPr>
         <w:pStyle w:val="Heading2"/>
         <w:keepNext w:val="0"/>
         <w:keepLines w:val="0"/>
-        <w:spacing w:after="80" w:lineRule="auto"/>
-        <w:rPr>
-          <w:rFonts w:ascii="Times New Roman" w:cs="Times New Roman" w:eastAsia="Times New Roman" w:hAnsi="Times New Roman"/>
-          <w:b w:val="1"/>
-          <w:bCs w:val="1"/>
+        <w:spacing w:after="80"/>
+        <w:rPr>
+          <w:rFonts w:ascii="Times New Roman" w:eastAsia="Times New Roman" w:hAnsi="Times New Roman" w:cs="Times New Roman"/>
+          <w:b/>
+          <w:bCs/>
           <w:sz w:val="34"/>
           <w:szCs w:val="34"/>
         </w:rPr>
       </w:pPr>
-      <w:bookmarkStart w:colFirst="0" w:colLast="0" w:name="_ygutifxytavn" w:id="11"/>
+      <w:bookmarkStart w:id="11" w:name="_ygutifxytavn" w:colFirst="0" w:colLast="0"/>
       <w:bookmarkEnd w:id="11"/>
-      <w:r>
-        <w:rPr>
-          <w:rtl w:val="0"/>
-        </w:rPr>
-      </w:r>
     </w:p>
     <w:p>
       <w:pPr>
         <w:pStyle w:val="Heading2"/>
         <w:keepNext w:val="0"/>
         <w:keepLines w:val="0"/>
-        <w:spacing w:after="80" w:lineRule="auto"/>
-        <w:rPr>
-          <w:rFonts w:ascii="Times New Roman" w:cs="Times New Roman" w:eastAsia="Times New Roman" w:hAnsi="Times New Roman"/>
-          <w:b w:val="1"/>
-          <w:bCs w:val="1"/>
+        <w:spacing w:after="80"/>
+        <w:rPr>
+          <w:rFonts w:ascii="Times New Roman" w:eastAsia="Times New Roman" w:hAnsi="Times New Roman" w:cs="Times New Roman"/>
+          <w:b/>
+          <w:bCs/>
           <w:sz w:val="34"/>
           <w:szCs w:val="34"/>
         </w:rPr>
       </w:pPr>
-      <w:bookmarkStart w:colFirst="0" w:colLast="0" w:name="_ad6yj9rgljnj" w:id="12"/>
+      <w:bookmarkStart w:id="12" w:name="_ad6yj9rgljnj" w:colFirst="0" w:colLast="0"/>
       <w:bookmarkEnd w:id="12"/>
-      <w:r>
-        <w:rPr>
-          <w:rtl w:val="0"/>
-        </w:rPr>
-      </w:r>
     </w:p>
     <w:p>
       <w:pPr>
         <w:pStyle w:val="Heading2"/>
         <w:keepNext w:val="0"/>
         <w:keepLines w:val="0"/>
-        <w:spacing w:after="80" w:lineRule="auto"/>
-        <w:rPr>
-          <w:rFonts w:ascii="Times New Roman" w:cs="Times New Roman" w:eastAsia="Times New Roman" w:hAnsi="Times New Roman"/>
-          <w:b w:val="1"/>
-          <w:bCs w:val="1"/>
+        <w:spacing w:after="80"/>
+        <w:rPr>
+          <w:rFonts w:ascii="Times New Roman" w:eastAsia="Times New Roman" w:hAnsi="Times New Roman" w:cs="Times New Roman"/>
+          <w:b/>
+          <w:bCs/>
           <w:sz w:val="34"/>
           <w:szCs w:val="34"/>
         </w:rPr>
       </w:pPr>
-      <w:bookmarkStart w:colFirst="0" w:colLast="0" w:name="_8ell0pvv34x3" w:id="13"/>
+      <w:bookmarkStart w:id="13" w:name="_8ell0pvv34x3" w:colFirst="0" w:colLast="0"/>
       <w:bookmarkEnd w:id="13"/>
-      <w:r>
-        <w:rPr>
-          <w:rtl w:val="0"/>
-        </w:rPr>
-      </w:r>
     </w:p>
     <w:p>
       <w:pPr>
         <w:pStyle w:val="Heading2"/>
         <w:keepNext w:val="0"/>
         <w:keepLines w:val="0"/>
-        <w:spacing w:after="80" w:lineRule="auto"/>
-        <w:rPr>
-          <w:rFonts w:ascii="Times New Roman" w:cs="Times New Roman" w:eastAsia="Times New Roman" w:hAnsi="Times New Roman"/>
-          <w:b w:val="1"/>
-          <w:bCs w:val="1"/>
+        <w:spacing w:after="80"/>
+        <w:rPr>
+          <w:rFonts w:ascii="Times New Roman" w:eastAsia="Times New Roman" w:hAnsi="Times New Roman" w:cs="Times New Roman"/>
+          <w:b/>
+          <w:bCs/>
           <w:sz w:val="34"/>
           <w:szCs w:val="34"/>
         </w:rPr>
       </w:pPr>
-      <w:bookmarkStart w:colFirst="0" w:colLast="0" w:name="_jss6iaft57d1" w:id="14"/>
+      <w:bookmarkStart w:id="14" w:name="_jss6iaft57d1" w:colFirst="0" w:colLast="0"/>
       <w:bookmarkEnd w:id="14"/>
       <w:r>
         <w:rPr>
-          <w:rFonts w:ascii="Times New Roman" w:cs="Times New Roman" w:eastAsia="Times New Roman" w:hAnsi="Times New Roman"/>
-          <w:b w:val="1"/>
-          <w:bCs w:val="1"/>
+          <w:rFonts w:ascii="Times New Roman" w:eastAsia="Times New Roman" w:hAnsi="Times New Roman" w:cs="Times New Roman"/>
+          <w:b/>
+          <w:bCs/>
           <w:sz w:val="34"/>
           <w:szCs w:val="34"/>
-          <w:rtl w:val="0"/>
-        </w:rPr>
-        <w:t xml:space="preserve">PROJECT OVERVIEW</w:t>
-      </w:r>
-    </w:p>
-    <w:p>
-      <w:pPr>
-        <w:spacing w:after="240" w:before="240" w:lineRule="auto"/>
-        <w:rPr>
-          <w:rFonts w:ascii="Times New Roman" w:cs="Times New Roman" w:eastAsia="Times New Roman" w:hAnsi="Times New Roman"/>
-        </w:rPr>
-      </w:pPr>
-      <w:r>
-        <w:rPr>
-          <w:rFonts w:ascii="Times New Roman" w:cs="Times New Roman" w:eastAsia="Times New Roman" w:hAnsi="Times New Roman"/>
-          <w:b w:val="1"/>
-          <w:bCs w:val="1"/>
-          <w:rtl w:val="0"/>
-        </w:rPr>
-        <w:t xml:space="preserve">Project Name:</w:t>
-      </w:r>
-      <w:r>
-        <w:rPr>
-          <w:rFonts w:ascii="Times New Roman" w:cs="Times New Roman" w:eastAsia="Times New Roman" w:hAnsi="Times New Roman"/>
-          <w:rtl w:val="0"/>
-        </w:rPr>
-        <w:t xml:space="preserve"> FitForward</w:t>
-      </w:r>
-    </w:p>
-    <w:p>
-      <w:pPr>
-        <w:spacing w:after="240" w:before="240" w:lineRule="auto"/>
-        <w:rPr>
-          <w:rFonts w:ascii="Times New Roman" w:cs="Times New Roman" w:eastAsia="Times New Roman" w:hAnsi="Times New Roman"/>
-        </w:rPr>
-      </w:pPr>
-      <w:r>
-        <w:rPr>
-          <w:rFonts w:ascii="Times New Roman" w:cs="Times New Roman" w:eastAsia="Times New Roman" w:hAnsi="Times New Roman"/>
-          <w:b w:val="1"/>
-          <w:bCs w:val="1"/>
-          <w:rtl w:val="0"/>
-        </w:rPr>
-        <w:t xml:space="preserve">Purpose:</w:t>
-        <w:br w:type="textWrapping"/>
-      </w:r>
-      <w:r>
-        <w:rPr>
-          <w:rFonts w:ascii="Times New Roman" w:cs="Times New Roman" w:eastAsia="Times New Roman" w:hAnsi="Times New Roman"/>
-          <w:rtl w:val="0"/>
-        </w:rPr>
-        <w:t xml:space="preserve"> FitForward is a beginner-friendly fitness website designed to help teenagers and young adults start their fitness journey in a realistic and non-intimidating way. The website focuses on building long-term healthy habits through workouts, nutrition guidance, recovery education, and motivation instead of extreme fitness standards</w:t>
+        </w:rPr>
+        <w:lastRenderedPageBreak/>
+        <w:t>PROJECT OVERVIEW</w:t>
+      </w:r>
+    </w:p>
+    <w:p>
+      <w:pPr>
+        <w:spacing w:before="240" w:after="240"/>
+        <w:rPr>
+          <w:rFonts w:ascii="Times New Roman" w:eastAsia="Times New Roman" w:hAnsi="Times New Roman" w:cs="Times New Roman"/>
+        </w:rPr>
+      </w:pPr>
+      <w:r>
+        <w:rPr>
+          <w:rFonts w:ascii="Times New Roman" w:eastAsia="Times New Roman" w:hAnsi="Times New Roman" w:cs="Times New Roman"/>
+          <w:b/>
+          <w:bCs/>
+        </w:rPr>
+        <w:t>Project Name:</w:t>
+      </w:r>
+      <w:r>
+        <w:rPr>
+          <w:rFonts w:ascii="Times New Roman" w:eastAsia="Times New Roman" w:hAnsi="Times New Roman" w:cs="Times New Roman"/>
+        </w:rPr>
+        <w:t xml:space="preserve"> </w:t>
+      </w:r>
+      <w:proofErr w:type="spellStart"/>
+      <w:r>
+        <w:rPr>
+          <w:rFonts w:ascii="Times New Roman" w:eastAsia="Times New Roman" w:hAnsi="Times New Roman" w:cs="Times New Roman"/>
+        </w:rPr>
+        <w:t>FitForward</w:t>
+      </w:r>
+      <w:proofErr w:type="spellEnd"/>
+    </w:p>
+    <w:p>
+      <w:pPr>
+        <w:spacing w:before="240" w:after="240"/>
+        <w:rPr>
+          <w:rFonts w:ascii="Times New Roman" w:eastAsia="Times New Roman" w:hAnsi="Times New Roman" w:cs="Times New Roman"/>
+        </w:rPr>
+      </w:pPr>
+      <w:r>
+        <w:rPr>
+          <w:rFonts w:ascii="Times New Roman" w:eastAsia="Times New Roman" w:hAnsi="Times New Roman" w:cs="Times New Roman"/>
+          <w:b/>
+          <w:bCs/>
+        </w:rPr>
+        <w:t>Purpose:</w:t>
+      </w:r>
+      <w:r>
+        <w:rPr>
+          <w:rFonts w:ascii="Times New Roman" w:eastAsia="Times New Roman" w:hAnsi="Times New Roman" w:cs="Times New Roman"/>
+          <w:b/>
+          <w:bCs/>
+        </w:rPr>
+        <w:br/>
+      </w:r>
+      <w:r>
+        <w:rPr>
+          <w:rFonts w:ascii="Times New Roman" w:eastAsia="Times New Roman" w:hAnsi="Times New Roman" w:cs="Times New Roman"/>
+        </w:rPr>
+        <w:t xml:space="preserve"> </w:t>
+      </w:r>
+      <w:proofErr w:type="spellStart"/>
+      <w:r>
+        <w:rPr>
+          <w:rFonts w:ascii="Times New Roman" w:eastAsia="Times New Roman" w:hAnsi="Times New Roman" w:cs="Times New Roman"/>
+        </w:rPr>
+        <w:t>FitForward</w:t>
+      </w:r>
+      <w:proofErr w:type="spellEnd"/>
+      <w:r>
+        <w:rPr>
+          <w:rFonts w:ascii="Times New Roman" w:eastAsia="Times New Roman" w:hAnsi="Times New Roman" w:cs="Times New Roman"/>
+        </w:rPr>
+        <w:t xml:space="preserve"> is a beginner-friendly fitness website designed to help teenagers and young adults start their fitness journey in a realistic and non-intimidating way. The website focuses on building long-term healthy habits through workouts, nutrition guidance, recovery education, and motivation instead of extreme fitness standards</w:t>
       </w:r>
     </w:p>
     <w:p>
@@ -406,27 +369,26 @@
         <w:pStyle w:val="Heading2"/>
         <w:keepNext w:val="0"/>
         <w:keepLines w:val="0"/>
-        <w:spacing w:after="80" w:lineRule="auto"/>
-        <w:rPr>
-          <w:rFonts w:ascii="Times New Roman" w:cs="Times New Roman" w:eastAsia="Times New Roman" w:hAnsi="Times New Roman"/>
-          <w:b w:val="1"/>
-          <w:bCs w:val="1"/>
+        <w:spacing w:after="80"/>
+        <w:rPr>
+          <w:rFonts w:ascii="Times New Roman" w:eastAsia="Times New Roman" w:hAnsi="Times New Roman" w:cs="Times New Roman"/>
+          <w:b/>
+          <w:bCs/>
           <w:sz w:val="34"/>
           <w:szCs w:val="34"/>
         </w:rPr>
       </w:pPr>
-      <w:bookmarkStart w:colFirst="0" w:colLast="0" w:name="_ts11zl195wrf" w:id="15"/>
+      <w:bookmarkStart w:id="15" w:name="_ts11zl195wrf" w:colFirst="0" w:colLast="0"/>
       <w:bookmarkEnd w:id="15"/>
       <w:r>
         <w:rPr>
-          <w:rFonts w:ascii="Times New Roman" w:cs="Times New Roman" w:eastAsia="Times New Roman" w:hAnsi="Times New Roman"/>
-          <w:b w:val="1"/>
-          <w:bCs w:val="1"/>
+          <w:rFonts w:ascii="Times New Roman" w:eastAsia="Times New Roman" w:hAnsi="Times New Roman" w:cs="Times New Roman"/>
+          <w:b/>
+          <w:bCs/>
           <w:sz w:val="34"/>
           <w:szCs w:val="34"/>
-          <w:rtl w:val="0"/>
-        </w:rPr>
-        <w:t xml:space="preserve">TARGET AUDIENCE</w:t>
+        </w:rPr>
+        <w:t>TARGET AUDIENCE</w:t>
       </w:r>
     </w:p>
     <w:p>
@@ -435,18 +397,16 @@
           <w:ilvl w:val="0"/>
           <w:numId w:val="2"/>
         </w:numPr>
-        <w:spacing w:after="0" w:afterAutospacing="0" w:before="240" w:lineRule="auto"/>
-        <w:ind w:left="720" w:hanging="360"/>
-        <w:rPr>
-          <w:rFonts w:ascii="Times New Roman" w:cs="Times New Roman" w:eastAsia="Times New Roman" w:hAnsi="Times New Roman"/>
-        </w:rPr>
-      </w:pPr>
-      <w:r>
-        <w:rPr>
-          <w:rFonts w:ascii="Times New Roman" w:cs="Times New Roman" w:eastAsia="Times New Roman" w:hAnsi="Times New Roman"/>
-          <w:rtl w:val="0"/>
-        </w:rPr>
-        <w:t xml:space="preserve">Teenagers and young adults (ages 15–25)</w:t>
+        <w:spacing w:before="240"/>
+        <w:rPr>
+          <w:rFonts w:ascii="Times New Roman" w:eastAsia="Times New Roman" w:hAnsi="Times New Roman" w:cs="Times New Roman"/>
+        </w:rPr>
+      </w:pPr>
+      <w:r>
+        <w:rPr>
+          <w:rFonts w:ascii="Times New Roman" w:eastAsia="Times New Roman" w:hAnsi="Times New Roman" w:cs="Times New Roman"/>
+        </w:rPr>
+        <w:t>Teenagers and young adults (ages 15–25)</w:t>
       </w:r>
     </w:p>
     <w:p>
@@ -455,18 +415,15 @@
           <w:ilvl w:val="0"/>
           <w:numId w:val="2"/>
         </w:numPr>
-        <w:spacing w:after="0" w:afterAutospacing="0" w:before="0" w:beforeAutospacing="0" w:lineRule="auto"/>
-        <w:ind w:left="720" w:hanging="360"/>
-        <w:rPr>
-          <w:rFonts w:ascii="Times New Roman" w:cs="Times New Roman" w:eastAsia="Times New Roman" w:hAnsi="Times New Roman"/>
-        </w:rPr>
-      </w:pPr>
-      <w:r>
-        <w:rPr>
-          <w:rFonts w:ascii="Times New Roman" w:cs="Times New Roman" w:eastAsia="Times New Roman" w:hAnsi="Times New Roman"/>
-          <w:rtl w:val="0"/>
-        </w:rPr>
-        <w:t xml:space="preserve">Beginners who feel overwhelmed by fitness content online</w:t>
+        <w:rPr>
+          <w:rFonts w:ascii="Times New Roman" w:eastAsia="Times New Roman" w:hAnsi="Times New Roman" w:cs="Times New Roman"/>
+        </w:rPr>
+      </w:pPr>
+      <w:r>
+        <w:rPr>
+          <w:rFonts w:ascii="Times New Roman" w:eastAsia="Times New Roman" w:hAnsi="Times New Roman" w:cs="Times New Roman"/>
+        </w:rPr>
+        <w:t>Beginners who feel overwhelmed by fitness content online</w:t>
       </w:r>
     </w:p>
     <w:p>
@@ -475,18 +432,15 @@
           <w:ilvl w:val="0"/>
           <w:numId w:val="2"/>
         </w:numPr>
-        <w:spacing w:after="0" w:afterAutospacing="0" w:before="0" w:beforeAutospacing="0" w:lineRule="auto"/>
-        <w:ind w:left="720" w:hanging="360"/>
-        <w:rPr>
-          <w:rFonts w:ascii="Times New Roman" w:cs="Times New Roman" w:eastAsia="Times New Roman" w:hAnsi="Times New Roman"/>
-        </w:rPr>
-      </w:pPr>
-      <w:r>
-        <w:rPr>
-          <w:rFonts w:ascii="Times New Roman" w:cs="Times New Roman" w:eastAsia="Times New Roman" w:hAnsi="Times New Roman"/>
-          <w:rtl w:val="0"/>
-        </w:rPr>
-        <w:t xml:space="preserve">Students with busy schedules trying to build healthy habits</w:t>
+        <w:rPr>
+          <w:rFonts w:ascii="Times New Roman" w:eastAsia="Times New Roman" w:hAnsi="Times New Roman" w:cs="Times New Roman"/>
+        </w:rPr>
+      </w:pPr>
+      <w:r>
+        <w:rPr>
+          <w:rFonts w:ascii="Times New Roman" w:eastAsia="Times New Roman" w:hAnsi="Times New Roman" w:cs="Times New Roman"/>
+        </w:rPr>
+        <w:t>Students with busy schedules trying to build healthy habits</w:t>
       </w:r>
     </w:p>
     <w:p>
@@ -495,18 +449,16 @@
           <w:ilvl w:val="0"/>
           <w:numId w:val="2"/>
         </w:numPr>
-        <w:spacing w:after="240" w:before="0" w:beforeAutospacing="0" w:lineRule="auto"/>
-        <w:ind w:left="720" w:hanging="360"/>
-        <w:rPr>
-          <w:rFonts w:ascii="Times New Roman" w:cs="Times New Roman" w:eastAsia="Times New Roman" w:hAnsi="Times New Roman"/>
-        </w:rPr>
-      </w:pPr>
-      <w:r>
-        <w:rPr>
-          <w:rFonts w:ascii="Times New Roman" w:cs="Times New Roman" w:eastAsia="Times New Roman" w:hAnsi="Times New Roman"/>
-          <w:rtl w:val="0"/>
-        </w:rPr>
-        <w:t xml:space="preserve">Users looking for structure, motivation, and consistency</w:t>
+        <w:spacing w:after="240"/>
+        <w:rPr>
+          <w:rFonts w:ascii="Times New Roman" w:eastAsia="Times New Roman" w:hAnsi="Times New Roman" w:cs="Times New Roman"/>
+        </w:rPr>
+      </w:pPr>
+      <w:r>
+        <w:rPr>
+          <w:rFonts w:ascii="Times New Roman" w:eastAsia="Times New Roman" w:hAnsi="Times New Roman" w:cs="Times New Roman"/>
+        </w:rPr>
+        <w:t>Users looking for structure, motivation, and consistency</w:t>
       </w:r>
     </w:p>
     <w:p>
@@ -514,27 +466,26 @@
         <w:pStyle w:val="Heading2"/>
         <w:keepNext w:val="0"/>
         <w:keepLines w:val="0"/>
-        <w:spacing w:after="80" w:lineRule="auto"/>
-        <w:rPr>
-          <w:rFonts w:ascii="Times New Roman" w:cs="Times New Roman" w:eastAsia="Times New Roman" w:hAnsi="Times New Roman"/>
-          <w:b w:val="1"/>
-          <w:bCs w:val="1"/>
+        <w:spacing w:after="80"/>
+        <w:rPr>
+          <w:rFonts w:ascii="Times New Roman" w:eastAsia="Times New Roman" w:hAnsi="Times New Roman" w:cs="Times New Roman"/>
+          <w:b/>
+          <w:bCs/>
           <w:sz w:val="34"/>
           <w:szCs w:val="34"/>
         </w:rPr>
       </w:pPr>
-      <w:bookmarkStart w:colFirst="0" w:colLast="0" w:name="_b32oq2wcuu5y" w:id="16"/>
+      <w:bookmarkStart w:id="16" w:name="_b32oq2wcuu5y" w:colFirst="0" w:colLast="0"/>
       <w:bookmarkEnd w:id="16"/>
       <w:r>
         <w:rPr>
-          <w:rFonts w:ascii="Times New Roman" w:cs="Times New Roman" w:eastAsia="Times New Roman" w:hAnsi="Times New Roman"/>
-          <w:b w:val="1"/>
-          <w:bCs w:val="1"/>
+          <w:rFonts w:ascii="Times New Roman" w:eastAsia="Times New Roman" w:hAnsi="Times New Roman" w:cs="Times New Roman"/>
+          <w:b/>
+          <w:bCs/>
           <w:sz w:val="34"/>
           <w:szCs w:val="34"/>
-          <w:rtl w:val="0"/>
-        </w:rPr>
-        <w:t xml:space="preserve">PERSONALITY / TONE</w:t>
+        </w:rPr>
+        <w:t>PERSONALITY / TONE</w:t>
       </w:r>
     </w:p>
     <w:p>
@@ -543,18 +494,16 @@
           <w:ilvl w:val="0"/>
           <w:numId w:val="6"/>
         </w:numPr>
-        <w:spacing w:after="0" w:afterAutospacing="0" w:before="240" w:lineRule="auto"/>
-        <w:ind w:left="720" w:hanging="360"/>
-        <w:rPr>
-          <w:rFonts w:ascii="Times New Roman" w:cs="Times New Roman" w:eastAsia="Times New Roman" w:hAnsi="Times New Roman"/>
-        </w:rPr>
-      </w:pPr>
-      <w:r>
-        <w:rPr>
-          <w:rFonts w:ascii="Times New Roman" w:cs="Times New Roman" w:eastAsia="Times New Roman" w:hAnsi="Times New Roman"/>
-          <w:rtl w:val="0"/>
-        </w:rPr>
-        <w:t xml:space="preserve">Motivating</w:t>
+        <w:spacing w:before="240"/>
+        <w:rPr>
+          <w:rFonts w:ascii="Times New Roman" w:eastAsia="Times New Roman" w:hAnsi="Times New Roman" w:cs="Times New Roman"/>
+        </w:rPr>
+      </w:pPr>
+      <w:r>
+        <w:rPr>
+          <w:rFonts w:ascii="Times New Roman" w:eastAsia="Times New Roman" w:hAnsi="Times New Roman" w:cs="Times New Roman"/>
+        </w:rPr>
+        <w:t>Motivating</w:t>
       </w:r>
     </w:p>
     <w:p>
@@ -563,18 +512,15 @@
           <w:ilvl w:val="0"/>
           <w:numId w:val="6"/>
         </w:numPr>
-        <w:spacing w:after="0" w:afterAutospacing="0" w:before="0" w:beforeAutospacing="0" w:lineRule="auto"/>
-        <w:ind w:left="720" w:hanging="360"/>
-        <w:rPr>
-          <w:rFonts w:ascii="Times New Roman" w:cs="Times New Roman" w:eastAsia="Times New Roman" w:hAnsi="Times New Roman"/>
-        </w:rPr>
-      </w:pPr>
-      <w:r>
-        <w:rPr>
-          <w:rFonts w:ascii="Times New Roman" w:cs="Times New Roman" w:eastAsia="Times New Roman" w:hAnsi="Times New Roman"/>
-          <w:rtl w:val="0"/>
-        </w:rPr>
-        <w:t xml:space="preserve">Encouraging</w:t>
+        <w:rPr>
+          <w:rFonts w:ascii="Times New Roman" w:eastAsia="Times New Roman" w:hAnsi="Times New Roman" w:cs="Times New Roman"/>
+        </w:rPr>
+      </w:pPr>
+      <w:r>
+        <w:rPr>
+          <w:rFonts w:ascii="Times New Roman" w:eastAsia="Times New Roman" w:hAnsi="Times New Roman" w:cs="Times New Roman"/>
+        </w:rPr>
+        <w:t>Encouraging</w:t>
       </w:r>
     </w:p>
     <w:p>
@@ -583,18 +529,15 @@
           <w:ilvl w:val="0"/>
           <w:numId w:val="6"/>
         </w:numPr>
-        <w:spacing w:after="0" w:afterAutospacing="0" w:before="0" w:beforeAutospacing="0" w:lineRule="auto"/>
-        <w:ind w:left="720" w:hanging="360"/>
-        <w:rPr>
-          <w:rFonts w:ascii="Times New Roman" w:cs="Times New Roman" w:eastAsia="Times New Roman" w:hAnsi="Times New Roman"/>
-        </w:rPr>
-      </w:pPr>
-      <w:r>
-        <w:rPr>
-          <w:rFonts w:ascii="Times New Roman" w:cs="Times New Roman" w:eastAsia="Times New Roman" w:hAnsi="Times New Roman"/>
-          <w:rtl w:val="0"/>
-        </w:rPr>
-        <w:t xml:space="preserve">Modern</w:t>
+        <w:rPr>
+          <w:rFonts w:ascii="Times New Roman" w:eastAsia="Times New Roman" w:hAnsi="Times New Roman" w:cs="Times New Roman"/>
+        </w:rPr>
+      </w:pPr>
+      <w:r>
+        <w:rPr>
+          <w:rFonts w:ascii="Times New Roman" w:eastAsia="Times New Roman" w:hAnsi="Times New Roman" w:cs="Times New Roman"/>
+        </w:rPr>
+        <w:t>Modern</w:t>
       </w:r>
     </w:p>
     <w:p>
@@ -603,18 +546,15 @@
           <w:ilvl w:val="0"/>
           <w:numId w:val="6"/>
         </w:numPr>
-        <w:spacing w:after="0" w:afterAutospacing="0" w:before="0" w:beforeAutospacing="0" w:lineRule="auto"/>
-        <w:ind w:left="720" w:hanging="360"/>
-        <w:rPr>
-          <w:rFonts w:ascii="Times New Roman" w:cs="Times New Roman" w:eastAsia="Times New Roman" w:hAnsi="Times New Roman"/>
-        </w:rPr>
-      </w:pPr>
-      <w:r>
-        <w:rPr>
-          <w:rFonts w:ascii="Times New Roman" w:cs="Times New Roman" w:eastAsia="Times New Roman" w:hAnsi="Times New Roman"/>
-          <w:rtl w:val="0"/>
-        </w:rPr>
-        <w:t xml:space="preserve">Clean</w:t>
+        <w:rPr>
+          <w:rFonts w:ascii="Times New Roman" w:eastAsia="Times New Roman" w:hAnsi="Times New Roman" w:cs="Times New Roman"/>
+        </w:rPr>
+      </w:pPr>
+      <w:r>
+        <w:rPr>
+          <w:rFonts w:ascii="Times New Roman" w:eastAsia="Times New Roman" w:hAnsi="Times New Roman" w:cs="Times New Roman"/>
+        </w:rPr>
+        <w:t>Clean</w:t>
       </w:r>
     </w:p>
     <w:p>
@@ -623,18 +563,15 @@
           <w:ilvl w:val="0"/>
           <w:numId w:val="6"/>
         </w:numPr>
-        <w:spacing w:after="0" w:afterAutospacing="0" w:before="0" w:beforeAutospacing="0" w:lineRule="auto"/>
-        <w:ind w:left="720" w:hanging="360"/>
-        <w:rPr>
-          <w:rFonts w:ascii="Times New Roman" w:cs="Times New Roman" w:eastAsia="Times New Roman" w:hAnsi="Times New Roman"/>
-        </w:rPr>
-      </w:pPr>
-      <w:r>
-        <w:rPr>
-          <w:rFonts w:ascii="Times New Roman" w:cs="Times New Roman" w:eastAsia="Times New Roman" w:hAnsi="Times New Roman"/>
-          <w:rtl w:val="0"/>
-        </w:rPr>
-        <w:t xml:space="preserve">Beginner-friendly</w:t>
+        <w:rPr>
+          <w:rFonts w:ascii="Times New Roman" w:eastAsia="Times New Roman" w:hAnsi="Times New Roman" w:cs="Times New Roman"/>
+        </w:rPr>
+      </w:pPr>
+      <w:r>
+        <w:rPr>
+          <w:rFonts w:ascii="Times New Roman" w:eastAsia="Times New Roman" w:hAnsi="Times New Roman" w:cs="Times New Roman"/>
+        </w:rPr>
+        <w:t>Beginner-friendly</w:t>
       </w:r>
     </w:p>
     <w:p>
@@ -643,18 +580,16 @@
           <w:ilvl w:val="0"/>
           <w:numId w:val="6"/>
         </w:numPr>
-        <w:spacing w:after="240" w:before="0" w:beforeAutospacing="0" w:lineRule="auto"/>
-        <w:ind w:left="720" w:hanging="360"/>
-        <w:rPr>
-          <w:rFonts w:ascii="Times New Roman" w:cs="Times New Roman" w:eastAsia="Times New Roman" w:hAnsi="Times New Roman"/>
-        </w:rPr>
-      </w:pPr>
-      <w:r>
-        <w:rPr>
-          <w:rFonts w:ascii="Times New Roman" w:cs="Times New Roman" w:eastAsia="Times New Roman" w:hAnsi="Times New Roman"/>
-          <w:rtl w:val="0"/>
-        </w:rPr>
-        <w:t xml:space="preserve">Organized</w:t>
+        <w:spacing w:after="240"/>
+        <w:rPr>
+          <w:rFonts w:ascii="Times New Roman" w:eastAsia="Times New Roman" w:hAnsi="Times New Roman" w:cs="Times New Roman"/>
+        </w:rPr>
+      </w:pPr>
+      <w:r>
+        <w:rPr>
+          <w:rFonts w:ascii="Times New Roman" w:eastAsia="Times New Roman" w:hAnsi="Times New Roman" w:cs="Times New Roman"/>
+        </w:rPr>
+        <w:t>Organized</w:t>
       </w:r>
     </w:p>
     <w:p>
@@ -662,27 +597,26 @@
         <w:pStyle w:val="Heading2"/>
         <w:keepNext w:val="0"/>
         <w:keepLines w:val="0"/>
-        <w:spacing w:after="80" w:lineRule="auto"/>
-        <w:rPr>
-          <w:rFonts w:ascii="Times New Roman" w:cs="Times New Roman" w:eastAsia="Times New Roman" w:hAnsi="Times New Roman"/>
-          <w:b w:val="1"/>
-          <w:bCs w:val="1"/>
+        <w:spacing w:after="80"/>
+        <w:rPr>
+          <w:rFonts w:ascii="Times New Roman" w:eastAsia="Times New Roman" w:hAnsi="Times New Roman" w:cs="Times New Roman"/>
+          <w:b/>
+          <w:bCs/>
           <w:sz w:val="34"/>
           <w:szCs w:val="34"/>
         </w:rPr>
       </w:pPr>
-      <w:bookmarkStart w:colFirst="0" w:colLast="0" w:name="_gbt5co6dejbq" w:id="17"/>
+      <w:bookmarkStart w:id="17" w:name="_gbt5co6dejbq" w:colFirst="0" w:colLast="0"/>
       <w:bookmarkEnd w:id="17"/>
       <w:r>
         <w:rPr>
-          <w:rFonts w:ascii="Times New Roman" w:cs="Times New Roman" w:eastAsia="Times New Roman" w:hAnsi="Times New Roman"/>
-          <w:b w:val="1"/>
-          <w:bCs w:val="1"/>
+          <w:rFonts w:ascii="Times New Roman" w:eastAsia="Times New Roman" w:hAnsi="Times New Roman" w:cs="Times New Roman"/>
+          <w:b/>
+          <w:bCs/>
           <w:sz w:val="34"/>
           <w:szCs w:val="34"/>
-          <w:rtl w:val="0"/>
-        </w:rPr>
-        <w:t xml:space="preserve">COMPARABLE WEBSITES</w:t>
+        </w:rPr>
+        <w:t>COMPARABLE WEBSITES</w:t>
       </w:r>
     </w:p>
     <w:p>
@@ -691,18 +625,16 @@
           <w:ilvl w:val="0"/>
           <w:numId w:val="8"/>
         </w:numPr>
-        <w:spacing w:after="0" w:afterAutospacing="0" w:before="240" w:lineRule="auto"/>
-        <w:ind w:left="720" w:hanging="360"/>
-        <w:rPr>
-          <w:rFonts w:ascii="Times New Roman" w:cs="Times New Roman" w:eastAsia="Times New Roman" w:hAnsi="Times New Roman"/>
-        </w:rPr>
-      </w:pPr>
-      <w:r>
-        <w:rPr>
-          <w:rFonts w:ascii="Times New Roman" w:cs="Times New Roman" w:eastAsia="Times New Roman" w:hAnsi="Times New Roman"/>
-          <w:rtl w:val="0"/>
-        </w:rPr>
-        <w:t xml:space="preserve">Nike Training Club (structured fitness guidance)</w:t>
+        <w:spacing w:before="240"/>
+        <w:rPr>
+          <w:rFonts w:ascii="Times New Roman" w:eastAsia="Times New Roman" w:hAnsi="Times New Roman" w:cs="Times New Roman"/>
+        </w:rPr>
+      </w:pPr>
+      <w:r>
+        <w:rPr>
+          <w:rFonts w:ascii="Times New Roman" w:eastAsia="Times New Roman" w:hAnsi="Times New Roman" w:cs="Times New Roman"/>
+        </w:rPr>
+        <w:t>Nike Training Club (structured fitness guidance)</w:t>
       </w:r>
     </w:p>
     <w:p>
@@ -711,18 +643,15 @@
           <w:ilvl w:val="0"/>
           <w:numId w:val="8"/>
         </w:numPr>
-        <w:spacing w:after="0" w:afterAutospacing="0" w:before="0" w:beforeAutospacing="0" w:lineRule="auto"/>
-        <w:ind w:left="720" w:hanging="360"/>
-        <w:rPr>
-          <w:rFonts w:ascii="Times New Roman" w:cs="Times New Roman" w:eastAsia="Times New Roman" w:hAnsi="Times New Roman"/>
-        </w:rPr>
-      </w:pPr>
-      <w:r>
-        <w:rPr>
-          <w:rFonts w:ascii="Times New Roman" w:cs="Times New Roman" w:eastAsia="Times New Roman" w:hAnsi="Times New Roman"/>
-          <w:rtl w:val="0"/>
-        </w:rPr>
-        <w:t xml:space="preserve">Fitness Blender (simple workout instruction)</w:t>
+        <w:rPr>
+          <w:rFonts w:ascii="Times New Roman" w:eastAsia="Times New Roman" w:hAnsi="Times New Roman" w:cs="Times New Roman"/>
+        </w:rPr>
+      </w:pPr>
+      <w:r>
+        <w:rPr>
+          <w:rFonts w:ascii="Times New Roman" w:eastAsia="Times New Roman" w:hAnsi="Times New Roman" w:cs="Times New Roman"/>
+        </w:rPr>
+        <w:t>Fitness Blender (simple workout instruction)</w:t>
       </w:r>
     </w:p>
     <w:p>
@@ -731,18 +660,15 @@
           <w:ilvl w:val="0"/>
           <w:numId w:val="8"/>
         </w:numPr>
-        <w:spacing w:after="0" w:afterAutospacing="0" w:before="0" w:beforeAutospacing="0" w:lineRule="auto"/>
-        <w:ind w:left="720" w:hanging="360"/>
-        <w:rPr>
-          <w:rFonts w:ascii="Times New Roman" w:cs="Times New Roman" w:eastAsia="Times New Roman" w:hAnsi="Times New Roman"/>
-        </w:rPr>
-      </w:pPr>
-      <w:r>
-        <w:rPr>
-          <w:rFonts w:ascii="Times New Roman" w:cs="Times New Roman" w:eastAsia="Times New Roman" w:hAnsi="Times New Roman"/>
-          <w:rtl w:val="0"/>
-        </w:rPr>
-        <w:t xml:space="preserve">MyFitnessPal blog (nutrition education)</w:t>
+        <w:rPr>
+          <w:rFonts w:ascii="Times New Roman" w:eastAsia="Times New Roman" w:hAnsi="Times New Roman" w:cs="Times New Roman"/>
+        </w:rPr>
+      </w:pPr>
+      <w:r>
+        <w:rPr>
+          <w:rFonts w:ascii="Times New Roman" w:eastAsia="Times New Roman" w:hAnsi="Times New Roman" w:cs="Times New Roman"/>
+        </w:rPr>
+        <w:t>MyFitnessPal blog (nutrition education)</w:t>
       </w:r>
     </w:p>
     <w:p>
@@ -751,18 +677,16 @@
           <w:ilvl w:val="0"/>
           <w:numId w:val="8"/>
         </w:numPr>
-        <w:spacing w:after="240" w:before="0" w:beforeAutospacing="0" w:lineRule="auto"/>
-        <w:ind w:left="720" w:hanging="360"/>
-        <w:rPr>
-          <w:rFonts w:ascii="Times New Roman" w:cs="Times New Roman" w:eastAsia="Times New Roman" w:hAnsi="Times New Roman"/>
-        </w:rPr>
-      </w:pPr>
-      <w:r>
-        <w:rPr>
-          <w:rFonts w:ascii="Times New Roman" w:cs="Times New Roman" w:eastAsia="Times New Roman" w:hAnsi="Times New Roman"/>
-          <w:rtl w:val="0"/>
-        </w:rPr>
-        <w:t xml:space="preserve">Beginner fitness creators on YouTube</w:t>
+        <w:spacing w:after="240"/>
+        <w:rPr>
+          <w:rFonts w:ascii="Times New Roman" w:eastAsia="Times New Roman" w:hAnsi="Times New Roman" w:cs="Times New Roman"/>
+        </w:rPr>
+      </w:pPr>
+      <w:r>
+        <w:rPr>
+          <w:rFonts w:ascii="Times New Roman" w:eastAsia="Times New Roman" w:hAnsi="Times New Roman" w:cs="Times New Roman"/>
+        </w:rPr>
+        <w:t>Beginner fitness creators on YouTube</w:t>
       </w:r>
     </w:p>
     <w:p>
@@ -770,27 +694,26 @@
         <w:pStyle w:val="Heading2"/>
         <w:keepNext w:val="0"/>
         <w:keepLines w:val="0"/>
-        <w:spacing w:after="80" w:lineRule="auto"/>
-        <w:rPr>
-          <w:rFonts w:ascii="Times New Roman" w:cs="Times New Roman" w:eastAsia="Times New Roman" w:hAnsi="Times New Roman"/>
-          <w:b w:val="1"/>
-          <w:bCs w:val="1"/>
+        <w:spacing w:after="80"/>
+        <w:rPr>
+          <w:rFonts w:ascii="Times New Roman" w:eastAsia="Times New Roman" w:hAnsi="Times New Roman" w:cs="Times New Roman"/>
+          <w:b/>
+          <w:bCs/>
           <w:sz w:val="34"/>
           <w:szCs w:val="34"/>
         </w:rPr>
       </w:pPr>
-      <w:bookmarkStart w:colFirst="0" w:colLast="0" w:name="_6l3s6sy7mzsu" w:id="18"/>
+      <w:bookmarkStart w:id="18" w:name="_6l3s6sy7mzsu" w:colFirst="0" w:colLast="0"/>
       <w:bookmarkEnd w:id="18"/>
       <w:r>
         <w:rPr>
-          <w:rFonts w:ascii="Times New Roman" w:cs="Times New Roman" w:eastAsia="Times New Roman" w:hAnsi="Times New Roman"/>
-          <w:b w:val="1"/>
-          <w:bCs w:val="1"/>
+          <w:rFonts w:ascii="Times New Roman" w:eastAsia="Times New Roman" w:hAnsi="Times New Roman" w:cs="Times New Roman"/>
+          <w:b/>
+          <w:bCs/>
           <w:sz w:val="34"/>
           <w:szCs w:val="34"/>
-          <w:rtl w:val="0"/>
-        </w:rPr>
-        <w:t xml:space="preserve">FEATURES / CONTENT</w:t>
+        </w:rPr>
+        <w:t>FEATURES / CONTENT</w:t>
       </w:r>
     </w:p>
     <w:p>
@@ -799,18 +722,16 @@
           <w:ilvl w:val="0"/>
           <w:numId w:val="3"/>
         </w:numPr>
-        <w:spacing w:after="0" w:afterAutospacing="0" w:before="240" w:lineRule="auto"/>
-        <w:ind w:left="720" w:hanging="360"/>
-        <w:rPr>
-          <w:rFonts w:ascii="Times New Roman" w:cs="Times New Roman" w:eastAsia="Times New Roman" w:hAnsi="Times New Roman"/>
-        </w:rPr>
-      </w:pPr>
-      <w:r>
-        <w:rPr>
-          <w:rFonts w:ascii="Times New Roman" w:cs="Times New Roman" w:eastAsia="Times New Roman" w:hAnsi="Times New Roman"/>
-          <w:rtl w:val="0"/>
-        </w:rPr>
-        <w:t xml:space="preserve">Beginner workout routines</w:t>
+        <w:spacing w:before="240"/>
+        <w:rPr>
+          <w:rFonts w:ascii="Times New Roman" w:eastAsia="Times New Roman" w:hAnsi="Times New Roman" w:cs="Times New Roman"/>
+        </w:rPr>
+      </w:pPr>
+      <w:r>
+        <w:rPr>
+          <w:rFonts w:ascii="Times New Roman" w:eastAsia="Times New Roman" w:hAnsi="Times New Roman" w:cs="Times New Roman"/>
+        </w:rPr>
+        <w:t>Beginner workout routines</w:t>
       </w:r>
     </w:p>
     <w:p>
@@ -819,18 +740,15 @@
           <w:ilvl w:val="0"/>
           <w:numId w:val="3"/>
         </w:numPr>
-        <w:spacing w:after="0" w:afterAutospacing="0" w:before="0" w:beforeAutospacing="0" w:lineRule="auto"/>
-        <w:ind w:left="720" w:hanging="360"/>
-        <w:rPr>
-          <w:rFonts w:ascii="Times New Roman" w:cs="Times New Roman" w:eastAsia="Times New Roman" w:hAnsi="Times New Roman"/>
-        </w:rPr>
-      </w:pPr>
-      <w:r>
-        <w:rPr>
-          <w:rFonts w:ascii="Times New Roman" w:cs="Times New Roman" w:eastAsia="Times New Roman" w:hAnsi="Times New Roman"/>
-          <w:rtl w:val="0"/>
-        </w:rPr>
-        <w:t xml:space="preserve">Nutrition and healthy eating guidance</w:t>
+        <w:rPr>
+          <w:rFonts w:ascii="Times New Roman" w:eastAsia="Times New Roman" w:hAnsi="Times New Roman" w:cs="Times New Roman"/>
+        </w:rPr>
+      </w:pPr>
+      <w:r>
+        <w:rPr>
+          <w:rFonts w:ascii="Times New Roman" w:eastAsia="Times New Roman" w:hAnsi="Times New Roman" w:cs="Times New Roman"/>
+        </w:rPr>
+        <w:t>Nutrition and healthy eating guidance</w:t>
       </w:r>
     </w:p>
     <w:p>
@@ -839,18 +757,15 @@
           <w:ilvl w:val="0"/>
           <w:numId w:val="3"/>
         </w:numPr>
-        <w:spacing w:after="0" w:afterAutospacing="0" w:before="0" w:beforeAutospacing="0" w:lineRule="auto"/>
-        <w:ind w:left="720" w:hanging="360"/>
-        <w:rPr>
-          <w:rFonts w:ascii="Times New Roman" w:cs="Times New Roman" w:eastAsia="Times New Roman" w:hAnsi="Times New Roman"/>
-        </w:rPr>
-      </w:pPr>
-      <w:r>
-        <w:rPr>
-          <w:rFonts w:ascii="Times New Roman" w:cs="Times New Roman" w:eastAsia="Times New Roman" w:hAnsi="Times New Roman"/>
-          <w:rtl w:val="0"/>
-        </w:rPr>
-        <w:t xml:space="preserve">Recovery and rest information</w:t>
+        <w:rPr>
+          <w:rFonts w:ascii="Times New Roman" w:eastAsia="Times New Roman" w:hAnsi="Times New Roman" w:cs="Times New Roman"/>
+        </w:rPr>
+      </w:pPr>
+      <w:r>
+        <w:rPr>
+          <w:rFonts w:ascii="Times New Roman" w:eastAsia="Times New Roman" w:hAnsi="Times New Roman" w:cs="Times New Roman"/>
+        </w:rPr>
+        <w:t>Recovery and rest information</w:t>
       </w:r>
     </w:p>
     <w:p>
@@ -859,18 +774,15 @@
           <w:ilvl w:val="0"/>
           <w:numId w:val="3"/>
         </w:numPr>
-        <w:spacing w:after="0" w:afterAutospacing="0" w:before="0" w:beforeAutospacing="0" w:lineRule="auto"/>
-        <w:ind w:left="720" w:hanging="360"/>
-        <w:rPr>
-          <w:rFonts w:ascii="Times New Roman" w:cs="Times New Roman" w:eastAsia="Times New Roman" w:hAnsi="Times New Roman"/>
-        </w:rPr>
-      </w:pPr>
-      <w:r>
-        <w:rPr>
-          <w:rFonts w:ascii="Times New Roman" w:cs="Times New Roman" w:eastAsia="Times New Roman" w:hAnsi="Times New Roman"/>
-          <w:rtl w:val="0"/>
-        </w:rPr>
-        <w:t xml:space="preserve">Motivation and consistency tips</w:t>
+        <w:rPr>
+          <w:rFonts w:ascii="Times New Roman" w:eastAsia="Times New Roman" w:hAnsi="Times New Roman" w:cs="Times New Roman"/>
+        </w:rPr>
+      </w:pPr>
+      <w:r>
+        <w:rPr>
+          <w:rFonts w:ascii="Times New Roman" w:eastAsia="Times New Roman" w:hAnsi="Times New Roman" w:cs="Times New Roman"/>
+        </w:rPr>
+        <w:t>Motivation and consistency tips</w:t>
       </w:r>
     </w:p>
     <w:p>
@@ -879,18 +791,15 @@
           <w:ilvl w:val="0"/>
           <w:numId w:val="3"/>
         </w:numPr>
-        <w:spacing w:after="0" w:afterAutospacing="0" w:before="0" w:beforeAutospacing="0" w:lineRule="auto"/>
-        <w:ind w:left="720" w:hanging="360"/>
-        <w:rPr>
-          <w:rFonts w:ascii="Times New Roman" w:cs="Times New Roman" w:eastAsia="Times New Roman" w:hAnsi="Times New Roman"/>
-        </w:rPr>
-      </w:pPr>
-      <w:r>
-        <w:rPr>
-          <w:rFonts w:ascii="Times New Roman" w:cs="Times New Roman" w:eastAsia="Times New Roman" w:hAnsi="Times New Roman"/>
-          <w:rtl w:val="0"/>
-        </w:rPr>
-        <w:t xml:space="preserve">Fitness blog content</w:t>
+        <w:rPr>
+          <w:rFonts w:ascii="Times New Roman" w:eastAsia="Times New Roman" w:hAnsi="Times New Roman" w:cs="Times New Roman"/>
+        </w:rPr>
+      </w:pPr>
+      <w:r>
+        <w:rPr>
+          <w:rFonts w:ascii="Times New Roman" w:eastAsia="Times New Roman" w:hAnsi="Times New Roman" w:cs="Times New Roman"/>
+        </w:rPr>
+        <w:t>Fitness blog content</w:t>
       </w:r>
     </w:p>
     <w:p>
@@ -899,18 +808,15 @@
           <w:ilvl w:val="0"/>
           <w:numId w:val="3"/>
         </w:numPr>
-        <w:spacing w:after="0" w:afterAutospacing="0" w:before="0" w:beforeAutospacing="0" w:lineRule="auto"/>
-        <w:ind w:left="720" w:hanging="360"/>
-        <w:rPr>
-          <w:rFonts w:ascii="Times New Roman" w:cs="Times New Roman" w:eastAsia="Times New Roman" w:hAnsi="Times New Roman"/>
-        </w:rPr>
-      </w:pPr>
-      <w:r>
-        <w:rPr>
-          <w:rFonts w:ascii="Times New Roman" w:cs="Times New Roman" w:eastAsia="Times New Roman" w:hAnsi="Times New Roman"/>
-          <w:rtl w:val="0"/>
-        </w:rPr>
-        <w:t xml:space="preserve">Beginner gym guides</w:t>
+        <w:rPr>
+          <w:rFonts w:ascii="Times New Roman" w:eastAsia="Times New Roman" w:hAnsi="Times New Roman" w:cs="Times New Roman"/>
+        </w:rPr>
+      </w:pPr>
+      <w:r>
+        <w:rPr>
+          <w:rFonts w:ascii="Times New Roman" w:eastAsia="Times New Roman" w:hAnsi="Times New Roman" w:cs="Times New Roman"/>
+        </w:rPr>
+        <w:t>Beginner gym guides</w:t>
       </w:r>
     </w:p>
     <w:p>
@@ -919,18 +825,15 @@
           <w:ilvl w:val="0"/>
           <w:numId w:val="3"/>
         </w:numPr>
-        <w:spacing w:after="0" w:afterAutospacing="0" w:before="0" w:beforeAutospacing="0" w:lineRule="auto"/>
-        <w:ind w:left="720" w:hanging="360"/>
-        <w:rPr>
-          <w:rFonts w:ascii="Times New Roman" w:cs="Times New Roman" w:eastAsia="Times New Roman" w:hAnsi="Times New Roman"/>
-        </w:rPr>
-      </w:pPr>
-      <w:r>
-        <w:rPr>
-          <w:rFonts w:ascii="Times New Roman" w:cs="Times New Roman" w:eastAsia="Times New Roman" w:hAnsi="Times New Roman"/>
-          <w:rtl w:val="0"/>
-        </w:rPr>
-        <w:t xml:space="preserve">Contact/feedback form</w:t>
+        <w:rPr>
+          <w:rFonts w:ascii="Times New Roman" w:eastAsia="Times New Roman" w:hAnsi="Times New Roman" w:cs="Times New Roman"/>
+        </w:rPr>
+      </w:pPr>
+      <w:r>
+        <w:rPr>
+          <w:rFonts w:ascii="Times New Roman" w:eastAsia="Times New Roman" w:hAnsi="Times New Roman" w:cs="Times New Roman"/>
+        </w:rPr>
+        <w:t>Contact/feedback form</w:t>
       </w:r>
     </w:p>
     <w:p>
@@ -939,18 +842,17 @@
           <w:ilvl w:val="0"/>
           <w:numId w:val="3"/>
         </w:numPr>
-        <w:spacing w:after="240" w:before="0" w:beforeAutospacing="0" w:lineRule="auto"/>
-        <w:ind w:left="720" w:hanging="360"/>
-        <w:rPr>
-          <w:rFonts w:ascii="Times New Roman" w:cs="Times New Roman" w:eastAsia="Times New Roman" w:hAnsi="Times New Roman"/>
-        </w:rPr>
-      </w:pPr>
-      <w:r>
-        <w:rPr>
-          <w:rFonts w:ascii="Times New Roman" w:cs="Times New Roman" w:eastAsia="Times New Roman" w:hAnsi="Times New Roman"/>
-          <w:rtl w:val="0"/>
-        </w:rPr>
-        <w:t xml:space="preserve">Fitness images and visual examples</w:t>
+        <w:spacing w:after="240"/>
+        <w:rPr>
+          <w:rFonts w:ascii="Times New Roman" w:eastAsia="Times New Roman" w:hAnsi="Times New Roman" w:cs="Times New Roman"/>
+        </w:rPr>
+      </w:pPr>
+      <w:r>
+        <w:rPr>
+          <w:rFonts w:ascii="Times New Roman" w:eastAsia="Times New Roman" w:hAnsi="Times New Roman" w:cs="Times New Roman"/>
+        </w:rPr>
+        <w:lastRenderedPageBreak/>
+        <w:t>Fitness images and visual examples</w:t>
       </w:r>
     </w:p>
     <w:p>
@@ -958,1004 +860,1029 @@
         <w:pStyle w:val="Heading2"/>
         <w:keepNext w:val="0"/>
         <w:keepLines w:val="0"/>
-        <w:spacing w:before="480" w:lineRule="auto"/>
-        <w:rPr>
-          <w:rFonts w:ascii="Times New Roman" w:cs="Times New Roman" w:eastAsia="Times New Roman" w:hAnsi="Times New Roman"/>
-          <w:b w:val="1"/>
-          <w:bCs w:val="1"/>
+        <w:spacing w:before="480"/>
+        <w:rPr>
+          <w:rFonts w:ascii="Times New Roman" w:eastAsia="Times New Roman" w:hAnsi="Times New Roman" w:cs="Times New Roman"/>
+          <w:b/>
+          <w:bCs/>
           <w:sz w:val="34"/>
           <w:szCs w:val="34"/>
         </w:rPr>
       </w:pPr>
-      <w:bookmarkStart w:colFirst="0" w:colLast="0" w:name="_yoa2epkorujn" w:id="19"/>
+      <w:bookmarkStart w:id="19" w:name="_yoa2epkorujn" w:colFirst="0" w:colLast="0"/>
       <w:bookmarkEnd w:id="19"/>
       <w:r>
         <w:rPr>
-          <w:rFonts w:ascii="Times New Roman" w:cs="Times New Roman" w:eastAsia="Times New Roman" w:hAnsi="Times New Roman"/>
-          <w:b w:val="1"/>
-          <w:bCs w:val="1"/>
+          <w:rFonts w:ascii="Times New Roman" w:eastAsia="Times New Roman" w:hAnsi="Times New Roman" w:cs="Times New Roman"/>
+          <w:b/>
+          <w:bCs/>
           <w:sz w:val="34"/>
           <w:szCs w:val="34"/>
-          <w:rtl w:val="0"/>
-        </w:rPr>
-        <w:t xml:space="preserve">COLOR PALETTE</w:t>
+        </w:rPr>
+        <w:t>COLOR PALETTE</w:t>
       </w:r>
     </w:p>
     <w:tbl>
       <w:tblPr>
-        <w:tblStyle w:val="Table1"/>
-        <w:tblW w:w="7520.0" w:type="dxa"/>
-        <w:jc w:val="left"/>
+        <w:tblStyle w:val="a"/>
+        <w:tblW w:w="7520" w:type="dxa"/>
+        <w:tblInd w:w="0" w:type="dxa"/>
         <w:tblBorders>
-          <w:top w:color="000000" w:space="0" w:sz="0" w:val="nil"/>
-          <w:left w:color="000000" w:space="0" w:sz="0" w:val="nil"/>
-          <w:bottom w:color="000000" w:space="0" w:sz="0" w:val="nil"/>
-          <w:right w:color="000000" w:space="0" w:sz="0" w:val="nil"/>
-          <w:insideH w:color="000000" w:space="0" w:sz="0" w:val="nil"/>
-          <w:insideV w:color="000000" w:space="0" w:sz="0" w:val="nil"/>
+          <w:top w:val="nil"/>
+          <w:left w:val="nil"/>
+          <w:bottom w:val="nil"/>
+          <w:right w:val="nil"/>
+          <w:insideH w:val="nil"/>
+          <w:insideV w:val="nil"/>
         </w:tblBorders>
         <w:tblLayout w:type="fixed"/>
-        <w:tblLook w:val="0600"/>
+        <w:tblLook w:val="0600" w:firstRow="0" w:lastRow="0" w:firstColumn="0" w:lastColumn="0" w:noHBand="1" w:noVBand="1"/>
       </w:tblPr>
       <w:tblGrid>
         <w:gridCol w:w="1640"/>
         <w:gridCol w:w="1235"/>
         <w:gridCol w:w="1910"/>
         <w:gridCol w:w="2735"/>
-        <w:tblGridChange w:id="0">
-          <w:tblGrid>
-            <w:gridCol w:w="1640"/>
-            <w:gridCol w:w="1235"/>
-            <w:gridCol w:w="1910"/>
-            <w:gridCol w:w="2735"/>
-          </w:tblGrid>
-        </w:tblGridChange>
       </w:tblGrid>
       <w:tr>
         <w:trPr>
-          <w:cantSplit w:val="0"/>
-          <w:trHeight w:val="500" w:hRule="atLeast"/>
-          <w:tblHeader w:val="0"/>
+          <w:trHeight w:val="500"/>
         </w:trPr>
         <w:tc>
           <w:tcPr>
+            <w:tcW w:w="1640" w:type="dxa"/>
             <w:tcBorders>
-              <w:top w:color="000000" w:space="0" w:sz="0" w:val="nil"/>
-              <w:left w:color="000000" w:space="0" w:sz="0" w:val="nil"/>
-              <w:bottom w:color="000000" w:space="0" w:sz="0" w:val="nil"/>
-              <w:right w:color="000000" w:space="0" w:sz="0" w:val="nil"/>
+              <w:top w:val="nil"/>
+              <w:left w:val="nil"/>
+              <w:bottom w:val="nil"/>
+              <w:right w:val="nil"/>
             </w:tcBorders>
             <w:tcMar>
-              <w:top w:w="100.0" w:type="dxa"/>
-              <w:left w:w="100.0" w:type="dxa"/>
-              <w:bottom w:w="100.0" w:type="dxa"/>
-              <w:right w:w="100.0" w:type="dxa"/>
+              <w:top w:w="100" w:type="dxa"/>
+              <w:left w:w="100" w:type="dxa"/>
+              <w:bottom w:w="100" w:type="dxa"/>
+              <w:right w:w="100" w:type="dxa"/>
             </w:tcMar>
-            <w:vAlign w:val="top"/>
           </w:tcPr>
           <w:p>
             <w:pPr>
               <w:jc w:val="center"/>
               <w:rPr>
-                <w:rFonts w:ascii="Times New Roman" w:cs="Times New Roman" w:eastAsia="Times New Roman" w:hAnsi="Times New Roman"/>
+                <w:rFonts w:ascii="Times New Roman" w:eastAsia="Times New Roman" w:hAnsi="Times New Roman" w:cs="Times New Roman"/>
               </w:rPr>
             </w:pPr>
             <w:r>
               <w:rPr>
-                <w:rFonts w:ascii="Times New Roman" w:cs="Times New Roman" w:eastAsia="Times New Roman" w:hAnsi="Times New Roman"/>
-                <w:b w:val="1"/>
-                <w:bCs w:val="1"/>
-                <w:rtl w:val="0"/>
-              </w:rPr>
-              <w:t xml:space="preserve">Color Name</w:t>
-            </w:r>
-            <w:r>
-              <w:rPr>
-                <w:rtl w:val="0"/>
-              </w:rPr>
+                <w:rFonts w:ascii="Times New Roman" w:eastAsia="Times New Roman" w:hAnsi="Times New Roman" w:cs="Times New Roman"/>
+                <w:b/>
+                <w:bCs/>
+              </w:rPr>
+              <w:t>Color Name</w:t>
             </w:r>
           </w:p>
         </w:tc>
         <w:tc>
           <w:tcPr>
+            <w:tcW w:w="1235" w:type="dxa"/>
             <w:tcBorders>
-              <w:top w:color="000000" w:space="0" w:sz="0" w:val="nil"/>
-              <w:left w:color="000000" w:space="0" w:sz="0" w:val="nil"/>
-              <w:bottom w:color="000000" w:space="0" w:sz="0" w:val="nil"/>
-              <w:right w:color="000000" w:space="0" w:sz="0" w:val="nil"/>
+              <w:top w:val="nil"/>
+              <w:left w:val="nil"/>
+              <w:bottom w:val="nil"/>
+              <w:right w:val="nil"/>
             </w:tcBorders>
             <w:tcMar>
-              <w:top w:w="100.0" w:type="dxa"/>
-              <w:left w:w="100.0" w:type="dxa"/>
-              <w:bottom w:w="100.0" w:type="dxa"/>
-              <w:right w:w="100.0" w:type="dxa"/>
+              <w:top w:w="100" w:type="dxa"/>
+              <w:left w:w="100" w:type="dxa"/>
+              <w:bottom w:w="100" w:type="dxa"/>
+              <w:right w:w="100" w:type="dxa"/>
             </w:tcMar>
-            <w:vAlign w:val="top"/>
           </w:tcPr>
           <w:p>
             <w:pPr>
               <w:jc w:val="center"/>
               <w:rPr>
-                <w:rFonts w:ascii="Times New Roman" w:cs="Times New Roman" w:eastAsia="Times New Roman" w:hAnsi="Times New Roman"/>
+                <w:rFonts w:ascii="Times New Roman" w:eastAsia="Times New Roman" w:hAnsi="Times New Roman" w:cs="Times New Roman"/>
               </w:rPr>
             </w:pPr>
             <w:r>
               <w:rPr>
-                <w:rFonts w:ascii="Times New Roman" w:cs="Times New Roman" w:eastAsia="Times New Roman" w:hAnsi="Times New Roman"/>
-                <w:b w:val="1"/>
-                <w:bCs w:val="1"/>
-                <w:rtl w:val="0"/>
-              </w:rPr>
-              <w:t xml:space="preserve">HEX</w:t>
-            </w:r>
-            <w:r>
-              <w:rPr>
-                <w:rtl w:val="0"/>
-              </w:rPr>
+                <w:rFonts w:ascii="Times New Roman" w:eastAsia="Times New Roman" w:hAnsi="Times New Roman" w:cs="Times New Roman"/>
+                <w:b/>
+                <w:bCs/>
+              </w:rPr>
+              <w:t>HEX</w:t>
             </w:r>
           </w:p>
         </w:tc>
         <w:tc>
           <w:tcPr>
+            <w:tcW w:w="1910" w:type="dxa"/>
             <w:tcBorders>
-              <w:top w:color="000000" w:space="0" w:sz="0" w:val="nil"/>
-              <w:left w:color="000000" w:space="0" w:sz="0" w:val="nil"/>
-              <w:bottom w:color="000000" w:space="0" w:sz="0" w:val="nil"/>
-              <w:right w:color="000000" w:space="0" w:sz="0" w:val="nil"/>
+              <w:top w:val="nil"/>
+              <w:left w:val="nil"/>
+              <w:bottom w:val="nil"/>
+              <w:right w:val="nil"/>
             </w:tcBorders>
             <w:tcMar>
-              <w:top w:w="100.0" w:type="dxa"/>
-              <w:left w:w="100.0" w:type="dxa"/>
-              <w:bottom w:w="100.0" w:type="dxa"/>
-              <w:right w:w="100.0" w:type="dxa"/>
+              <w:top w:w="100" w:type="dxa"/>
+              <w:left w:w="100" w:type="dxa"/>
+              <w:bottom w:w="100" w:type="dxa"/>
+              <w:right w:w="100" w:type="dxa"/>
             </w:tcMar>
-            <w:vAlign w:val="top"/>
           </w:tcPr>
           <w:p>
             <w:pPr>
               <w:jc w:val="center"/>
               <w:rPr>
-                <w:rFonts w:ascii="Times New Roman" w:cs="Times New Roman" w:eastAsia="Times New Roman" w:hAnsi="Times New Roman"/>
+                <w:rFonts w:ascii="Times New Roman" w:eastAsia="Times New Roman" w:hAnsi="Times New Roman" w:cs="Times New Roman"/>
               </w:rPr>
             </w:pPr>
             <w:r>
               <w:rPr>
-                <w:rFonts w:ascii="Times New Roman" w:cs="Times New Roman" w:eastAsia="Times New Roman" w:hAnsi="Times New Roman"/>
-                <w:b w:val="1"/>
-                <w:bCs w:val="1"/>
-                <w:rtl w:val="0"/>
-              </w:rPr>
-              <w:t xml:space="preserve">RGB</w:t>
-            </w:r>
-            <w:r>
-              <w:rPr>
-                <w:rtl w:val="0"/>
-              </w:rPr>
+                <w:rFonts w:ascii="Times New Roman" w:eastAsia="Times New Roman" w:hAnsi="Times New Roman" w:cs="Times New Roman"/>
+                <w:b/>
+                <w:bCs/>
+              </w:rPr>
+              <w:t>RGB</w:t>
             </w:r>
           </w:p>
         </w:tc>
         <w:tc>
           <w:tcPr>
+            <w:tcW w:w="2735" w:type="dxa"/>
             <w:tcBorders>
-              <w:top w:color="000000" w:space="0" w:sz="0" w:val="nil"/>
-              <w:left w:color="000000" w:space="0" w:sz="0" w:val="nil"/>
-              <w:bottom w:color="000000" w:space="0" w:sz="0" w:val="nil"/>
-              <w:right w:color="000000" w:space="0" w:sz="0" w:val="nil"/>
+              <w:top w:val="nil"/>
+              <w:left w:val="nil"/>
+              <w:bottom w:val="nil"/>
+              <w:right w:val="nil"/>
             </w:tcBorders>
             <w:tcMar>
-              <w:top w:w="100.0" w:type="dxa"/>
-              <w:left w:w="100.0" w:type="dxa"/>
-              <w:bottom w:w="100.0" w:type="dxa"/>
-              <w:right w:w="100.0" w:type="dxa"/>
+              <w:top w:w="100" w:type="dxa"/>
+              <w:left w:w="100" w:type="dxa"/>
+              <w:bottom w:w="100" w:type="dxa"/>
+              <w:right w:w="100" w:type="dxa"/>
             </w:tcMar>
-            <w:vAlign w:val="top"/>
           </w:tcPr>
           <w:p>
             <w:pPr>
               <w:jc w:val="center"/>
               <w:rPr>
-                <w:rFonts w:ascii="Times New Roman" w:cs="Times New Roman" w:eastAsia="Times New Roman" w:hAnsi="Times New Roman"/>
+                <w:rFonts w:ascii="Times New Roman" w:eastAsia="Times New Roman" w:hAnsi="Times New Roman" w:cs="Times New Roman"/>
               </w:rPr>
             </w:pPr>
             <w:r>
               <w:rPr>
-                <w:rFonts w:ascii="Times New Roman" w:cs="Times New Roman" w:eastAsia="Times New Roman" w:hAnsi="Times New Roman"/>
-                <w:b w:val="1"/>
-                <w:bCs w:val="1"/>
-                <w:rtl w:val="0"/>
-              </w:rPr>
-              <w:t xml:space="preserve">Use</w:t>
-            </w:r>
-            <w:r>
-              <w:rPr>
-                <w:rtl w:val="0"/>
-              </w:rPr>
+                <w:rFonts w:ascii="Times New Roman" w:eastAsia="Times New Roman" w:hAnsi="Times New Roman" w:cs="Times New Roman"/>
+                <w:b/>
+                <w:bCs/>
+              </w:rPr>
+              <w:t>Use</w:t>
             </w:r>
           </w:p>
         </w:tc>
       </w:tr>
       <w:tr>
         <w:trPr>
-          <w:cantSplit w:val="0"/>
-          <w:trHeight w:val="500" w:hRule="atLeast"/>
-          <w:tblHeader w:val="0"/>
+          <w:trHeight w:val="500"/>
         </w:trPr>
         <w:tc>
           <w:tcPr>
+            <w:tcW w:w="1640" w:type="dxa"/>
             <w:tcBorders>
-              <w:top w:color="000000" w:space="0" w:sz="0" w:val="nil"/>
-              <w:left w:color="000000" w:space="0" w:sz="0" w:val="nil"/>
-              <w:bottom w:color="000000" w:space="0" w:sz="0" w:val="nil"/>
-              <w:right w:color="000000" w:space="0" w:sz="0" w:val="nil"/>
+              <w:top w:val="nil"/>
+              <w:left w:val="nil"/>
+              <w:bottom w:val="nil"/>
+              <w:right w:val="nil"/>
             </w:tcBorders>
             <w:tcMar>
-              <w:top w:w="100.0" w:type="dxa"/>
-              <w:left w:w="100.0" w:type="dxa"/>
-              <w:bottom w:w="100.0" w:type="dxa"/>
-              <w:right w:w="100.0" w:type="dxa"/>
+              <w:top w:w="100" w:type="dxa"/>
+              <w:left w:w="100" w:type="dxa"/>
+              <w:bottom w:w="100" w:type="dxa"/>
+              <w:right w:w="100" w:type="dxa"/>
             </w:tcMar>
-            <w:vAlign w:val="top"/>
           </w:tcPr>
           <w:p>
             <w:pPr>
               <w:rPr>
-                <w:rFonts w:ascii="Times New Roman" w:cs="Times New Roman" w:eastAsia="Times New Roman" w:hAnsi="Times New Roman"/>
+                <w:rFonts w:ascii="Times New Roman" w:eastAsia="Times New Roman" w:hAnsi="Times New Roman" w:cs="Times New Roman"/>
               </w:rPr>
             </w:pPr>
             <w:r>
               <w:rPr>
-                <w:rFonts w:ascii="Times New Roman" w:cs="Times New Roman" w:eastAsia="Times New Roman" w:hAnsi="Times New Roman"/>
-                <w:rtl w:val="0"/>
-              </w:rPr>
-              <w:t xml:space="preserve">Deep Navy</w:t>
+                <w:rFonts w:ascii="Times New Roman" w:eastAsia="Times New Roman" w:hAnsi="Times New Roman" w:cs="Times New Roman"/>
+              </w:rPr>
+              <w:t>Deep Navy</w:t>
             </w:r>
           </w:p>
         </w:tc>
         <w:tc>
           <w:tcPr>
+            <w:tcW w:w="1235" w:type="dxa"/>
             <w:tcBorders>
-              <w:top w:color="000000" w:space="0" w:sz="0" w:val="nil"/>
-              <w:left w:color="000000" w:space="0" w:sz="0" w:val="nil"/>
-              <w:bottom w:color="000000" w:space="0" w:sz="0" w:val="nil"/>
-              <w:right w:color="000000" w:space="0" w:sz="0" w:val="nil"/>
+              <w:top w:val="nil"/>
+              <w:left w:val="nil"/>
+              <w:bottom w:val="nil"/>
+              <w:right w:val="nil"/>
             </w:tcBorders>
             <w:tcMar>
-              <w:top w:w="100.0" w:type="dxa"/>
-              <w:left w:w="100.0" w:type="dxa"/>
-              <w:bottom w:w="100.0" w:type="dxa"/>
-              <w:right w:w="100.0" w:type="dxa"/>
+              <w:top w:w="100" w:type="dxa"/>
+              <w:left w:w="100" w:type="dxa"/>
+              <w:bottom w:w="100" w:type="dxa"/>
+              <w:right w:w="100" w:type="dxa"/>
             </w:tcMar>
-            <w:vAlign w:val="top"/>
           </w:tcPr>
           <w:p>
             <w:pPr>
               <w:rPr>
-                <w:rFonts w:ascii="Times New Roman" w:cs="Times New Roman" w:eastAsia="Times New Roman" w:hAnsi="Times New Roman"/>
+                <w:rFonts w:ascii="Times New Roman" w:eastAsia="Times New Roman" w:hAnsi="Times New Roman" w:cs="Times New Roman"/>
               </w:rPr>
             </w:pPr>
             <w:r>
               <w:rPr>
-                <w:rFonts w:ascii="Times New Roman" w:cs="Times New Roman" w:eastAsia="Times New Roman" w:hAnsi="Times New Roman"/>
-                <w:rtl w:val="0"/>
-              </w:rPr>
-              <w:t xml:space="preserve">#1B263B</w:t>
+                <w:rFonts w:ascii="Times New Roman" w:eastAsia="Times New Roman" w:hAnsi="Times New Roman" w:cs="Times New Roman"/>
+              </w:rPr>
+              <w:t>#1B263B</w:t>
             </w:r>
           </w:p>
         </w:tc>
         <w:tc>
           <w:tcPr>
+            <w:tcW w:w="1910" w:type="dxa"/>
             <w:tcBorders>
-              <w:top w:color="000000" w:space="0" w:sz="0" w:val="nil"/>
-              <w:left w:color="000000" w:space="0" w:sz="0" w:val="nil"/>
-              <w:bottom w:color="000000" w:space="0" w:sz="0" w:val="nil"/>
-              <w:right w:color="000000" w:space="0" w:sz="0" w:val="nil"/>
+              <w:top w:val="nil"/>
+              <w:left w:val="nil"/>
+              <w:bottom w:val="nil"/>
+              <w:right w:val="nil"/>
             </w:tcBorders>
             <w:tcMar>
-              <w:top w:w="100.0" w:type="dxa"/>
-              <w:left w:w="100.0" w:type="dxa"/>
-              <w:bottom w:w="100.0" w:type="dxa"/>
-              <w:right w:w="100.0" w:type="dxa"/>
+              <w:top w:w="100" w:type="dxa"/>
+              <w:left w:w="100" w:type="dxa"/>
+              <w:bottom w:w="100" w:type="dxa"/>
+              <w:right w:w="100" w:type="dxa"/>
             </w:tcMar>
-            <w:vAlign w:val="top"/>
           </w:tcPr>
           <w:p>
             <w:pPr>
               <w:rPr>
-                <w:rFonts w:ascii="Times New Roman" w:cs="Times New Roman" w:eastAsia="Times New Roman" w:hAnsi="Times New Roman"/>
+                <w:rFonts w:ascii="Times New Roman" w:eastAsia="Times New Roman" w:hAnsi="Times New Roman" w:cs="Times New Roman"/>
               </w:rPr>
             </w:pPr>
-            <w:r>
-              <w:rPr>
-                <w:rFonts w:ascii="Times New Roman" w:cs="Times New Roman" w:eastAsia="Times New Roman" w:hAnsi="Times New Roman"/>
-                <w:rtl w:val="0"/>
-              </w:rPr>
-              <w:t xml:space="preserve">rgb(27,38,59)</w:t>
+            <w:proofErr w:type="spellStart"/>
+            <w:proofErr w:type="gramStart"/>
+            <w:r>
+              <w:rPr>
+                <w:rFonts w:ascii="Times New Roman" w:eastAsia="Times New Roman" w:hAnsi="Times New Roman" w:cs="Times New Roman"/>
+              </w:rPr>
+              <w:t>rgb</w:t>
+            </w:r>
+            <w:proofErr w:type="spellEnd"/>
+            <w:r>
+              <w:rPr>
+                <w:rFonts w:ascii="Times New Roman" w:eastAsia="Times New Roman" w:hAnsi="Times New Roman" w:cs="Times New Roman"/>
+              </w:rPr>
+              <w:t>(</w:t>
+            </w:r>
+            <w:proofErr w:type="gramEnd"/>
+            <w:r>
+              <w:rPr>
+                <w:rFonts w:ascii="Times New Roman" w:eastAsia="Times New Roman" w:hAnsi="Times New Roman" w:cs="Times New Roman"/>
+              </w:rPr>
+              <w:t>27,38,59)</w:t>
             </w:r>
           </w:p>
         </w:tc>
         <w:tc>
           <w:tcPr>
+            <w:tcW w:w="2735" w:type="dxa"/>
             <w:tcBorders>
-              <w:top w:color="000000" w:space="0" w:sz="0" w:val="nil"/>
-              <w:left w:color="000000" w:space="0" w:sz="0" w:val="nil"/>
-              <w:bottom w:color="000000" w:space="0" w:sz="0" w:val="nil"/>
-              <w:right w:color="000000" w:space="0" w:sz="0" w:val="nil"/>
+              <w:top w:val="nil"/>
+              <w:left w:val="nil"/>
+              <w:bottom w:val="nil"/>
+              <w:right w:val="nil"/>
             </w:tcBorders>
             <w:tcMar>
-              <w:top w:w="100.0" w:type="dxa"/>
-              <w:left w:w="100.0" w:type="dxa"/>
-              <w:bottom w:w="100.0" w:type="dxa"/>
-              <w:right w:w="100.0" w:type="dxa"/>
+              <w:top w:w="100" w:type="dxa"/>
+              <w:left w:w="100" w:type="dxa"/>
+              <w:bottom w:w="100" w:type="dxa"/>
+              <w:right w:w="100" w:type="dxa"/>
             </w:tcMar>
-            <w:vAlign w:val="top"/>
           </w:tcPr>
           <w:p>
             <w:pPr>
               <w:rPr>
-                <w:rFonts w:ascii="Times New Roman" w:cs="Times New Roman" w:eastAsia="Times New Roman" w:hAnsi="Times New Roman"/>
+                <w:rFonts w:ascii="Times New Roman" w:eastAsia="Times New Roman" w:hAnsi="Times New Roman" w:cs="Times New Roman"/>
               </w:rPr>
             </w:pPr>
             <w:r>
               <w:rPr>
-                <w:rFonts w:ascii="Times New Roman" w:cs="Times New Roman" w:eastAsia="Times New Roman" w:hAnsi="Times New Roman"/>
-                <w:rtl w:val="0"/>
-              </w:rPr>
-              <w:t xml:space="preserve">Header + Navigation</w:t>
+                <w:rFonts w:ascii="Times New Roman" w:eastAsia="Times New Roman" w:hAnsi="Times New Roman" w:cs="Times New Roman"/>
+              </w:rPr>
+              <w:t>Header + Navigation</w:t>
             </w:r>
           </w:p>
         </w:tc>
       </w:tr>
       <w:tr>
         <w:trPr>
-          <w:cantSplit w:val="0"/>
-          <w:trHeight w:val="500" w:hRule="atLeast"/>
-          <w:tblHeader w:val="0"/>
+          <w:trHeight w:val="500"/>
         </w:trPr>
         <w:tc>
           <w:tcPr>
+            <w:tcW w:w="1640" w:type="dxa"/>
             <w:tcBorders>
-              <w:top w:color="000000" w:space="0" w:sz="0" w:val="nil"/>
-              <w:left w:color="000000" w:space="0" w:sz="0" w:val="nil"/>
-              <w:bottom w:color="000000" w:space="0" w:sz="0" w:val="nil"/>
-              <w:right w:color="000000" w:space="0" w:sz="0" w:val="nil"/>
+              <w:top w:val="nil"/>
+              <w:left w:val="nil"/>
+              <w:bottom w:val="nil"/>
+              <w:right w:val="nil"/>
             </w:tcBorders>
             <w:tcMar>
-              <w:top w:w="100.0" w:type="dxa"/>
-              <w:left w:w="100.0" w:type="dxa"/>
-              <w:bottom w:w="100.0" w:type="dxa"/>
-              <w:right w:w="100.0" w:type="dxa"/>
+              <w:top w:w="100" w:type="dxa"/>
+              <w:left w:w="100" w:type="dxa"/>
+              <w:bottom w:w="100" w:type="dxa"/>
+              <w:right w:w="100" w:type="dxa"/>
             </w:tcMar>
-            <w:vAlign w:val="top"/>
           </w:tcPr>
           <w:p>
             <w:pPr>
               <w:rPr>
-                <w:rFonts w:ascii="Times New Roman" w:cs="Times New Roman" w:eastAsia="Times New Roman" w:hAnsi="Times New Roman"/>
+                <w:rFonts w:ascii="Times New Roman" w:eastAsia="Times New Roman" w:hAnsi="Times New Roman" w:cs="Times New Roman"/>
               </w:rPr>
             </w:pPr>
             <w:r>
               <w:rPr>
-                <w:rFonts w:ascii="Times New Roman" w:cs="Times New Roman" w:eastAsia="Times New Roman" w:hAnsi="Times New Roman"/>
-                <w:rtl w:val="0"/>
-              </w:rPr>
-              <w:t xml:space="preserve">Steel Blue</w:t>
+                <w:rFonts w:ascii="Times New Roman" w:eastAsia="Times New Roman" w:hAnsi="Times New Roman" w:cs="Times New Roman"/>
+              </w:rPr>
+              <w:t>Steel Blue</w:t>
             </w:r>
           </w:p>
         </w:tc>
         <w:tc>
           <w:tcPr>
+            <w:tcW w:w="1235" w:type="dxa"/>
             <w:tcBorders>
-              <w:top w:color="000000" w:space="0" w:sz="0" w:val="nil"/>
-              <w:left w:color="000000" w:space="0" w:sz="0" w:val="nil"/>
-              <w:bottom w:color="000000" w:space="0" w:sz="0" w:val="nil"/>
-              <w:right w:color="000000" w:space="0" w:sz="0" w:val="nil"/>
+              <w:top w:val="nil"/>
+              <w:left w:val="nil"/>
+              <w:bottom w:val="nil"/>
+              <w:right w:val="nil"/>
             </w:tcBorders>
             <w:tcMar>
-              <w:top w:w="100.0" w:type="dxa"/>
-              <w:left w:w="100.0" w:type="dxa"/>
-              <w:bottom w:w="100.0" w:type="dxa"/>
-              <w:right w:w="100.0" w:type="dxa"/>
+              <w:top w:w="100" w:type="dxa"/>
+              <w:left w:w="100" w:type="dxa"/>
+              <w:bottom w:w="100" w:type="dxa"/>
+              <w:right w:w="100" w:type="dxa"/>
             </w:tcMar>
-            <w:vAlign w:val="top"/>
           </w:tcPr>
           <w:p>
             <w:pPr>
               <w:rPr>
-                <w:rFonts w:ascii="Times New Roman" w:cs="Times New Roman" w:eastAsia="Times New Roman" w:hAnsi="Times New Roman"/>
+                <w:rFonts w:ascii="Times New Roman" w:eastAsia="Times New Roman" w:hAnsi="Times New Roman" w:cs="Times New Roman"/>
               </w:rPr>
             </w:pPr>
             <w:r>
               <w:rPr>
-                <w:rFonts w:ascii="Times New Roman" w:cs="Times New Roman" w:eastAsia="Times New Roman" w:hAnsi="Times New Roman"/>
-                <w:rtl w:val="0"/>
-              </w:rPr>
-              <w:t xml:space="preserve">#415A77</w:t>
+                <w:rFonts w:ascii="Times New Roman" w:eastAsia="Times New Roman" w:hAnsi="Times New Roman" w:cs="Times New Roman"/>
+              </w:rPr>
+              <w:t>#415A77</w:t>
             </w:r>
           </w:p>
         </w:tc>
         <w:tc>
           <w:tcPr>
+            <w:tcW w:w="1910" w:type="dxa"/>
             <w:tcBorders>
-              <w:top w:color="000000" w:space="0" w:sz="0" w:val="nil"/>
-              <w:left w:color="000000" w:space="0" w:sz="0" w:val="nil"/>
-              <w:bottom w:color="000000" w:space="0" w:sz="0" w:val="nil"/>
-              <w:right w:color="000000" w:space="0" w:sz="0" w:val="nil"/>
+              <w:top w:val="nil"/>
+              <w:left w:val="nil"/>
+              <w:bottom w:val="nil"/>
+              <w:right w:val="nil"/>
             </w:tcBorders>
             <w:tcMar>
-              <w:top w:w="100.0" w:type="dxa"/>
-              <w:left w:w="100.0" w:type="dxa"/>
-              <w:bottom w:w="100.0" w:type="dxa"/>
-              <w:right w:w="100.0" w:type="dxa"/>
+              <w:top w:w="100" w:type="dxa"/>
+              <w:left w:w="100" w:type="dxa"/>
+              <w:bottom w:w="100" w:type="dxa"/>
+              <w:right w:w="100" w:type="dxa"/>
             </w:tcMar>
-            <w:vAlign w:val="top"/>
           </w:tcPr>
           <w:p>
             <w:pPr>
               <w:rPr>
-                <w:rFonts w:ascii="Times New Roman" w:cs="Times New Roman" w:eastAsia="Times New Roman" w:hAnsi="Times New Roman"/>
+                <w:rFonts w:ascii="Times New Roman" w:eastAsia="Times New Roman" w:hAnsi="Times New Roman" w:cs="Times New Roman"/>
               </w:rPr>
             </w:pPr>
-            <w:r>
-              <w:rPr>
-                <w:rFonts w:ascii="Times New Roman" w:cs="Times New Roman" w:eastAsia="Times New Roman" w:hAnsi="Times New Roman"/>
-                <w:rtl w:val="0"/>
-              </w:rPr>
-              <w:t xml:space="preserve">rgb(65,90,119)</w:t>
+            <w:proofErr w:type="spellStart"/>
+            <w:proofErr w:type="gramStart"/>
+            <w:r>
+              <w:rPr>
+                <w:rFonts w:ascii="Times New Roman" w:eastAsia="Times New Roman" w:hAnsi="Times New Roman" w:cs="Times New Roman"/>
+              </w:rPr>
+              <w:t>rgb</w:t>
+            </w:r>
+            <w:proofErr w:type="spellEnd"/>
+            <w:r>
+              <w:rPr>
+                <w:rFonts w:ascii="Times New Roman" w:eastAsia="Times New Roman" w:hAnsi="Times New Roman" w:cs="Times New Roman"/>
+              </w:rPr>
+              <w:t>(</w:t>
+            </w:r>
+            <w:proofErr w:type="gramEnd"/>
+            <w:r>
+              <w:rPr>
+                <w:rFonts w:ascii="Times New Roman" w:eastAsia="Times New Roman" w:hAnsi="Times New Roman" w:cs="Times New Roman"/>
+              </w:rPr>
+              <w:t>65,90,119)</w:t>
             </w:r>
           </w:p>
         </w:tc>
         <w:tc>
           <w:tcPr>
+            <w:tcW w:w="2735" w:type="dxa"/>
             <w:tcBorders>
-              <w:top w:color="000000" w:space="0" w:sz="0" w:val="nil"/>
-              <w:left w:color="000000" w:space="0" w:sz="0" w:val="nil"/>
-              <w:bottom w:color="000000" w:space="0" w:sz="0" w:val="nil"/>
-              <w:right w:color="000000" w:space="0" w:sz="0" w:val="nil"/>
+              <w:top w:val="nil"/>
+              <w:left w:val="nil"/>
+              <w:bottom w:val="nil"/>
+              <w:right w:val="nil"/>
             </w:tcBorders>
             <w:tcMar>
-              <w:top w:w="100.0" w:type="dxa"/>
-              <w:left w:w="100.0" w:type="dxa"/>
-              <w:bottom w:w="100.0" w:type="dxa"/>
-              <w:right w:w="100.0" w:type="dxa"/>
+              <w:top w:w="100" w:type="dxa"/>
+              <w:left w:w="100" w:type="dxa"/>
+              <w:bottom w:w="100" w:type="dxa"/>
+              <w:right w:w="100" w:type="dxa"/>
             </w:tcMar>
-            <w:vAlign w:val="top"/>
           </w:tcPr>
           <w:p>
             <w:pPr>
               <w:rPr>
-                <w:rFonts w:ascii="Times New Roman" w:cs="Times New Roman" w:eastAsia="Times New Roman" w:hAnsi="Times New Roman"/>
+                <w:rFonts w:ascii="Times New Roman" w:eastAsia="Times New Roman" w:hAnsi="Times New Roman" w:cs="Times New Roman"/>
               </w:rPr>
             </w:pPr>
             <w:r>
               <w:rPr>
-                <w:rFonts w:ascii="Times New Roman" w:cs="Times New Roman" w:eastAsia="Times New Roman" w:hAnsi="Times New Roman"/>
-                <w:rtl w:val="0"/>
-              </w:rPr>
-              <w:t xml:space="preserve">Buttons + accents</w:t>
+                <w:rFonts w:ascii="Times New Roman" w:eastAsia="Times New Roman" w:hAnsi="Times New Roman" w:cs="Times New Roman"/>
+              </w:rPr>
+              <w:t>Buttons + accents</w:t>
             </w:r>
           </w:p>
         </w:tc>
       </w:tr>
       <w:tr>
         <w:trPr>
-          <w:cantSplit w:val="0"/>
-          <w:trHeight w:val="500" w:hRule="atLeast"/>
-          <w:tblHeader w:val="0"/>
+          <w:trHeight w:val="500"/>
         </w:trPr>
         <w:tc>
           <w:tcPr>
+            <w:tcW w:w="1640" w:type="dxa"/>
             <w:tcBorders>
-              <w:top w:color="000000" w:space="0" w:sz="0" w:val="nil"/>
-              <w:left w:color="000000" w:space="0" w:sz="0" w:val="nil"/>
-              <w:bottom w:color="000000" w:space="0" w:sz="0" w:val="nil"/>
-              <w:right w:color="000000" w:space="0" w:sz="0" w:val="nil"/>
+              <w:top w:val="nil"/>
+              <w:left w:val="nil"/>
+              <w:bottom w:val="nil"/>
+              <w:right w:val="nil"/>
             </w:tcBorders>
             <w:tcMar>
-              <w:top w:w="100.0" w:type="dxa"/>
-              <w:left w:w="100.0" w:type="dxa"/>
-              <w:bottom w:w="100.0" w:type="dxa"/>
-              <w:right w:w="100.0" w:type="dxa"/>
+              <w:top w:w="100" w:type="dxa"/>
+              <w:left w:w="100" w:type="dxa"/>
+              <w:bottom w:w="100" w:type="dxa"/>
+              <w:right w:w="100" w:type="dxa"/>
             </w:tcMar>
-            <w:vAlign w:val="top"/>
           </w:tcPr>
           <w:p>
             <w:pPr>
               <w:rPr>
-                <w:rFonts w:ascii="Times New Roman" w:cs="Times New Roman" w:eastAsia="Times New Roman" w:hAnsi="Times New Roman"/>
+                <w:rFonts w:ascii="Times New Roman" w:eastAsia="Times New Roman" w:hAnsi="Times New Roman" w:cs="Times New Roman"/>
               </w:rPr>
             </w:pPr>
             <w:r>
               <w:rPr>
-                <w:rFonts w:ascii="Times New Roman" w:cs="Times New Roman" w:eastAsia="Times New Roman" w:hAnsi="Times New Roman"/>
-                <w:rtl w:val="0"/>
-              </w:rPr>
-              <w:t xml:space="preserve">Light Gray</w:t>
+                <w:rFonts w:ascii="Times New Roman" w:eastAsia="Times New Roman" w:hAnsi="Times New Roman" w:cs="Times New Roman"/>
+              </w:rPr>
+              <w:t>Light Gray</w:t>
             </w:r>
           </w:p>
         </w:tc>
         <w:tc>
           <w:tcPr>
+            <w:tcW w:w="1235" w:type="dxa"/>
             <w:tcBorders>
-              <w:top w:color="000000" w:space="0" w:sz="0" w:val="nil"/>
-              <w:left w:color="000000" w:space="0" w:sz="0" w:val="nil"/>
-              <w:bottom w:color="000000" w:space="0" w:sz="0" w:val="nil"/>
-              <w:right w:color="000000" w:space="0" w:sz="0" w:val="nil"/>
+              <w:top w:val="nil"/>
+              <w:left w:val="nil"/>
+              <w:bottom w:val="nil"/>
+              <w:right w:val="nil"/>
             </w:tcBorders>
             <w:tcMar>
-              <w:top w:w="100.0" w:type="dxa"/>
-              <w:left w:w="100.0" w:type="dxa"/>
-              <w:bottom w:w="100.0" w:type="dxa"/>
-              <w:right w:w="100.0" w:type="dxa"/>
+              <w:top w:w="100" w:type="dxa"/>
+              <w:left w:w="100" w:type="dxa"/>
+              <w:bottom w:w="100" w:type="dxa"/>
+              <w:right w:w="100" w:type="dxa"/>
             </w:tcMar>
-            <w:vAlign w:val="top"/>
           </w:tcPr>
           <w:p>
             <w:pPr>
               <w:rPr>
-                <w:rFonts w:ascii="Times New Roman" w:cs="Times New Roman" w:eastAsia="Times New Roman" w:hAnsi="Times New Roman"/>
+                <w:rFonts w:ascii="Times New Roman" w:eastAsia="Times New Roman" w:hAnsi="Times New Roman" w:cs="Times New Roman"/>
               </w:rPr>
             </w:pPr>
             <w:r>
               <w:rPr>
-                <w:rFonts w:ascii="Times New Roman" w:cs="Times New Roman" w:eastAsia="Times New Roman" w:hAnsi="Times New Roman"/>
-                <w:rtl w:val="0"/>
-              </w:rPr>
-              <w:t xml:space="preserve">#E0E1DD</w:t>
+                <w:rFonts w:ascii="Times New Roman" w:eastAsia="Times New Roman" w:hAnsi="Times New Roman" w:cs="Times New Roman"/>
+              </w:rPr>
+              <w:t>#E0E1DD</w:t>
             </w:r>
           </w:p>
         </w:tc>
         <w:tc>
           <w:tcPr>
+            <w:tcW w:w="1910" w:type="dxa"/>
             <w:tcBorders>
-              <w:top w:color="000000" w:space="0" w:sz="0" w:val="nil"/>
-              <w:left w:color="000000" w:space="0" w:sz="0" w:val="nil"/>
-              <w:bottom w:color="000000" w:space="0" w:sz="0" w:val="nil"/>
-              <w:right w:color="000000" w:space="0" w:sz="0" w:val="nil"/>
+              <w:top w:val="nil"/>
+              <w:left w:val="nil"/>
+              <w:bottom w:val="nil"/>
+              <w:right w:val="nil"/>
             </w:tcBorders>
             <w:tcMar>
-              <w:top w:w="100.0" w:type="dxa"/>
-              <w:left w:w="100.0" w:type="dxa"/>
-              <w:bottom w:w="100.0" w:type="dxa"/>
-              <w:right w:w="100.0" w:type="dxa"/>
+              <w:top w:w="100" w:type="dxa"/>
+              <w:left w:w="100" w:type="dxa"/>
+              <w:bottom w:w="100" w:type="dxa"/>
+              <w:right w:w="100" w:type="dxa"/>
             </w:tcMar>
-            <w:vAlign w:val="top"/>
           </w:tcPr>
           <w:p>
             <w:pPr>
               <w:rPr>
-                <w:rFonts w:ascii="Times New Roman" w:cs="Times New Roman" w:eastAsia="Times New Roman" w:hAnsi="Times New Roman"/>
+                <w:rFonts w:ascii="Times New Roman" w:eastAsia="Times New Roman" w:hAnsi="Times New Roman" w:cs="Times New Roman"/>
               </w:rPr>
             </w:pPr>
-            <w:r>
-              <w:rPr>
-                <w:rFonts w:ascii="Times New Roman" w:cs="Times New Roman" w:eastAsia="Times New Roman" w:hAnsi="Times New Roman"/>
-                <w:rtl w:val="0"/>
-              </w:rPr>
-              <w:t xml:space="preserve">rgb(224,225,221)</w:t>
+            <w:proofErr w:type="spellStart"/>
+            <w:proofErr w:type="gramStart"/>
+            <w:r>
+              <w:rPr>
+                <w:rFonts w:ascii="Times New Roman" w:eastAsia="Times New Roman" w:hAnsi="Times New Roman" w:cs="Times New Roman"/>
+              </w:rPr>
+              <w:t>rgb</w:t>
+            </w:r>
+            <w:proofErr w:type="spellEnd"/>
+            <w:r>
+              <w:rPr>
+                <w:rFonts w:ascii="Times New Roman" w:eastAsia="Times New Roman" w:hAnsi="Times New Roman" w:cs="Times New Roman"/>
+              </w:rPr>
+              <w:t>(</w:t>
+            </w:r>
+            <w:proofErr w:type="gramEnd"/>
+            <w:r>
+              <w:rPr>
+                <w:rFonts w:ascii="Times New Roman" w:eastAsia="Times New Roman" w:hAnsi="Times New Roman" w:cs="Times New Roman"/>
+              </w:rPr>
+              <w:t>224,225,221)</w:t>
             </w:r>
           </w:p>
         </w:tc>
         <w:tc>
           <w:tcPr>
+            <w:tcW w:w="2735" w:type="dxa"/>
             <w:tcBorders>
-              <w:top w:color="000000" w:space="0" w:sz="0" w:val="nil"/>
-              <w:left w:color="000000" w:space="0" w:sz="0" w:val="nil"/>
-              <w:bottom w:color="000000" w:space="0" w:sz="0" w:val="nil"/>
-              <w:right w:color="000000" w:space="0" w:sz="0" w:val="nil"/>
+              <w:top w:val="nil"/>
+              <w:left w:val="nil"/>
+              <w:bottom w:val="nil"/>
+              <w:right w:val="nil"/>
             </w:tcBorders>
             <w:tcMar>
-              <w:top w:w="100.0" w:type="dxa"/>
-              <w:left w:w="100.0" w:type="dxa"/>
-              <w:bottom w:w="100.0" w:type="dxa"/>
-              <w:right w:w="100.0" w:type="dxa"/>
+              <w:top w:w="100" w:type="dxa"/>
+              <w:left w:w="100" w:type="dxa"/>
+              <w:bottom w:w="100" w:type="dxa"/>
+              <w:right w:w="100" w:type="dxa"/>
             </w:tcMar>
-            <w:vAlign w:val="top"/>
           </w:tcPr>
           <w:p>
             <w:pPr>
               <w:rPr>
-                <w:rFonts w:ascii="Times New Roman" w:cs="Times New Roman" w:eastAsia="Times New Roman" w:hAnsi="Times New Roman"/>
+                <w:rFonts w:ascii="Times New Roman" w:eastAsia="Times New Roman" w:hAnsi="Times New Roman" w:cs="Times New Roman"/>
               </w:rPr>
             </w:pPr>
             <w:r>
               <w:rPr>
-                <w:rFonts w:ascii="Times New Roman" w:cs="Times New Roman" w:eastAsia="Times New Roman" w:hAnsi="Times New Roman"/>
-                <w:rtl w:val="0"/>
-              </w:rPr>
-              <w:t xml:space="preserve">Section backgrounds</w:t>
+                <w:rFonts w:ascii="Times New Roman" w:eastAsia="Times New Roman" w:hAnsi="Times New Roman" w:cs="Times New Roman"/>
+              </w:rPr>
+              <w:t>Section backgrounds</w:t>
             </w:r>
           </w:p>
         </w:tc>
       </w:tr>
       <w:tr>
         <w:trPr>
-          <w:cantSplit w:val="0"/>
-          <w:trHeight w:val="500" w:hRule="atLeast"/>
-          <w:tblHeader w:val="0"/>
+          <w:trHeight w:val="500"/>
         </w:trPr>
         <w:tc>
           <w:tcPr>
+            <w:tcW w:w="1640" w:type="dxa"/>
             <w:tcBorders>
-              <w:top w:color="000000" w:space="0" w:sz="0" w:val="nil"/>
-              <w:left w:color="000000" w:space="0" w:sz="0" w:val="nil"/>
-              <w:bottom w:color="000000" w:space="0" w:sz="0" w:val="nil"/>
-              <w:right w:color="000000" w:space="0" w:sz="0" w:val="nil"/>
+              <w:top w:val="nil"/>
+              <w:left w:val="nil"/>
+              <w:bottom w:val="nil"/>
+              <w:right w:val="nil"/>
             </w:tcBorders>
             <w:tcMar>
-              <w:top w:w="100.0" w:type="dxa"/>
-              <w:left w:w="100.0" w:type="dxa"/>
-              <w:bottom w:w="100.0" w:type="dxa"/>
-              <w:right w:w="100.0" w:type="dxa"/>
+              <w:top w:w="100" w:type="dxa"/>
+              <w:left w:w="100" w:type="dxa"/>
+              <w:bottom w:w="100" w:type="dxa"/>
+              <w:right w:w="100" w:type="dxa"/>
             </w:tcMar>
-            <w:vAlign w:val="top"/>
           </w:tcPr>
           <w:p>
             <w:pPr>
               <w:rPr>
-                <w:rFonts w:ascii="Times New Roman" w:cs="Times New Roman" w:eastAsia="Times New Roman" w:hAnsi="Times New Roman"/>
+                <w:rFonts w:ascii="Times New Roman" w:eastAsia="Times New Roman" w:hAnsi="Times New Roman" w:cs="Times New Roman"/>
               </w:rPr>
             </w:pPr>
             <w:r>
               <w:rPr>
-                <w:rFonts w:ascii="Times New Roman" w:cs="Times New Roman" w:eastAsia="Times New Roman" w:hAnsi="Times New Roman"/>
-                <w:rtl w:val="0"/>
-              </w:rPr>
-              <w:t xml:space="preserve">Bright Green</w:t>
+                <w:rFonts w:ascii="Times New Roman" w:eastAsia="Times New Roman" w:hAnsi="Times New Roman" w:cs="Times New Roman"/>
+              </w:rPr>
+              <w:t>Bright Green</w:t>
             </w:r>
           </w:p>
         </w:tc>
         <w:tc>
           <w:tcPr>
+            <w:tcW w:w="1235" w:type="dxa"/>
             <w:tcBorders>
-              <w:top w:color="000000" w:space="0" w:sz="0" w:val="nil"/>
-              <w:left w:color="000000" w:space="0" w:sz="0" w:val="nil"/>
-              <w:bottom w:color="000000" w:space="0" w:sz="0" w:val="nil"/>
-              <w:right w:color="000000" w:space="0" w:sz="0" w:val="nil"/>
+              <w:top w:val="nil"/>
+              <w:left w:val="nil"/>
+              <w:bottom w:val="nil"/>
+              <w:right w:val="nil"/>
             </w:tcBorders>
             <w:tcMar>
-              <w:top w:w="100.0" w:type="dxa"/>
-              <w:left w:w="100.0" w:type="dxa"/>
-              <w:bottom w:w="100.0" w:type="dxa"/>
-              <w:right w:w="100.0" w:type="dxa"/>
+              <w:top w:w="100" w:type="dxa"/>
+              <w:left w:w="100" w:type="dxa"/>
+              <w:bottom w:w="100" w:type="dxa"/>
+              <w:right w:w="100" w:type="dxa"/>
             </w:tcMar>
-            <w:vAlign w:val="top"/>
           </w:tcPr>
           <w:p>
             <w:pPr>
               <w:rPr>
-                <w:rFonts w:ascii="Times New Roman" w:cs="Times New Roman" w:eastAsia="Times New Roman" w:hAnsi="Times New Roman"/>
+                <w:rFonts w:ascii="Times New Roman" w:eastAsia="Times New Roman" w:hAnsi="Times New Roman" w:cs="Times New Roman"/>
               </w:rPr>
             </w:pPr>
             <w:r>
               <w:rPr>
-                <w:rFonts w:ascii="Times New Roman" w:cs="Times New Roman" w:eastAsia="Times New Roman" w:hAnsi="Times New Roman"/>
-                <w:rtl w:val="0"/>
-              </w:rPr>
-              <w:t xml:space="preserve">#52B788</w:t>
+                <w:rFonts w:ascii="Times New Roman" w:eastAsia="Times New Roman" w:hAnsi="Times New Roman" w:cs="Times New Roman"/>
+              </w:rPr>
+              <w:t>#52B788</w:t>
             </w:r>
           </w:p>
         </w:tc>
         <w:tc>
           <w:tcPr>
+            <w:tcW w:w="1910" w:type="dxa"/>
             <w:tcBorders>
-              <w:top w:color="000000" w:space="0" w:sz="0" w:val="nil"/>
-              <w:left w:color="000000" w:space="0" w:sz="0" w:val="nil"/>
-              <w:bottom w:color="000000" w:space="0" w:sz="0" w:val="nil"/>
-              <w:right w:color="000000" w:space="0" w:sz="0" w:val="nil"/>
+              <w:top w:val="nil"/>
+              <w:left w:val="nil"/>
+              <w:bottom w:val="nil"/>
+              <w:right w:val="nil"/>
             </w:tcBorders>
             <w:tcMar>
-              <w:top w:w="100.0" w:type="dxa"/>
-              <w:left w:w="100.0" w:type="dxa"/>
-              <w:bottom w:w="100.0" w:type="dxa"/>
-              <w:right w:w="100.0" w:type="dxa"/>
+              <w:top w:w="100" w:type="dxa"/>
+              <w:left w:w="100" w:type="dxa"/>
+              <w:bottom w:w="100" w:type="dxa"/>
+              <w:right w:w="100" w:type="dxa"/>
             </w:tcMar>
-            <w:vAlign w:val="top"/>
           </w:tcPr>
           <w:p>
             <w:pPr>
               <w:rPr>
-                <w:rFonts w:ascii="Times New Roman" w:cs="Times New Roman" w:eastAsia="Times New Roman" w:hAnsi="Times New Roman"/>
+                <w:rFonts w:ascii="Times New Roman" w:eastAsia="Times New Roman" w:hAnsi="Times New Roman" w:cs="Times New Roman"/>
               </w:rPr>
             </w:pPr>
-            <w:r>
-              <w:rPr>
-                <w:rFonts w:ascii="Times New Roman" w:cs="Times New Roman" w:eastAsia="Times New Roman" w:hAnsi="Times New Roman"/>
-                <w:rtl w:val="0"/>
-              </w:rPr>
-              <w:t xml:space="preserve">rgb(82,183,136)</w:t>
+            <w:proofErr w:type="spellStart"/>
+            <w:proofErr w:type="gramStart"/>
+            <w:r>
+              <w:rPr>
+                <w:rFonts w:ascii="Times New Roman" w:eastAsia="Times New Roman" w:hAnsi="Times New Roman" w:cs="Times New Roman"/>
+              </w:rPr>
+              <w:t>rgb</w:t>
+            </w:r>
+            <w:proofErr w:type="spellEnd"/>
+            <w:r>
+              <w:rPr>
+                <w:rFonts w:ascii="Times New Roman" w:eastAsia="Times New Roman" w:hAnsi="Times New Roman" w:cs="Times New Roman"/>
+              </w:rPr>
+              <w:t>(</w:t>
+            </w:r>
+            <w:proofErr w:type="gramEnd"/>
+            <w:r>
+              <w:rPr>
+                <w:rFonts w:ascii="Times New Roman" w:eastAsia="Times New Roman" w:hAnsi="Times New Roman" w:cs="Times New Roman"/>
+              </w:rPr>
+              <w:t>82,183,136)</w:t>
             </w:r>
           </w:p>
         </w:tc>
         <w:tc>
           <w:tcPr>
+            <w:tcW w:w="2735" w:type="dxa"/>
             <w:tcBorders>
-              <w:top w:color="000000" w:space="0" w:sz="0" w:val="nil"/>
-              <w:left w:color="000000" w:space="0" w:sz="0" w:val="nil"/>
-              <w:bottom w:color="000000" w:space="0" w:sz="0" w:val="nil"/>
-              <w:right w:color="000000" w:space="0" w:sz="0" w:val="nil"/>
+              <w:top w:val="nil"/>
+              <w:left w:val="nil"/>
+              <w:bottom w:val="nil"/>
+              <w:right w:val="nil"/>
             </w:tcBorders>
             <w:tcMar>
-              <w:top w:w="100.0" w:type="dxa"/>
-              <w:left w:w="100.0" w:type="dxa"/>
-              <w:bottom w:w="100.0" w:type="dxa"/>
-              <w:right w:w="100.0" w:type="dxa"/>
+              <w:top w:w="100" w:type="dxa"/>
+              <w:left w:w="100" w:type="dxa"/>
+              <w:bottom w:w="100" w:type="dxa"/>
+              <w:right w:w="100" w:type="dxa"/>
             </w:tcMar>
-            <w:vAlign w:val="top"/>
           </w:tcPr>
           <w:p>
             <w:pPr>
               <w:rPr>
-                <w:rFonts w:ascii="Times New Roman" w:cs="Times New Roman" w:eastAsia="Times New Roman" w:hAnsi="Times New Roman"/>
+                <w:rFonts w:ascii="Times New Roman" w:eastAsia="Times New Roman" w:hAnsi="Times New Roman" w:cs="Times New Roman"/>
               </w:rPr>
             </w:pPr>
             <w:r>
               <w:rPr>
-                <w:rFonts w:ascii="Times New Roman" w:cs="Times New Roman" w:eastAsia="Times New Roman" w:hAnsi="Times New Roman"/>
-                <w:rtl w:val="0"/>
-              </w:rPr>
-              <w:t xml:space="preserve">Highlights + hover effects</w:t>
+                <w:rFonts w:ascii="Times New Roman" w:eastAsia="Times New Roman" w:hAnsi="Times New Roman" w:cs="Times New Roman"/>
+              </w:rPr>
+              <w:t>Highlights + hover effects</w:t>
             </w:r>
           </w:p>
         </w:tc>
       </w:tr>
       <w:tr>
         <w:trPr>
-          <w:cantSplit w:val="0"/>
-          <w:trHeight w:val="500" w:hRule="atLeast"/>
-          <w:tblHeader w:val="0"/>
+          <w:trHeight w:val="500"/>
         </w:trPr>
         <w:tc>
           <w:tcPr>
+            <w:tcW w:w="1640" w:type="dxa"/>
             <w:tcBorders>
-              <w:top w:color="000000" w:space="0" w:sz="0" w:val="nil"/>
-              <w:left w:color="000000" w:space="0" w:sz="0" w:val="nil"/>
-              <w:bottom w:color="000000" w:space="0" w:sz="0" w:val="nil"/>
-              <w:right w:color="000000" w:space="0" w:sz="0" w:val="nil"/>
+              <w:top w:val="nil"/>
+              <w:left w:val="nil"/>
+              <w:bottom w:val="nil"/>
+              <w:right w:val="nil"/>
             </w:tcBorders>
             <w:tcMar>
-              <w:top w:w="100.0" w:type="dxa"/>
-              <w:left w:w="100.0" w:type="dxa"/>
-              <w:bottom w:w="100.0" w:type="dxa"/>
-              <w:right w:w="100.0" w:type="dxa"/>
+              <w:top w:w="100" w:type="dxa"/>
+              <w:left w:w="100" w:type="dxa"/>
+              <w:bottom w:w="100" w:type="dxa"/>
+              <w:right w:w="100" w:type="dxa"/>
             </w:tcMar>
-            <w:vAlign w:val="top"/>
           </w:tcPr>
           <w:p>
             <w:pPr>
               <w:rPr>
-                <w:rFonts w:ascii="Times New Roman" w:cs="Times New Roman" w:eastAsia="Times New Roman" w:hAnsi="Times New Roman"/>
+                <w:rFonts w:ascii="Times New Roman" w:eastAsia="Times New Roman" w:hAnsi="Times New Roman" w:cs="Times New Roman"/>
               </w:rPr>
             </w:pPr>
             <w:r>
               <w:rPr>
-                <w:rFonts w:ascii="Times New Roman" w:cs="Times New Roman" w:eastAsia="Times New Roman" w:hAnsi="Times New Roman"/>
-                <w:rtl w:val="0"/>
-              </w:rPr>
-              <w:t xml:space="preserve">Soft White</w:t>
+                <w:rFonts w:ascii="Times New Roman" w:eastAsia="Times New Roman" w:hAnsi="Times New Roman" w:cs="Times New Roman"/>
+              </w:rPr>
+              <w:t>Soft White</w:t>
             </w:r>
           </w:p>
         </w:tc>
         <w:tc>
           <w:tcPr>
+            <w:tcW w:w="1235" w:type="dxa"/>
             <w:tcBorders>
-              <w:top w:color="000000" w:space="0" w:sz="0" w:val="nil"/>
-              <w:left w:color="000000" w:space="0" w:sz="0" w:val="nil"/>
-              <w:bottom w:color="000000" w:space="0" w:sz="0" w:val="nil"/>
-              <w:right w:color="000000" w:space="0" w:sz="0" w:val="nil"/>
+              <w:top w:val="nil"/>
+              <w:left w:val="nil"/>
+              <w:bottom w:val="nil"/>
+              <w:right w:val="nil"/>
             </w:tcBorders>
             <w:tcMar>
-              <w:top w:w="100.0" w:type="dxa"/>
-              <w:left w:w="100.0" w:type="dxa"/>
-              <w:bottom w:w="100.0" w:type="dxa"/>
-              <w:right w:w="100.0" w:type="dxa"/>
+              <w:top w:w="100" w:type="dxa"/>
+              <w:left w:w="100" w:type="dxa"/>
+              <w:bottom w:w="100" w:type="dxa"/>
+              <w:right w:w="100" w:type="dxa"/>
             </w:tcMar>
-            <w:vAlign w:val="top"/>
           </w:tcPr>
           <w:p>
             <w:pPr>
               <w:rPr>
-                <w:rFonts w:ascii="Times New Roman" w:cs="Times New Roman" w:eastAsia="Times New Roman" w:hAnsi="Times New Roman"/>
+                <w:rFonts w:ascii="Times New Roman" w:eastAsia="Times New Roman" w:hAnsi="Times New Roman" w:cs="Times New Roman"/>
               </w:rPr>
             </w:pPr>
             <w:r>
               <w:rPr>
-                <w:rFonts w:ascii="Times New Roman" w:cs="Times New Roman" w:eastAsia="Times New Roman" w:hAnsi="Times New Roman"/>
-                <w:rtl w:val="0"/>
-              </w:rPr>
-              <w:t xml:space="preserve">#F8F9FA</w:t>
+                <w:rFonts w:ascii="Times New Roman" w:eastAsia="Times New Roman" w:hAnsi="Times New Roman" w:cs="Times New Roman"/>
+              </w:rPr>
+              <w:t>#F8F9FA</w:t>
             </w:r>
           </w:p>
         </w:tc>
         <w:tc>
           <w:tcPr>
+            <w:tcW w:w="1910" w:type="dxa"/>
             <w:tcBorders>
-              <w:top w:color="000000" w:space="0" w:sz="0" w:val="nil"/>
-              <w:left w:color="000000" w:space="0" w:sz="0" w:val="nil"/>
-              <w:bottom w:color="000000" w:space="0" w:sz="0" w:val="nil"/>
-              <w:right w:color="000000" w:space="0" w:sz="0" w:val="nil"/>
+              <w:top w:val="nil"/>
+              <w:left w:val="nil"/>
+              <w:bottom w:val="nil"/>
+              <w:right w:val="nil"/>
             </w:tcBorders>
             <w:tcMar>
-              <w:top w:w="100.0" w:type="dxa"/>
-              <w:left w:w="100.0" w:type="dxa"/>
-              <w:bottom w:w="100.0" w:type="dxa"/>
-              <w:right w:w="100.0" w:type="dxa"/>
+              <w:top w:w="100" w:type="dxa"/>
+              <w:left w:w="100" w:type="dxa"/>
+              <w:bottom w:w="100" w:type="dxa"/>
+              <w:right w:w="100" w:type="dxa"/>
             </w:tcMar>
-            <w:vAlign w:val="top"/>
           </w:tcPr>
           <w:p>
             <w:pPr>
               <w:rPr>
-                <w:rFonts w:ascii="Times New Roman" w:cs="Times New Roman" w:eastAsia="Times New Roman" w:hAnsi="Times New Roman"/>
+                <w:rFonts w:ascii="Times New Roman" w:eastAsia="Times New Roman" w:hAnsi="Times New Roman" w:cs="Times New Roman"/>
               </w:rPr>
             </w:pPr>
-            <w:r>
-              <w:rPr>
-                <w:rFonts w:ascii="Times New Roman" w:cs="Times New Roman" w:eastAsia="Times New Roman" w:hAnsi="Times New Roman"/>
-                <w:rtl w:val="0"/>
-              </w:rPr>
-              <w:t xml:space="preserve">rgb(248,249,250)</w:t>
+            <w:proofErr w:type="spellStart"/>
+            <w:proofErr w:type="gramStart"/>
+            <w:r>
+              <w:rPr>
+                <w:rFonts w:ascii="Times New Roman" w:eastAsia="Times New Roman" w:hAnsi="Times New Roman" w:cs="Times New Roman"/>
+              </w:rPr>
+              <w:t>rgb</w:t>
+            </w:r>
+            <w:proofErr w:type="spellEnd"/>
+            <w:r>
+              <w:rPr>
+                <w:rFonts w:ascii="Times New Roman" w:eastAsia="Times New Roman" w:hAnsi="Times New Roman" w:cs="Times New Roman"/>
+              </w:rPr>
+              <w:t>(</w:t>
+            </w:r>
+            <w:proofErr w:type="gramEnd"/>
+            <w:r>
+              <w:rPr>
+                <w:rFonts w:ascii="Times New Roman" w:eastAsia="Times New Roman" w:hAnsi="Times New Roman" w:cs="Times New Roman"/>
+              </w:rPr>
+              <w:t>248,249,250)</w:t>
             </w:r>
           </w:p>
         </w:tc>
         <w:tc>
           <w:tcPr>
+            <w:tcW w:w="2735" w:type="dxa"/>
             <w:tcBorders>
-              <w:top w:color="000000" w:space="0" w:sz="0" w:val="nil"/>
-              <w:left w:color="000000" w:space="0" w:sz="0" w:val="nil"/>
-              <w:bottom w:color="000000" w:space="0" w:sz="0" w:val="nil"/>
-              <w:right w:color="000000" w:space="0" w:sz="0" w:val="nil"/>
+              <w:top w:val="nil"/>
+              <w:left w:val="nil"/>
+              <w:bottom w:val="nil"/>
+              <w:right w:val="nil"/>
             </w:tcBorders>
             <w:tcMar>
-              <w:top w:w="100.0" w:type="dxa"/>
-              <w:left w:w="100.0" w:type="dxa"/>
-              <w:bottom w:w="100.0" w:type="dxa"/>
-              <w:right w:w="100.0" w:type="dxa"/>
+              <w:top w:w="100" w:type="dxa"/>
+              <w:left w:w="100" w:type="dxa"/>
+              <w:bottom w:w="100" w:type="dxa"/>
+              <w:right w:w="100" w:type="dxa"/>
             </w:tcMar>
-            <w:vAlign w:val="top"/>
           </w:tcPr>
           <w:p>
             <w:pPr>
               <w:rPr>
-                <w:rFonts w:ascii="Times New Roman" w:cs="Times New Roman" w:eastAsia="Times New Roman" w:hAnsi="Times New Roman"/>
+                <w:rFonts w:ascii="Times New Roman" w:eastAsia="Times New Roman" w:hAnsi="Times New Roman" w:cs="Times New Roman"/>
               </w:rPr>
             </w:pPr>
             <w:r>
               <w:rPr>
-                <w:rFonts w:ascii="Times New Roman" w:cs="Times New Roman" w:eastAsia="Times New Roman" w:hAnsi="Times New Roman"/>
-                <w:rtl w:val="0"/>
-              </w:rPr>
-              <w:t xml:space="preserve">Main background</w:t>
+                <w:rFonts w:ascii="Times New Roman" w:eastAsia="Times New Roman" w:hAnsi="Times New Roman" w:cs="Times New Roman"/>
+              </w:rPr>
+              <w:t>Main background</w:t>
             </w:r>
           </w:p>
         </w:tc>
       </w:tr>
       <w:tr>
         <w:trPr>
-          <w:cantSplit w:val="0"/>
-          <w:trHeight w:val="500" w:hRule="atLeast"/>
-          <w:tblHeader w:val="0"/>
+          <w:trHeight w:val="500"/>
         </w:trPr>
         <w:tc>
           <w:tcPr>
+            <w:tcW w:w="1640" w:type="dxa"/>
             <w:tcBorders>
-              <w:top w:color="000000" w:space="0" w:sz="0" w:val="nil"/>
-              <w:left w:color="000000" w:space="0" w:sz="0" w:val="nil"/>
-              <w:bottom w:color="000000" w:space="0" w:sz="0" w:val="nil"/>
-              <w:right w:color="000000" w:space="0" w:sz="0" w:val="nil"/>
+              <w:top w:val="nil"/>
+              <w:left w:val="nil"/>
+              <w:bottom w:val="nil"/>
+              <w:right w:val="nil"/>
             </w:tcBorders>
             <w:tcMar>
-              <w:top w:w="100.0" w:type="dxa"/>
-              <w:left w:w="100.0" w:type="dxa"/>
-              <w:bottom w:w="100.0" w:type="dxa"/>
-              <w:right w:w="100.0" w:type="dxa"/>
+              <w:top w:w="100" w:type="dxa"/>
+              <w:left w:w="100" w:type="dxa"/>
+              <w:bottom w:w="100" w:type="dxa"/>
+              <w:right w:w="100" w:type="dxa"/>
             </w:tcMar>
-            <w:vAlign w:val="top"/>
           </w:tcPr>
           <w:p>
             <w:pPr>
               <w:rPr>
-                <w:rFonts w:ascii="Times New Roman" w:cs="Times New Roman" w:eastAsia="Times New Roman" w:hAnsi="Times New Roman"/>
+                <w:rFonts w:ascii="Times New Roman" w:eastAsia="Times New Roman" w:hAnsi="Times New Roman" w:cs="Times New Roman"/>
               </w:rPr>
             </w:pPr>
             <w:r>
               <w:rPr>
-                <w:rFonts w:ascii="Times New Roman" w:cs="Times New Roman" w:eastAsia="Times New Roman" w:hAnsi="Times New Roman"/>
-                <w:rtl w:val="0"/>
-              </w:rPr>
-              <w:t xml:space="preserve">Dark Charcoal</w:t>
+                <w:rFonts w:ascii="Times New Roman" w:eastAsia="Times New Roman" w:hAnsi="Times New Roman" w:cs="Times New Roman"/>
+              </w:rPr>
+              <w:t>Dark Charcoal</w:t>
             </w:r>
           </w:p>
         </w:tc>
         <w:tc>
           <w:tcPr>
+            <w:tcW w:w="1235" w:type="dxa"/>
             <w:tcBorders>
-              <w:top w:color="000000" w:space="0" w:sz="0" w:val="nil"/>
-              <w:left w:color="000000" w:space="0" w:sz="0" w:val="nil"/>
-              <w:bottom w:color="000000" w:space="0" w:sz="0" w:val="nil"/>
-              <w:right w:color="000000" w:space="0" w:sz="0" w:val="nil"/>
+              <w:top w:val="nil"/>
+              <w:left w:val="nil"/>
+              <w:bottom w:val="nil"/>
+              <w:right w:val="nil"/>
             </w:tcBorders>
             <w:tcMar>
-              <w:top w:w="100.0" w:type="dxa"/>
-              <w:left w:w="100.0" w:type="dxa"/>
-              <w:bottom w:w="100.0" w:type="dxa"/>
-              <w:right w:w="100.0" w:type="dxa"/>
+              <w:top w:w="100" w:type="dxa"/>
+              <w:left w:w="100" w:type="dxa"/>
+              <w:bottom w:w="100" w:type="dxa"/>
+              <w:right w:w="100" w:type="dxa"/>
             </w:tcMar>
-            <w:vAlign w:val="top"/>
           </w:tcPr>
           <w:p>
             <w:pPr>
               <w:rPr>
-                <w:rFonts w:ascii="Times New Roman" w:cs="Times New Roman" w:eastAsia="Times New Roman" w:hAnsi="Times New Roman"/>
+                <w:rFonts w:ascii="Times New Roman" w:eastAsia="Times New Roman" w:hAnsi="Times New Roman" w:cs="Times New Roman"/>
               </w:rPr>
             </w:pPr>
             <w:r>
               <w:rPr>
-                <w:rFonts w:ascii="Times New Roman" w:cs="Times New Roman" w:eastAsia="Times New Roman" w:hAnsi="Times New Roman"/>
-                <w:rtl w:val="0"/>
-              </w:rPr>
-              <w:t xml:space="preserve">#222222</w:t>
+                <w:rFonts w:ascii="Times New Roman" w:eastAsia="Times New Roman" w:hAnsi="Times New Roman" w:cs="Times New Roman"/>
+              </w:rPr>
+              <w:t>#222222</w:t>
             </w:r>
           </w:p>
         </w:tc>
         <w:tc>
           <w:tcPr>
+            <w:tcW w:w="1910" w:type="dxa"/>
             <w:tcBorders>
-              <w:top w:color="000000" w:space="0" w:sz="0" w:val="nil"/>
-              <w:left w:color="000000" w:space="0" w:sz="0" w:val="nil"/>
-              <w:bottom w:color="000000" w:space="0" w:sz="0" w:val="nil"/>
-              <w:right w:color="000000" w:space="0" w:sz="0" w:val="nil"/>
+              <w:top w:val="nil"/>
+              <w:left w:val="nil"/>
+              <w:bottom w:val="nil"/>
+              <w:right w:val="nil"/>
             </w:tcBorders>
             <w:tcMar>
-              <w:top w:w="100.0" w:type="dxa"/>
-              <w:left w:w="100.0" w:type="dxa"/>
-              <w:bottom w:w="100.0" w:type="dxa"/>
-              <w:right w:w="100.0" w:type="dxa"/>
+              <w:top w:w="100" w:type="dxa"/>
+              <w:left w:w="100" w:type="dxa"/>
+              <w:bottom w:w="100" w:type="dxa"/>
+              <w:right w:w="100" w:type="dxa"/>
             </w:tcMar>
-            <w:vAlign w:val="top"/>
           </w:tcPr>
           <w:p>
             <w:pPr>
               <w:rPr>
-                <w:rFonts w:ascii="Times New Roman" w:cs="Times New Roman" w:eastAsia="Times New Roman" w:hAnsi="Times New Roman"/>
+                <w:rFonts w:ascii="Times New Roman" w:eastAsia="Times New Roman" w:hAnsi="Times New Roman" w:cs="Times New Roman"/>
               </w:rPr>
             </w:pPr>
-            <w:r>
-              <w:rPr>
-                <w:rFonts w:ascii="Times New Roman" w:cs="Times New Roman" w:eastAsia="Times New Roman" w:hAnsi="Times New Roman"/>
-                <w:rtl w:val="0"/>
-              </w:rPr>
-              <w:t xml:space="preserve">rgb(34,34,34)</w:t>
+            <w:proofErr w:type="spellStart"/>
+            <w:proofErr w:type="gramStart"/>
+            <w:r>
+              <w:rPr>
+                <w:rFonts w:ascii="Times New Roman" w:eastAsia="Times New Roman" w:hAnsi="Times New Roman" w:cs="Times New Roman"/>
+              </w:rPr>
+              <w:t>rgb</w:t>
+            </w:r>
+            <w:proofErr w:type="spellEnd"/>
+            <w:r>
+              <w:rPr>
+                <w:rFonts w:ascii="Times New Roman" w:eastAsia="Times New Roman" w:hAnsi="Times New Roman" w:cs="Times New Roman"/>
+              </w:rPr>
+              <w:t>(</w:t>
+            </w:r>
+            <w:proofErr w:type="gramEnd"/>
+            <w:r>
+              <w:rPr>
+                <w:rFonts w:ascii="Times New Roman" w:eastAsia="Times New Roman" w:hAnsi="Times New Roman" w:cs="Times New Roman"/>
+              </w:rPr>
+              <w:t>34,34,34)</w:t>
             </w:r>
           </w:p>
         </w:tc>
         <w:tc>
           <w:tcPr>
+            <w:tcW w:w="2735" w:type="dxa"/>
             <w:tcBorders>
-              <w:top w:color="000000" w:space="0" w:sz="0" w:val="nil"/>
-              <w:left w:color="000000" w:space="0" w:sz="0" w:val="nil"/>
-              <w:bottom w:color="000000" w:space="0" w:sz="0" w:val="nil"/>
-              <w:right w:color="000000" w:space="0" w:sz="0" w:val="nil"/>
+              <w:top w:val="nil"/>
+              <w:left w:val="nil"/>
+              <w:bottom w:val="nil"/>
+              <w:right w:val="nil"/>
             </w:tcBorders>
             <w:tcMar>
-              <w:top w:w="100.0" w:type="dxa"/>
-              <w:left w:w="100.0" w:type="dxa"/>
-              <w:bottom w:w="100.0" w:type="dxa"/>
-              <w:right w:w="100.0" w:type="dxa"/>
+              <w:top w:w="100" w:type="dxa"/>
+              <w:left w:w="100" w:type="dxa"/>
+              <w:bottom w:w="100" w:type="dxa"/>
+              <w:right w:w="100" w:type="dxa"/>
             </w:tcMar>
-            <w:vAlign w:val="top"/>
           </w:tcPr>
           <w:p>
             <w:pPr>
               <w:rPr>
-                <w:rFonts w:ascii="Times New Roman" w:cs="Times New Roman" w:eastAsia="Times New Roman" w:hAnsi="Times New Roman"/>
+                <w:rFonts w:ascii="Times New Roman" w:eastAsia="Times New Roman" w:hAnsi="Times New Roman" w:cs="Times New Roman"/>
               </w:rPr>
             </w:pPr>
             <w:r>
               <w:rPr>
-                <w:rFonts w:ascii="Times New Roman" w:cs="Times New Roman" w:eastAsia="Times New Roman" w:hAnsi="Times New Roman"/>
-                <w:rtl w:val="0"/>
-              </w:rPr>
-              <w:t xml:space="preserve">Main text</w:t>
+                <w:rFonts w:ascii="Times New Roman" w:eastAsia="Times New Roman" w:hAnsi="Times New Roman" w:cs="Times New Roman"/>
+              </w:rPr>
+              <w:t>Main text</w:t>
             </w:r>
           </w:p>
         </w:tc>
@@ -1964,41 +1891,35 @@
     <w:p>
       <w:pPr>
         <w:rPr>
-          <w:rFonts w:ascii="Times New Roman" w:cs="Times New Roman" w:eastAsia="Times New Roman" w:hAnsi="Times New Roman"/>
-        </w:rPr>
-      </w:pPr>
-      <w:r>
-        <w:rPr>
-          <w:rtl w:val="0"/>
-        </w:rPr>
-      </w:r>
+          <w:rFonts w:ascii="Times New Roman" w:eastAsia="Times New Roman" w:hAnsi="Times New Roman" w:cs="Times New Roman"/>
+        </w:rPr>
+      </w:pPr>
     </w:p>
     <w:p>
       <w:pPr>
         <w:pStyle w:val="Heading2"/>
         <w:keepNext w:val="0"/>
         <w:keepLines w:val="0"/>
-        <w:spacing w:before="480" w:lineRule="auto"/>
-        <w:rPr>
-          <w:rFonts w:ascii="Times New Roman" w:cs="Times New Roman" w:eastAsia="Times New Roman" w:hAnsi="Times New Roman"/>
-          <w:b w:val="1"/>
-          <w:bCs w:val="1"/>
+        <w:spacing w:before="480"/>
+        <w:rPr>
+          <w:rFonts w:ascii="Times New Roman" w:eastAsia="Times New Roman" w:hAnsi="Times New Roman" w:cs="Times New Roman"/>
+          <w:b/>
+          <w:bCs/>
           <w:sz w:val="34"/>
           <w:szCs w:val="34"/>
         </w:rPr>
       </w:pPr>
-      <w:bookmarkStart w:colFirst="0" w:colLast="0" w:name="_cre526rybire" w:id="20"/>
+      <w:bookmarkStart w:id="20" w:name="_cre526rybire" w:colFirst="0" w:colLast="0"/>
       <w:bookmarkEnd w:id="20"/>
       <w:r>
         <w:rPr>
-          <w:rFonts w:ascii="Times New Roman" w:cs="Times New Roman" w:eastAsia="Times New Roman" w:hAnsi="Times New Roman"/>
-          <w:b w:val="1"/>
-          <w:bCs w:val="1"/>
+          <w:rFonts w:ascii="Times New Roman" w:eastAsia="Times New Roman" w:hAnsi="Times New Roman" w:cs="Times New Roman"/>
+          <w:b/>
+          <w:bCs/>
           <w:sz w:val="34"/>
           <w:szCs w:val="34"/>
-          <w:rtl w:val="0"/>
-        </w:rPr>
-        <w:t xml:space="preserve">SITE STYLE GUIDE</w:t>
+        </w:rPr>
+        <w:t>SITE STYLE GUIDE</w:t>
       </w:r>
     </w:p>
     <w:p>
@@ -2006,27 +1927,26 @@
         <w:pStyle w:val="Heading2"/>
         <w:keepNext w:val="0"/>
         <w:keepLines w:val="0"/>
-        <w:spacing w:after="80" w:lineRule="auto"/>
-        <w:rPr>
-          <w:rFonts w:ascii="Times New Roman" w:cs="Times New Roman" w:eastAsia="Times New Roman" w:hAnsi="Times New Roman"/>
-          <w:b w:val="1"/>
-          <w:bCs w:val="1"/>
+        <w:spacing w:after="80"/>
+        <w:rPr>
+          <w:rFonts w:ascii="Times New Roman" w:eastAsia="Times New Roman" w:hAnsi="Times New Roman" w:cs="Times New Roman"/>
+          <w:b/>
+          <w:bCs/>
           <w:sz w:val="34"/>
           <w:szCs w:val="34"/>
         </w:rPr>
       </w:pPr>
-      <w:bookmarkStart w:colFirst="0" w:colLast="0" w:name="_b7p4mmaoeh4" w:id="21"/>
+      <w:bookmarkStart w:id="21" w:name="_b7p4mmaoeh4" w:colFirst="0" w:colLast="0"/>
       <w:bookmarkEnd w:id="21"/>
       <w:r>
         <w:rPr>
-          <w:rFonts w:ascii="Times New Roman" w:cs="Times New Roman" w:eastAsia="Times New Roman" w:hAnsi="Times New Roman"/>
-          <w:b w:val="1"/>
-          <w:bCs w:val="1"/>
+          <w:rFonts w:ascii="Times New Roman" w:eastAsia="Times New Roman" w:hAnsi="Times New Roman" w:cs="Times New Roman"/>
+          <w:b/>
+          <w:bCs/>
           <w:sz w:val="34"/>
           <w:szCs w:val="34"/>
-          <w:rtl w:val="0"/>
-        </w:rPr>
-        <w:t xml:space="preserve">HEADER STYLE</w:t>
+        </w:rPr>
+        <w:t>HEADER STYLE</w:t>
       </w:r>
     </w:p>
     <w:p>
@@ -2035,18 +1955,30 @@
           <w:ilvl w:val="0"/>
           <w:numId w:val="5"/>
         </w:numPr>
-        <w:spacing w:after="0" w:afterAutospacing="0" w:before="240" w:lineRule="auto"/>
-        <w:ind w:left="720" w:hanging="360"/>
-        <w:rPr>
-          <w:rFonts w:ascii="Times New Roman" w:cs="Times New Roman" w:eastAsia="Times New Roman" w:hAnsi="Times New Roman"/>
-        </w:rPr>
-      </w:pPr>
-      <w:r>
-        <w:rPr>
-          <w:rFonts w:ascii="Times New Roman" w:cs="Times New Roman" w:eastAsia="Times New Roman" w:hAnsi="Times New Roman"/>
-          <w:rtl w:val="0"/>
-        </w:rPr>
-        <w:t xml:space="preserve">Dark navy background (#1B263B)</w:t>
+        <w:spacing w:before="240"/>
+        <w:rPr>
+          <w:rFonts w:ascii="Times New Roman" w:eastAsia="Times New Roman" w:hAnsi="Times New Roman" w:cs="Times New Roman"/>
+        </w:rPr>
+      </w:pPr>
+      <w:r>
+        <w:rPr>
+          <w:rFonts w:ascii="Times New Roman" w:eastAsia="Times New Roman" w:hAnsi="Times New Roman" w:cs="Times New Roman"/>
+        </w:rPr>
+        <w:t xml:space="preserve">Dark navy </w:t>
+      </w:r>
+      <w:proofErr w:type="gramStart"/>
+      <w:r>
+        <w:rPr>
+          <w:rFonts w:ascii="Times New Roman" w:eastAsia="Times New Roman" w:hAnsi="Times New Roman" w:cs="Times New Roman"/>
+        </w:rPr>
+        <w:t>background (#</w:t>
+      </w:r>
+      <w:proofErr w:type="gramEnd"/>
+      <w:r>
+        <w:rPr>
+          <w:rFonts w:ascii="Times New Roman" w:eastAsia="Times New Roman" w:hAnsi="Times New Roman" w:cs="Times New Roman"/>
+        </w:rPr>
+        <w:t>1B263B)</w:t>
       </w:r>
     </w:p>
     <w:p>
@@ -2055,18 +1987,29 @@
           <w:ilvl w:val="0"/>
           <w:numId w:val="5"/>
         </w:numPr>
-        <w:spacing w:after="0" w:afterAutospacing="0" w:before="0" w:beforeAutospacing="0" w:lineRule="auto"/>
-        <w:ind w:left="720" w:hanging="360"/>
-        <w:rPr>
-          <w:rFonts w:ascii="Times New Roman" w:cs="Times New Roman" w:eastAsia="Times New Roman" w:hAnsi="Times New Roman"/>
-        </w:rPr>
-      </w:pPr>
-      <w:r>
-        <w:rPr>
-          <w:rFonts w:ascii="Times New Roman" w:cs="Times New Roman" w:eastAsia="Times New Roman" w:hAnsi="Times New Roman"/>
-          <w:rtl w:val="0"/>
-        </w:rPr>
-        <w:t xml:space="preserve">Large bold “FitForward” title</w:t>
+        <w:rPr>
+          <w:rFonts w:ascii="Times New Roman" w:eastAsia="Times New Roman" w:hAnsi="Times New Roman" w:cs="Times New Roman"/>
+        </w:rPr>
+      </w:pPr>
+      <w:r>
+        <w:rPr>
+          <w:rFonts w:ascii="Times New Roman" w:eastAsia="Times New Roman" w:hAnsi="Times New Roman" w:cs="Times New Roman"/>
+        </w:rPr>
+        <w:t>Large bold “</w:t>
+      </w:r>
+      <w:proofErr w:type="spellStart"/>
+      <w:r>
+        <w:rPr>
+          <w:rFonts w:ascii="Times New Roman" w:eastAsia="Times New Roman" w:hAnsi="Times New Roman" w:cs="Times New Roman"/>
+        </w:rPr>
+        <w:t>FitForward</w:t>
+      </w:r>
+      <w:proofErr w:type="spellEnd"/>
+      <w:r>
+        <w:rPr>
+          <w:rFonts w:ascii="Times New Roman" w:eastAsia="Times New Roman" w:hAnsi="Times New Roman" w:cs="Times New Roman"/>
+        </w:rPr>
+        <w:t>” title</w:t>
       </w:r>
     </w:p>
     <w:p>
@@ -2075,18 +2018,15 @@
           <w:ilvl w:val="0"/>
           <w:numId w:val="5"/>
         </w:numPr>
-        <w:spacing w:after="0" w:afterAutospacing="0" w:before="0" w:beforeAutospacing="0" w:lineRule="auto"/>
-        <w:ind w:left="720" w:hanging="360"/>
-        <w:rPr>
-          <w:rFonts w:ascii="Times New Roman" w:cs="Times New Roman" w:eastAsia="Times New Roman" w:hAnsi="Times New Roman"/>
-        </w:rPr>
-      </w:pPr>
-      <w:r>
-        <w:rPr>
-          <w:rFonts w:ascii="Times New Roman" w:cs="Times New Roman" w:eastAsia="Times New Roman" w:hAnsi="Times New Roman"/>
-          <w:rtl w:val="0"/>
-        </w:rPr>
-        <w:t xml:space="preserve">Centered layout</w:t>
+        <w:rPr>
+          <w:rFonts w:ascii="Times New Roman" w:eastAsia="Times New Roman" w:hAnsi="Times New Roman" w:cs="Times New Roman"/>
+        </w:rPr>
+      </w:pPr>
+      <w:r>
+        <w:rPr>
+          <w:rFonts w:ascii="Times New Roman" w:eastAsia="Times New Roman" w:hAnsi="Times New Roman" w:cs="Times New Roman"/>
+        </w:rPr>
+        <w:t>Centered layout</w:t>
       </w:r>
     </w:p>
     <w:p>
@@ -2095,18 +2035,15 @@
           <w:ilvl w:val="0"/>
           <w:numId w:val="5"/>
         </w:numPr>
-        <w:spacing w:after="0" w:afterAutospacing="0" w:before="0" w:beforeAutospacing="0" w:lineRule="auto"/>
-        <w:ind w:left="720" w:hanging="360"/>
-        <w:rPr>
-          <w:rFonts w:ascii="Times New Roman" w:cs="Times New Roman" w:eastAsia="Times New Roman" w:hAnsi="Times New Roman"/>
-        </w:rPr>
-      </w:pPr>
-      <w:r>
-        <w:rPr>
-          <w:rFonts w:ascii="Times New Roman" w:cs="Times New Roman" w:eastAsia="Times New Roman" w:hAnsi="Times New Roman"/>
-          <w:rtl w:val="0"/>
-        </w:rPr>
-        <w:t xml:space="preserve">White text for contrast</w:t>
+        <w:rPr>
+          <w:rFonts w:ascii="Times New Roman" w:eastAsia="Times New Roman" w:hAnsi="Times New Roman" w:cs="Times New Roman"/>
+        </w:rPr>
+      </w:pPr>
+      <w:r>
+        <w:rPr>
+          <w:rFonts w:ascii="Times New Roman" w:eastAsia="Times New Roman" w:hAnsi="Times New Roman" w:cs="Times New Roman"/>
+        </w:rPr>
+        <w:t>White text for contrast</w:t>
       </w:r>
     </w:p>
     <w:p>
@@ -2115,18 +2052,16 @@
           <w:ilvl w:val="0"/>
           <w:numId w:val="5"/>
         </w:numPr>
-        <w:spacing w:after="240" w:before="0" w:beforeAutospacing="0" w:lineRule="auto"/>
-        <w:ind w:left="720" w:hanging="360"/>
-        <w:rPr>
-          <w:rFonts w:ascii="Times New Roman" w:cs="Times New Roman" w:eastAsia="Times New Roman" w:hAnsi="Times New Roman"/>
-        </w:rPr>
-      </w:pPr>
-      <w:r>
-        <w:rPr>
-          <w:rFonts w:ascii="Times New Roman" w:cs="Times New Roman" w:eastAsia="Times New Roman" w:hAnsi="Times New Roman"/>
-          <w:rtl w:val="0"/>
-        </w:rPr>
-        <w:t xml:space="preserve">Clean spacing for modern appearance</w:t>
+        <w:spacing w:after="240"/>
+        <w:rPr>
+          <w:rFonts w:ascii="Times New Roman" w:eastAsia="Times New Roman" w:hAnsi="Times New Roman" w:cs="Times New Roman"/>
+        </w:rPr>
+      </w:pPr>
+      <w:r>
+        <w:rPr>
+          <w:rFonts w:ascii="Times New Roman" w:eastAsia="Times New Roman" w:hAnsi="Times New Roman" w:cs="Times New Roman"/>
+        </w:rPr>
+        <w:t>Clean spacing for modern appearance</w:t>
       </w:r>
     </w:p>
     <w:p>
@@ -2134,27 +2069,26 @@
         <w:pStyle w:val="Heading2"/>
         <w:keepNext w:val="0"/>
         <w:keepLines w:val="0"/>
-        <w:spacing w:after="80" w:lineRule="auto"/>
-        <w:rPr>
-          <w:rFonts w:ascii="Times New Roman" w:cs="Times New Roman" w:eastAsia="Times New Roman" w:hAnsi="Times New Roman"/>
-          <w:b w:val="1"/>
-          <w:bCs w:val="1"/>
+        <w:spacing w:after="80"/>
+        <w:rPr>
+          <w:rFonts w:ascii="Times New Roman" w:eastAsia="Times New Roman" w:hAnsi="Times New Roman" w:cs="Times New Roman"/>
+          <w:b/>
+          <w:bCs/>
           <w:sz w:val="34"/>
           <w:szCs w:val="34"/>
         </w:rPr>
       </w:pPr>
-      <w:bookmarkStart w:colFirst="0" w:colLast="0" w:name="_94aj28k2f6jw" w:id="22"/>
+      <w:bookmarkStart w:id="22" w:name="_94aj28k2f6jw" w:colFirst="0" w:colLast="0"/>
       <w:bookmarkEnd w:id="22"/>
       <w:r>
         <w:rPr>
-          <w:rFonts w:ascii="Times New Roman" w:cs="Times New Roman" w:eastAsia="Times New Roman" w:hAnsi="Times New Roman"/>
-          <w:b w:val="1"/>
-          <w:bCs w:val="1"/>
+          <w:rFonts w:ascii="Times New Roman" w:eastAsia="Times New Roman" w:hAnsi="Times New Roman" w:cs="Times New Roman"/>
+          <w:b/>
+          <w:bCs/>
           <w:sz w:val="34"/>
           <w:szCs w:val="34"/>
-          <w:rtl w:val="0"/>
-        </w:rPr>
-        <w:t xml:space="preserve">NAVIGATION STYLE</w:t>
+        </w:rPr>
+        <w:t>NAVIGATION STYLE</w:t>
       </w:r>
     </w:p>
     <w:p>
@@ -2163,18 +2097,16 @@
           <w:ilvl w:val="0"/>
           <w:numId w:val="4"/>
         </w:numPr>
-        <w:spacing w:after="0" w:afterAutospacing="0" w:before="240" w:lineRule="auto"/>
-        <w:ind w:left="720" w:hanging="360"/>
-        <w:rPr>
-          <w:rFonts w:ascii="Times New Roman" w:cs="Times New Roman" w:eastAsia="Times New Roman" w:hAnsi="Times New Roman"/>
-        </w:rPr>
-      </w:pPr>
-      <w:r>
-        <w:rPr>
-          <w:rFonts w:ascii="Times New Roman" w:cs="Times New Roman" w:eastAsia="Times New Roman" w:hAnsi="Times New Roman"/>
-          <w:rtl w:val="0"/>
-        </w:rPr>
-        <w:t xml:space="preserve">Horizontal navigation bar</w:t>
+        <w:spacing w:before="240"/>
+        <w:rPr>
+          <w:rFonts w:ascii="Times New Roman" w:eastAsia="Times New Roman" w:hAnsi="Times New Roman" w:cs="Times New Roman"/>
+        </w:rPr>
+      </w:pPr>
+      <w:r>
+        <w:rPr>
+          <w:rFonts w:ascii="Times New Roman" w:eastAsia="Times New Roman" w:hAnsi="Times New Roman" w:cs="Times New Roman"/>
+        </w:rPr>
+        <w:t>Horizontal navigation bar</w:t>
       </w:r>
     </w:p>
     <w:p>
@@ -2183,18 +2115,29 @@
           <w:ilvl w:val="0"/>
           <w:numId w:val="4"/>
         </w:numPr>
-        <w:spacing w:after="0" w:afterAutospacing="0" w:before="0" w:beforeAutospacing="0" w:lineRule="auto"/>
-        <w:ind w:left="720" w:hanging="360"/>
-        <w:rPr>
-          <w:rFonts w:ascii="Times New Roman" w:cs="Times New Roman" w:eastAsia="Times New Roman" w:hAnsi="Times New Roman"/>
-        </w:rPr>
-      </w:pPr>
-      <w:r>
-        <w:rPr>
-          <w:rFonts w:ascii="Times New Roman" w:cs="Times New Roman" w:eastAsia="Times New Roman" w:hAnsi="Times New Roman"/>
-          <w:rtl w:val="0"/>
-        </w:rPr>
-        <w:t xml:space="preserve">Steel blue background (#415A77)</w:t>
+        <w:rPr>
+          <w:rFonts w:ascii="Times New Roman" w:eastAsia="Times New Roman" w:hAnsi="Times New Roman" w:cs="Times New Roman"/>
+        </w:rPr>
+      </w:pPr>
+      <w:r>
+        <w:rPr>
+          <w:rFonts w:ascii="Times New Roman" w:eastAsia="Times New Roman" w:hAnsi="Times New Roman" w:cs="Times New Roman"/>
+        </w:rPr>
+        <w:t xml:space="preserve">Steel blue </w:t>
+      </w:r>
+      <w:proofErr w:type="gramStart"/>
+      <w:r>
+        <w:rPr>
+          <w:rFonts w:ascii="Times New Roman" w:eastAsia="Times New Roman" w:hAnsi="Times New Roman" w:cs="Times New Roman"/>
+        </w:rPr>
+        <w:t>background (#</w:t>
+      </w:r>
+      <w:proofErr w:type="gramEnd"/>
+      <w:r>
+        <w:rPr>
+          <w:rFonts w:ascii="Times New Roman" w:eastAsia="Times New Roman" w:hAnsi="Times New Roman" w:cs="Times New Roman"/>
+        </w:rPr>
+        <w:t>415A77)</w:t>
       </w:r>
     </w:p>
     <w:p>
@@ -2203,18 +2146,15 @@
           <w:ilvl w:val="0"/>
           <w:numId w:val="4"/>
         </w:numPr>
-        <w:spacing w:after="0" w:afterAutospacing="0" w:before="0" w:beforeAutospacing="0" w:lineRule="auto"/>
-        <w:ind w:left="720" w:hanging="360"/>
-        <w:rPr>
-          <w:rFonts w:ascii="Times New Roman" w:cs="Times New Roman" w:eastAsia="Times New Roman" w:hAnsi="Times New Roman"/>
-        </w:rPr>
-      </w:pPr>
-      <w:r>
-        <w:rPr>
-          <w:rFonts w:ascii="Times New Roman" w:cs="Times New Roman" w:eastAsia="Times New Roman" w:hAnsi="Times New Roman"/>
-          <w:rtl w:val="0"/>
-        </w:rPr>
-        <w:t xml:space="preserve">White text links</w:t>
+        <w:rPr>
+          <w:rFonts w:ascii="Times New Roman" w:eastAsia="Times New Roman" w:hAnsi="Times New Roman" w:cs="Times New Roman"/>
+        </w:rPr>
+      </w:pPr>
+      <w:r>
+        <w:rPr>
+          <w:rFonts w:ascii="Times New Roman" w:eastAsia="Times New Roman" w:hAnsi="Times New Roman" w:cs="Times New Roman"/>
+        </w:rPr>
+        <w:t>White text links</w:t>
       </w:r>
     </w:p>
     <w:p>
@@ -2223,18 +2163,29 @@
           <w:ilvl w:val="0"/>
           <w:numId w:val="4"/>
         </w:numPr>
-        <w:spacing w:after="0" w:afterAutospacing="0" w:before="0" w:beforeAutospacing="0" w:lineRule="auto"/>
-        <w:ind w:left="720" w:hanging="360"/>
-        <w:rPr>
-          <w:rFonts w:ascii="Times New Roman" w:cs="Times New Roman" w:eastAsia="Times New Roman" w:hAnsi="Times New Roman"/>
-        </w:rPr>
-      </w:pPr>
-      <w:r>
-        <w:rPr>
-          <w:rFonts w:ascii="Times New Roman" w:cs="Times New Roman" w:eastAsia="Times New Roman" w:hAnsi="Times New Roman"/>
-          <w:rtl w:val="0"/>
-        </w:rPr>
-        <w:t xml:space="preserve">Hover effect changes links to bright green (#52B788)</w:t>
+        <w:rPr>
+          <w:rFonts w:ascii="Times New Roman" w:eastAsia="Times New Roman" w:hAnsi="Times New Roman" w:cs="Times New Roman"/>
+        </w:rPr>
+      </w:pPr>
+      <w:r>
+        <w:rPr>
+          <w:rFonts w:ascii="Times New Roman" w:eastAsia="Times New Roman" w:hAnsi="Times New Roman" w:cs="Times New Roman"/>
+        </w:rPr>
+        <w:t xml:space="preserve">Hover effect changes links to bright </w:t>
+      </w:r>
+      <w:proofErr w:type="gramStart"/>
+      <w:r>
+        <w:rPr>
+          <w:rFonts w:ascii="Times New Roman" w:eastAsia="Times New Roman" w:hAnsi="Times New Roman" w:cs="Times New Roman"/>
+        </w:rPr>
+        <w:t>green (#</w:t>
+      </w:r>
+      <w:proofErr w:type="gramEnd"/>
+      <w:r>
+        <w:rPr>
+          <w:rFonts w:ascii="Times New Roman" w:eastAsia="Times New Roman" w:hAnsi="Times New Roman" w:cs="Times New Roman"/>
+        </w:rPr>
+        <w:t>52B788)</w:t>
       </w:r>
     </w:p>
     <w:p>
@@ -2243,18 +2194,16 @@
           <w:ilvl w:val="0"/>
           <w:numId w:val="4"/>
         </w:numPr>
-        <w:spacing w:after="240" w:before="0" w:beforeAutospacing="0" w:lineRule="auto"/>
-        <w:ind w:left="720" w:hanging="360"/>
-        <w:rPr>
-          <w:rFonts w:ascii="Times New Roman" w:cs="Times New Roman" w:eastAsia="Times New Roman" w:hAnsi="Times New Roman"/>
-        </w:rPr>
-      </w:pPr>
-      <w:r>
-        <w:rPr>
-          <w:rFonts w:ascii="Times New Roman" w:cs="Times New Roman" w:eastAsia="Times New Roman" w:hAnsi="Times New Roman"/>
-          <w:rtl w:val="0"/>
-        </w:rPr>
-        <w:t xml:space="preserve">Smooth transition animations</w:t>
+        <w:spacing w:after="240"/>
+        <w:rPr>
+          <w:rFonts w:ascii="Times New Roman" w:eastAsia="Times New Roman" w:hAnsi="Times New Roman" w:cs="Times New Roman"/>
+        </w:rPr>
+      </w:pPr>
+      <w:r>
+        <w:rPr>
+          <w:rFonts w:ascii="Times New Roman" w:eastAsia="Times New Roman" w:hAnsi="Times New Roman" w:cs="Times New Roman"/>
+        </w:rPr>
+        <w:t>Smooth transition animations</w:t>
       </w:r>
     </w:p>
     <w:p>
@@ -2262,49 +2211,43 @@
         <w:pStyle w:val="Heading2"/>
         <w:keepNext w:val="0"/>
         <w:keepLines w:val="0"/>
-        <w:spacing w:after="80" w:lineRule="auto"/>
-        <w:rPr>
-          <w:rFonts w:ascii="Times New Roman" w:cs="Times New Roman" w:eastAsia="Times New Roman" w:hAnsi="Times New Roman"/>
-          <w:b w:val="1"/>
-          <w:bCs w:val="1"/>
+        <w:spacing w:after="80"/>
+        <w:rPr>
+          <w:rFonts w:ascii="Times New Roman" w:eastAsia="Times New Roman" w:hAnsi="Times New Roman" w:cs="Times New Roman"/>
+          <w:b/>
+          <w:bCs/>
           <w:sz w:val="34"/>
           <w:szCs w:val="34"/>
         </w:rPr>
       </w:pPr>
-      <w:bookmarkStart w:colFirst="0" w:colLast="0" w:name="_wj7v613840g" w:id="23"/>
+      <w:bookmarkStart w:id="23" w:name="_wj7v613840g" w:colFirst="0" w:colLast="0"/>
       <w:bookmarkEnd w:id="23"/>
-      <w:r>
-        <w:rPr>
-          <w:rtl w:val="0"/>
-        </w:rPr>
-      </w:r>
     </w:p>
     <w:p>
       <w:pPr>
         <w:pStyle w:val="Heading2"/>
         <w:keepNext w:val="0"/>
         <w:keepLines w:val="0"/>
-        <w:spacing w:after="80" w:lineRule="auto"/>
-        <w:rPr>
-          <w:rFonts w:ascii="Times New Roman" w:cs="Times New Roman" w:eastAsia="Times New Roman" w:hAnsi="Times New Roman"/>
-          <w:b w:val="1"/>
-          <w:bCs w:val="1"/>
+        <w:spacing w:after="80"/>
+        <w:rPr>
+          <w:rFonts w:ascii="Times New Roman" w:eastAsia="Times New Roman" w:hAnsi="Times New Roman" w:cs="Times New Roman"/>
+          <w:b/>
+          <w:bCs/>
           <w:sz w:val="34"/>
           <w:szCs w:val="34"/>
         </w:rPr>
       </w:pPr>
-      <w:bookmarkStart w:colFirst="0" w:colLast="0" w:name="_plpigdf9arnz" w:id="24"/>
+      <w:bookmarkStart w:id="24" w:name="_plpigdf9arnz" w:colFirst="0" w:colLast="0"/>
       <w:bookmarkEnd w:id="24"/>
       <w:r>
         <w:rPr>
-          <w:rFonts w:ascii="Times New Roman" w:cs="Times New Roman" w:eastAsia="Times New Roman" w:hAnsi="Times New Roman"/>
-          <w:b w:val="1"/>
-          <w:bCs w:val="1"/>
+          <w:rFonts w:ascii="Times New Roman" w:eastAsia="Times New Roman" w:hAnsi="Times New Roman" w:cs="Times New Roman"/>
+          <w:b/>
+          <w:bCs/>
           <w:sz w:val="34"/>
           <w:szCs w:val="34"/>
-          <w:rtl w:val="0"/>
-        </w:rPr>
-        <w:t xml:space="preserve">MAIN CONTENT STYLE</w:t>
+        </w:rPr>
+        <w:t>MAIN CONTENT STYLE</w:t>
       </w:r>
     </w:p>
     <w:p>
@@ -2313,18 +2256,16 @@
           <w:ilvl w:val="0"/>
           <w:numId w:val="9"/>
         </w:numPr>
-        <w:spacing w:after="0" w:afterAutospacing="0" w:before="240" w:lineRule="auto"/>
-        <w:ind w:left="720" w:hanging="360"/>
-        <w:rPr>
-          <w:rFonts w:ascii="Times New Roman" w:cs="Times New Roman" w:eastAsia="Times New Roman" w:hAnsi="Times New Roman"/>
-        </w:rPr>
-      </w:pPr>
-      <w:r>
-        <w:rPr>
-          <w:rFonts w:ascii="Times New Roman" w:cs="Times New Roman" w:eastAsia="Times New Roman" w:hAnsi="Times New Roman"/>
-          <w:rtl w:val="0"/>
-        </w:rPr>
-        <w:t xml:space="preserve">Light background for readability</w:t>
+        <w:spacing w:before="240"/>
+        <w:rPr>
+          <w:rFonts w:ascii="Times New Roman" w:eastAsia="Times New Roman" w:hAnsi="Times New Roman" w:cs="Times New Roman"/>
+        </w:rPr>
+      </w:pPr>
+      <w:r>
+        <w:rPr>
+          <w:rFonts w:ascii="Times New Roman" w:eastAsia="Times New Roman" w:hAnsi="Times New Roman" w:cs="Times New Roman"/>
+        </w:rPr>
+        <w:t>Light background for readability</w:t>
       </w:r>
     </w:p>
     <w:p>
@@ -2333,18 +2274,15 @@
           <w:ilvl w:val="0"/>
           <w:numId w:val="9"/>
         </w:numPr>
-        <w:spacing w:after="0" w:afterAutospacing="0" w:before="0" w:beforeAutospacing="0" w:lineRule="auto"/>
-        <w:ind w:left="720" w:hanging="360"/>
-        <w:rPr>
-          <w:rFonts w:ascii="Times New Roman" w:cs="Times New Roman" w:eastAsia="Times New Roman" w:hAnsi="Times New Roman"/>
-        </w:rPr>
-      </w:pPr>
-      <w:r>
-        <w:rPr>
-          <w:rFonts w:ascii="Times New Roman" w:cs="Times New Roman" w:eastAsia="Times New Roman" w:hAnsi="Times New Roman"/>
-          <w:rtl w:val="0"/>
-        </w:rPr>
-        <w:t xml:space="preserve">Section-based layout with spacing</w:t>
+        <w:rPr>
+          <w:rFonts w:ascii="Times New Roman" w:eastAsia="Times New Roman" w:hAnsi="Times New Roman" w:cs="Times New Roman"/>
+        </w:rPr>
+      </w:pPr>
+      <w:r>
+        <w:rPr>
+          <w:rFonts w:ascii="Times New Roman" w:eastAsia="Times New Roman" w:hAnsi="Times New Roman" w:cs="Times New Roman"/>
+        </w:rPr>
+        <w:t>Section-based layout with spacing</w:t>
       </w:r>
     </w:p>
     <w:p>
@@ -2353,18 +2291,15 @@
           <w:ilvl w:val="0"/>
           <w:numId w:val="9"/>
         </w:numPr>
-        <w:spacing w:after="0" w:afterAutospacing="0" w:before="0" w:beforeAutospacing="0" w:lineRule="auto"/>
-        <w:ind w:left="720" w:hanging="360"/>
-        <w:rPr>
-          <w:rFonts w:ascii="Times New Roman" w:cs="Times New Roman" w:eastAsia="Times New Roman" w:hAnsi="Times New Roman"/>
-        </w:rPr>
-      </w:pPr>
-      <w:r>
-        <w:rPr>
-          <w:rFonts w:ascii="Times New Roman" w:cs="Times New Roman" w:eastAsia="Times New Roman" w:hAnsi="Times New Roman"/>
-          <w:rtl w:val="0"/>
-        </w:rPr>
-        <w:t xml:space="preserve">Grid-style cards for workouts, nutrition, etc.</w:t>
+        <w:rPr>
+          <w:rFonts w:ascii="Times New Roman" w:eastAsia="Times New Roman" w:hAnsi="Times New Roman" w:cs="Times New Roman"/>
+        </w:rPr>
+      </w:pPr>
+      <w:r>
+        <w:rPr>
+          <w:rFonts w:ascii="Times New Roman" w:eastAsia="Times New Roman" w:hAnsi="Times New Roman" w:cs="Times New Roman"/>
+        </w:rPr>
+        <w:t>Grid-style cards for workouts, nutrition, etc.</w:t>
       </w:r>
     </w:p>
     <w:p>
@@ -2373,18 +2308,15 @@
           <w:ilvl w:val="0"/>
           <w:numId w:val="9"/>
         </w:numPr>
-        <w:spacing w:after="0" w:afterAutospacing="0" w:before="0" w:beforeAutospacing="0" w:lineRule="auto"/>
-        <w:ind w:left="720" w:hanging="360"/>
-        <w:rPr>
-          <w:rFonts w:ascii="Times New Roman" w:cs="Times New Roman" w:eastAsia="Times New Roman" w:hAnsi="Times New Roman"/>
-        </w:rPr>
-      </w:pPr>
-      <w:r>
-        <w:rPr>
-          <w:rFonts w:ascii="Times New Roman" w:cs="Times New Roman" w:eastAsia="Times New Roman" w:hAnsi="Times New Roman"/>
-          <w:rtl w:val="0"/>
-        </w:rPr>
-        <w:t xml:space="preserve">Rounded corners for modern look</w:t>
+        <w:rPr>
+          <w:rFonts w:ascii="Times New Roman" w:eastAsia="Times New Roman" w:hAnsi="Times New Roman" w:cs="Times New Roman"/>
+        </w:rPr>
+      </w:pPr>
+      <w:r>
+        <w:rPr>
+          <w:rFonts w:ascii="Times New Roman" w:eastAsia="Times New Roman" w:hAnsi="Times New Roman" w:cs="Times New Roman"/>
+        </w:rPr>
+        <w:t>Rounded corners for modern look</w:t>
       </w:r>
     </w:p>
     <w:p>
@@ -2393,18 +2325,16 @@
           <w:ilvl w:val="0"/>
           <w:numId w:val="9"/>
         </w:numPr>
-        <w:spacing w:after="240" w:before="0" w:beforeAutospacing="0" w:lineRule="auto"/>
-        <w:ind w:left="720" w:hanging="360"/>
-        <w:rPr>
-          <w:rFonts w:ascii="Times New Roman" w:cs="Times New Roman" w:eastAsia="Times New Roman" w:hAnsi="Times New Roman"/>
-        </w:rPr>
-      </w:pPr>
-      <w:r>
-        <w:rPr>
-          <w:rFonts w:ascii="Times New Roman" w:cs="Times New Roman" w:eastAsia="Times New Roman" w:hAnsi="Times New Roman"/>
-          <w:rtl w:val="0"/>
-        </w:rPr>
-        <w:t xml:space="preserve">Hover effects on cards</w:t>
+        <w:spacing w:after="240"/>
+        <w:rPr>
+          <w:rFonts w:ascii="Times New Roman" w:eastAsia="Times New Roman" w:hAnsi="Times New Roman" w:cs="Times New Roman"/>
+        </w:rPr>
+      </w:pPr>
+      <w:r>
+        <w:rPr>
+          <w:rFonts w:ascii="Times New Roman" w:eastAsia="Times New Roman" w:hAnsi="Times New Roman" w:cs="Times New Roman"/>
+        </w:rPr>
+        <w:t>Hover effects on cards</w:t>
       </w:r>
     </w:p>
     <w:p>
@@ -2412,27 +2342,26 @@
         <w:pStyle w:val="Heading2"/>
         <w:keepNext w:val="0"/>
         <w:keepLines w:val="0"/>
-        <w:spacing w:after="80" w:lineRule="auto"/>
-        <w:rPr>
-          <w:rFonts w:ascii="Times New Roman" w:cs="Times New Roman" w:eastAsia="Times New Roman" w:hAnsi="Times New Roman"/>
-          <w:b w:val="1"/>
-          <w:bCs w:val="1"/>
+        <w:spacing w:after="80"/>
+        <w:rPr>
+          <w:rFonts w:ascii="Times New Roman" w:eastAsia="Times New Roman" w:hAnsi="Times New Roman" w:cs="Times New Roman"/>
+          <w:b/>
+          <w:bCs/>
           <w:sz w:val="34"/>
           <w:szCs w:val="34"/>
         </w:rPr>
       </w:pPr>
-      <w:bookmarkStart w:colFirst="0" w:colLast="0" w:name="_jyqb4bst4pon" w:id="25"/>
+      <w:bookmarkStart w:id="25" w:name="_jyqb4bst4pon" w:colFirst="0" w:colLast="0"/>
       <w:bookmarkEnd w:id="25"/>
       <w:r>
         <w:rPr>
-          <w:rFonts w:ascii="Times New Roman" w:cs="Times New Roman" w:eastAsia="Times New Roman" w:hAnsi="Times New Roman"/>
-          <w:b w:val="1"/>
-          <w:bCs w:val="1"/>
+          <w:rFonts w:ascii="Times New Roman" w:eastAsia="Times New Roman" w:hAnsi="Times New Roman" w:cs="Times New Roman"/>
+          <w:b/>
+          <w:bCs/>
           <w:sz w:val="34"/>
           <w:szCs w:val="34"/>
-          <w:rtl w:val="0"/>
-        </w:rPr>
-        <w:t xml:space="preserve">FOOTER STYLE</w:t>
+        </w:rPr>
+        <w:t>FOOTER STYLE</w:t>
       </w:r>
     </w:p>
     <w:p>
@@ -2441,18 +2370,30 @@
           <w:ilvl w:val="0"/>
           <w:numId w:val="7"/>
         </w:numPr>
-        <w:spacing w:after="0" w:afterAutospacing="0" w:before="240" w:lineRule="auto"/>
-        <w:ind w:left="720" w:hanging="360"/>
-        <w:rPr>
-          <w:rFonts w:ascii="Times New Roman" w:cs="Times New Roman" w:eastAsia="Times New Roman" w:hAnsi="Times New Roman"/>
-        </w:rPr>
-      </w:pPr>
-      <w:r>
-        <w:rPr>
-          <w:rFonts w:ascii="Times New Roman" w:cs="Times New Roman" w:eastAsia="Times New Roman" w:hAnsi="Times New Roman"/>
-          <w:rtl w:val="0"/>
-        </w:rPr>
-        <w:t xml:space="preserve">Dark navy background (#1B263B)</w:t>
+        <w:spacing w:before="240"/>
+        <w:rPr>
+          <w:rFonts w:ascii="Times New Roman" w:eastAsia="Times New Roman" w:hAnsi="Times New Roman" w:cs="Times New Roman"/>
+        </w:rPr>
+      </w:pPr>
+      <w:r>
+        <w:rPr>
+          <w:rFonts w:ascii="Times New Roman" w:eastAsia="Times New Roman" w:hAnsi="Times New Roman" w:cs="Times New Roman"/>
+        </w:rPr>
+        <w:t xml:space="preserve">Dark navy </w:t>
+      </w:r>
+      <w:proofErr w:type="gramStart"/>
+      <w:r>
+        <w:rPr>
+          <w:rFonts w:ascii="Times New Roman" w:eastAsia="Times New Roman" w:hAnsi="Times New Roman" w:cs="Times New Roman"/>
+        </w:rPr>
+        <w:t>background (#</w:t>
+      </w:r>
+      <w:proofErr w:type="gramEnd"/>
+      <w:r>
+        <w:rPr>
+          <w:rFonts w:ascii="Times New Roman" w:eastAsia="Times New Roman" w:hAnsi="Times New Roman" w:cs="Times New Roman"/>
+        </w:rPr>
+        <w:t>1B263B)</w:t>
       </w:r>
     </w:p>
     <w:p>
@@ -2461,18 +2402,15 @@
           <w:ilvl w:val="0"/>
           <w:numId w:val="7"/>
         </w:numPr>
-        <w:spacing w:after="0" w:afterAutospacing="0" w:before="0" w:beforeAutospacing="0" w:lineRule="auto"/>
-        <w:ind w:left="720" w:hanging="360"/>
-        <w:rPr>
-          <w:rFonts w:ascii="Times New Roman" w:cs="Times New Roman" w:eastAsia="Times New Roman" w:hAnsi="Times New Roman"/>
-        </w:rPr>
-      </w:pPr>
-      <w:r>
-        <w:rPr>
-          <w:rFonts w:ascii="Times New Roman" w:cs="Times New Roman" w:eastAsia="Times New Roman" w:hAnsi="Times New Roman"/>
-          <w:rtl w:val="0"/>
-        </w:rPr>
-        <w:t xml:space="preserve">Centered text</w:t>
+        <w:rPr>
+          <w:rFonts w:ascii="Times New Roman" w:eastAsia="Times New Roman" w:hAnsi="Times New Roman" w:cs="Times New Roman"/>
+        </w:rPr>
+      </w:pPr>
+      <w:r>
+        <w:rPr>
+          <w:rFonts w:ascii="Times New Roman" w:eastAsia="Times New Roman" w:hAnsi="Times New Roman" w:cs="Times New Roman"/>
+        </w:rPr>
+        <w:t>Centered text</w:t>
       </w:r>
     </w:p>
     <w:p>
@@ -2481,18 +2419,15 @@
           <w:ilvl w:val="0"/>
           <w:numId w:val="7"/>
         </w:numPr>
-        <w:spacing w:after="0" w:afterAutospacing="0" w:before="0" w:beforeAutospacing="0" w:lineRule="auto"/>
-        <w:ind w:left="720" w:hanging="360"/>
-        <w:rPr>
-          <w:rFonts w:ascii="Times New Roman" w:cs="Times New Roman" w:eastAsia="Times New Roman" w:hAnsi="Times New Roman"/>
-        </w:rPr>
-      </w:pPr>
-      <w:r>
-        <w:rPr>
-          <w:rFonts w:ascii="Times New Roman" w:cs="Times New Roman" w:eastAsia="Times New Roman" w:hAnsi="Times New Roman"/>
-          <w:rtl w:val="0"/>
-        </w:rPr>
-        <w:t xml:space="preserve">Contact info and copyright</w:t>
+        <w:rPr>
+          <w:rFonts w:ascii="Times New Roman" w:eastAsia="Times New Roman" w:hAnsi="Times New Roman" w:cs="Times New Roman"/>
+        </w:rPr>
+      </w:pPr>
+      <w:r>
+        <w:rPr>
+          <w:rFonts w:ascii="Times New Roman" w:eastAsia="Times New Roman" w:hAnsi="Times New Roman" w:cs="Times New Roman"/>
+        </w:rPr>
+        <w:t>Contact info and copyright</w:t>
       </w:r>
     </w:p>
     <w:p>
@@ -2501,18 +2436,16 @@
           <w:ilvl w:val="0"/>
           <w:numId w:val="7"/>
         </w:numPr>
-        <w:spacing w:after="240" w:before="0" w:beforeAutospacing="0" w:lineRule="auto"/>
-        <w:ind w:left="720" w:hanging="360"/>
-        <w:rPr>
-          <w:rFonts w:ascii="Times New Roman" w:cs="Times New Roman" w:eastAsia="Times New Roman" w:hAnsi="Times New Roman"/>
-        </w:rPr>
-      </w:pPr>
-      <w:r>
-        <w:rPr>
-          <w:rFonts w:ascii="Times New Roman" w:cs="Times New Roman" w:eastAsia="Times New Roman" w:hAnsi="Times New Roman"/>
-          <w:rtl w:val="0"/>
-        </w:rPr>
-        <w:t xml:space="preserve">Minimal and clean design</w:t>
+        <w:spacing w:after="240"/>
+        <w:rPr>
+          <w:rFonts w:ascii="Times New Roman" w:eastAsia="Times New Roman" w:hAnsi="Times New Roman" w:cs="Times New Roman"/>
+        </w:rPr>
+      </w:pPr>
+      <w:r>
+        <w:rPr>
+          <w:rFonts w:ascii="Times New Roman" w:eastAsia="Times New Roman" w:hAnsi="Times New Roman" w:cs="Times New Roman"/>
+        </w:rPr>
+        <w:t>Minimal and clean design</w:t>
       </w:r>
     </w:p>
     <w:p>
@@ -2520,27 +2453,26 @@
         <w:pStyle w:val="Heading2"/>
         <w:keepNext w:val="0"/>
         <w:keepLines w:val="0"/>
-        <w:spacing w:before="480" w:lineRule="auto"/>
-        <w:rPr>
-          <w:rFonts w:ascii="Times New Roman" w:cs="Times New Roman" w:eastAsia="Times New Roman" w:hAnsi="Times New Roman"/>
-          <w:b w:val="1"/>
-          <w:bCs w:val="1"/>
+        <w:spacing w:before="480"/>
+        <w:rPr>
+          <w:rFonts w:ascii="Times New Roman" w:eastAsia="Times New Roman" w:hAnsi="Times New Roman" w:cs="Times New Roman"/>
+          <w:b/>
+          <w:bCs/>
           <w:sz w:val="34"/>
           <w:szCs w:val="34"/>
         </w:rPr>
       </w:pPr>
-      <w:bookmarkStart w:colFirst="0" w:colLast="0" w:name="_orf2ayy9bzvn" w:id="26"/>
+      <w:bookmarkStart w:id="26" w:name="_orf2ayy9bzvn" w:colFirst="0" w:colLast="0"/>
       <w:bookmarkEnd w:id="26"/>
       <w:r>
         <w:rPr>
-          <w:rFonts w:ascii="Times New Roman" w:cs="Times New Roman" w:eastAsia="Times New Roman" w:hAnsi="Times New Roman"/>
-          <w:b w:val="1"/>
-          <w:bCs w:val="1"/>
+          <w:rFonts w:ascii="Times New Roman" w:eastAsia="Times New Roman" w:hAnsi="Times New Roman" w:cs="Times New Roman"/>
+          <w:b/>
+          <w:bCs/>
           <w:sz w:val="34"/>
           <w:szCs w:val="34"/>
-          <w:rtl w:val="0"/>
-        </w:rPr>
-        <w:t xml:space="preserve">Layout Sketch (Final Structure of Website):</w:t>
+        </w:rPr>
+        <w:t>Layout Sketch (Final Structure of Website):</w:t>
       </w:r>
     </w:p>
     <w:p>
@@ -2548,40 +2480,42 @@
         <w:pStyle w:val="Heading1"/>
         <w:keepNext w:val="0"/>
         <w:keepLines w:val="0"/>
-        <w:spacing w:before="480" w:lineRule="auto"/>
-        <w:rPr>
-          <w:rFonts w:ascii="Times New Roman" w:cs="Times New Roman" w:eastAsia="Times New Roman" w:hAnsi="Times New Roman"/>
-          <w:b w:val="1"/>
-          <w:bCs w:val="1"/>
+        <w:spacing w:before="480"/>
+        <w:rPr>
+          <w:rFonts w:ascii="Times New Roman" w:eastAsia="Times New Roman" w:hAnsi="Times New Roman" w:cs="Times New Roman"/>
+          <w:b/>
+          <w:bCs/>
           <w:sz w:val="46"/>
           <w:szCs w:val="46"/>
         </w:rPr>
       </w:pPr>
-      <w:bookmarkStart w:colFirst="0" w:colLast="0" w:name="_p3jf535x7yfy" w:id="27"/>
+      <w:bookmarkStart w:id="27" w:name="_p3jf535x7yfy" w:colFirst="0" w:colLast="0"/>
       <w:bookmarkEnd w:id="27"/>
       <w:r>
         <w:rPr>
-          <w:rFonts w:ascii="Times New Roman" w:cs="Times New Roman" w:eastAsia="Times New Roman" w:hAnsi="Times New Roman"/>
-          <w:b w:val="1"/>
-          <w:bCs w:val="1"/>
+          <w:rFonts w:ascii="Times New Roman" w:eastAsia="Times New Roman" w:hAnsi="Times New Roman" w:cs="Times New Roman"/>
+          <w:b/>
+          <w:bCs/>
+          <w:noProof/>
           <w:sz w:val="46"/>
           <w:szCs w:val="46"/>
         </w:rPr>
         <w:drawing>
-          <wp:inline distB="114300" distT="114300" distL="114300" distR="114300">
+          <wp:inline distT="114300" distB="114300" distL="114300" distR="114300" wp14:anchorId="39FE6A39" wp14:editId="703DCE14">
             <wp:extent cx="2286000" cy="3048000"/>
-            <wp:effectExtent b="0" l="0" r="0" t="0"/>
+            <wp:effectExtent l="0" t="0" r="0" b="0"/>
             <wp:docPr id="1" name="image1.jpg"/>
-            <a:graphic>
+            <wp:cNvGraphicFramePr/>
+            <a:graphic xmlns:a="http://schemas.openxmlformats.org/drawingml/2006/main">
               <a:graphicData uri="http://schemas.openxmlformats.org/drawingml/2006/picture">
-                <pic:pic>
+                <pic:pic xmlns:pic="http://schemas.openxmlformats.org/drawingml/2006/picture">
                   <pic:nvPicPr>
                     <pic:cNvPr id="0" name="image1.jpg"/>
                     <pic:cNvPicPr preferRelativeResize="0"/>
                   </pic:nvPicPr>
                   <pic:blipFill>
-                    <a:blip r:embed="rId6"/>
-                    <a:srcRect b="0" l="0" r="0" t="0"/>
+                    <a:blip r:embed="rId5"/>
+                    <a:srcRect/>
                     <a:stretch>
                       <a:fillRect/>
                     </a:stretch>
@@ -2591,7 +2525,9 @@
                       <a:off x="0" y="0"/>
                       <a:ext cx="2286000" cy="3048000"/>
                     </a:xfrm>
-                    <a:prstGeom prst="rect"/>
+                    <a:prstGeom prst="rect">
+                      <a:avLst/>
+                    </a:prstGeom>
                     <a:ln/>
                   </pic:spPr>
                 </pic:pic>
@@ -2600,82 +2536,66 @@
           </wp:inline>
         </w:drawing>
       </w:r>
-      <w:r>
-        <w:rPr>
-          <w:rtl w:val="0"/>
-        </w:rPr>
-      </w:r>
     </w:p>
     <w:p>
       <w:pPr>
         <w:pStyle w:val="Heading1"/>
         <w:keepNext w:val="0"/>
         <w:keepLines w:val="0"/>
-        <w:spacing w:before="480" w:lineRule="auto"/>
-        <w:rPr>
-          <w:rFonts w:ascii="Times New Roman" w:cs="Times New Roman" w:eastAsia="Times New Roman" w:hAnsi="Times New Roman"/>
-          <w:b w:val="1"/>
-          <w:bCs w:val="1"/>
+        <w:spacing w:before="480"/>
+        <w:rPr>
+          <w:rFonts w:ascii="Times New Roman" w:eastAsia="Times New Roman" w:hAnsi="Times New Roman" w:cs="Times New Roman"/>
+          <w:b/>
+          <w:bCs/>
           <w:sz w:val="46"/>
           <w:szCs w:val="46"/>
         </w:rPr>
       </w:pPr>
-      <w:bookmarkStart w:colFirst="0" w:colLast="0" w:name="_9xt7cioqjq2g" w:id="28"/>
+      <w:bookmarkStart w:id="28" w:name="_9xt7cioqjq2g" w:colFirst="0" w:colLast="0"/>
       <w:bookmarkEnd w:id="28"/>
-      <w:r>
-        <w:rPr>
-          <w:rtl w:val="0"/>
-        </w:rPr>
-      </w:r>
     </w:p>
     <w:p>
       <w:pPr>
         <w:pStyle w:val="Heading1"/>
         <w:keepNext w:val="0"/>
         <w:keepLines w:val="0"/>
-        <w:spacing w:before="480" w:lineRule="auto"/>
-        <w:rPr>
-          <w:rFonts w:ascii="Times New Roman" w:cs="Times New Roman" w:eastAsia="Times New Roman" w:hAnsi="Times New Roman"/>
-          <w:b w:val="1"/>
-          <w:bCs w:val="1"/>
+        <w:spacing w:before="480"/>
+        <w:rPr>
+          <w:rFonts w:ascii="Times New Roman" w:eastAsia="Times New Roman" w:hAnsi="Times New Roman" w:cs="Times New Roman"/>
+          <w:b/>
+          <w:bCs/>
           <w:sz w:val="46"/>
           <w:szCs w:val="46"/>
         </w:rPr>
       </w:pPr>
-      <w:bookmarkStart w:colFirst="0" w:colLast="0" w:name="_chava3g779yw" w:id="29"/>
+      <w:bookmarkStart w:id="29" w:name="_chava3g779yw" w:colFirst="0" w:colLast="0"/>
       <w:bookmarkEnd w:id="29"/>
-      <w:r>
-        <w:rPr>
-          <w:rtl w:val="0"/>
-        </w:rPr>
-      </w:r>
     </w:p>
     <w:p>
       <w:pPr>
         <w:pStyle w:val="Heading1"/>
         <w:keepNext w:val="0"/>
         <w:keepLines w:val="0"/>
-        <w:spacing w:before="480" w:lineRule="auto"/>
-        <w:rPr>
-          <w:rFonts w:ascii="Times New Roman" w:cs="Times New Roman" w:eastAsia="Times New Roman" w:hAnsi="Times New Roman"/>
-          <w:b w:val="1"/>
-          <w:bCs w:val="1"/>
+        <w:spacing w:before="480"/>
+        <w:rPr>
+          <w:rFonts w:ascii="Times New Roman" w:eastAsia="Times New Roman" w:hAnsi="Times New Roman" w:cs="Times New Roman"/>
+          <w:b/>
+          <w:bCs/>
           <w:sz w:val="34"/>
           <w:szCs w:val="34"/>
         </w:rPr>
       </w:pPr>
-      <w:bookmarkStart w:colFirst="0" w:colLast="0" w:name="_9ybmjl4gdkit" w:id="30"/>
+      <w:bookmarkStart w:id="30" w:name="_9ybmjl4gdkit" w:colFirst="0" w:colLast="0"/>
       <w:bookmarkEnd w:id="30"/>
       <w:r>
         <w:rPr>
-          <w:rFonts w:ascii="Times New Roman" w:cs="Times New Roman" w:eastAsia="Times New Roman" w:hAnsi="Times New Roman"/>
-          <w:b w:val="1"/>
-          <w:bCs w:val="1"/>
+          <w:rFonts w:ascii="Times New Roman" w:eastAsia="Times New Roman" w:hAnsi="Times New Roman" w:cs="Times New Roman"/>
+          <w:b/>
+          <w:bCs/>
           <w:sz w:val="34"/>
           <w:szCs w:val="34"/>
-          <w:rtl w:val="0"/>
-        </w:rPr>
-        <w:t xml:space="preserve">IMAGE STYLE GUIDELINES</w:t>
+        </w:rPr>
+        <w:t>IMAGE STYLE GUIDELINES</w:t>
       </w:r>
     </w:p>
     <w:p>
@@ -2684,18 +2604,16 @@
           <w:ilvl w:val="0"/>
           <w:numId w:val="1"/>
         </w:numPr>
-        <w:spacing w:after="0" w:afterAutospacing="0" w:before="240" w:lineRule="auto"/>
-        <w:ind w:left="720" w:hanging="360"/>
-        <w:rPr>
-          <w:rFonts w:ascii="Times New Roman" w:cs="Times New Roman" w:eastAsia="Times New Roman" w:hAnsi="Times New Roman"/>
-        </w:rPr>
-      </w:pPr>
-      <w:r>
-        <w:rPr>
-          <w:rFonts w:ascii="Times New Roman" w:cs="Times New Roman" w:eastAsia="Times New Roman" w:hAnsi="Times New Roman"/>
-          <w:rtl w:val="0"/>
-        </w:rPr>
-        <w:t xml:space="preserve">High-quality fitness-related images</w:t>
+        <w:spacing w:before="240"/>
+        <w:rPr>
+          <w:rFonts w:ascii="Times New Roman" w:eastAsia="Times New Roman" w:hAnsi="Times New Roman" w:cs="Times New Roman"/>
+        </w:rPr>
+      </w:pPr>
+      <w:r>
+        <w:rPr>
+          <w:rFonts w:ascii="Times New Roman" w:eastAsia="Times New Roman" w:hAnsi="Times New Roman" w:cs="Times New Roman"/>
+        </w:rPr>
+        <w:t>High-quality fitness-related images</w:t>
       </w:r>
     </w:p>
     <w:p>
@@ -2704,18 +2622,15 @@
           <w:ilvl w:val="0"/>
           <w:numId w:val="1"/>
         </w:numPr>
-        <w:spacing w:after="0" w:afterAutospacing="0" w:before="0" w:beforeAutospacing="0" w:lineRule="auto"/>
-        <w:ind w:left="720" w:hanging="360"/>
-        <w:rPr>
-          <w:rFonts w:ascii="Times New Roman" w:cs="Times New Roman" w:eastAsia="Times New Roman" w:hAnsi="Times New Roman"/>
-        </w:rPr>
-      </w:pPr>
-      <w:r>
-        <w:rPr>
-          <w:rFonts w:ascii="Times New Roman" w:cs="Times New Roman" w:eastAsia="Times New Roman" w:hAnsi="Times New Roman"/>
-          <w:rtl w:val="0"/>
-        </w:rPr>
-        <w:t xml:space="preserve">Centered in sections</w:t>
+        <w:rPr>
+          <w:rFonts w:ascii="Times New Roman" w:eastAsia="Times New Roman" w:hAnsi="Times New Roman" w:cs="Times New Roman"/>
+        </w:rPr>
+      </w:pPr>
+      <w:r>
+        <w:rPr>
+          <w:rFonts w:ascii="Times New Roman" w:eastAsia="Times New Roman" w:hAnsi="Times New Roman" w:cs="Times New Roman"/>
+        </w:rPr>
+        <w:t>Centered in sections</w:t>
       </w:r>
     </w:p>
     <w:p>
@@ -2724,18 +2639,15 @@
           <w:ilvl w:val="0"/>
           <w:numId w:val="1"/>
         </w:numPr>
-        <w:spacing w:after="0" w:afterAutospacing="0" w:before="0" w:beforeAutospacing="0" w:lineRule="auto"/>
-        <w:ind w:left="720" w:hanging="360"/>
-        <w:rPr>
-          <w:rFonts w:ascii="Times New Roman" w:cs="Times New Roman" w:eastAsia="Times New Roman" w:hAnsi="Times New Roman"/>
-        </w:rPr>
-      </w:pPr>
-      <w:r>
-        <w:rPr>
-          <w:rFonts w:ascii="Times New Roman" w:cs="Times New Roman" w:eastAsia="Times New Roman" w:hAnsi="Times New Roman"/>
-          <w:rtl w:val="0"/>
-        </w:rPr>
-        <w:t xml:space="preserve">Consistent sizing</w:t>
+        <w:rPr>
+          <w:rFonts w:ascii="Times New Roman" w:eastAsia="Times New Roman" w:hAnsi="Times New Roman" w:cs="Times New Roman"/>
+        </w:rPr>
+      </w:pPr>
+      <w:r>
+        <w:rPr>
+          <w:rFonts w:ascii="Times New Roman" w:eastAsia="Times New Roman" w:hAnsi="Times New Roman" w:cs="Times New Roman"/>
+        </w:rPr>
+        <w:t>Consistent sizing</w:t>
       </w:r>
     </w:p>
     <w:p>
@@ -2744,18 +2656,15 @@
           <w:ilvl w:val="0"/>
           <w:numId w:val="1"/>
         </w:numPr>
-        <w:spacing w:after="0" w:afterAutospacing="0" w:before="0" w:beforeAutospacing="0" w:lineRule="auto"/>
-        <w:ind w:left="720" w:hanging="360"/>
-        <w:rPr>
-          <w:rFonts w:ascii="Times New Roman" w:cs="Times New Roman" w:eastAsia="Times New Roman" w:hAnsi="Times New Roman"/>
-        </w:rPr>
-      </w:pPr>
-      <w:r>
-        <w:rPr>
-          <w:rFonts w:ascii="Times New Roman" w:cs="Times New Roman" w:eastAsia="Times New Roman" w:hAnsi="Times New Roman"/>
-          <w:rtl w:val="0"/>
-        </w:rPr>
-        <w:t xml:space="preserve">Rounded corners for modern feel</w:t>
+        <w:rPr>
+          <w:rFonts w:ascii="Times New Roman" w:eastAsia="Times New Roman" w:hAnsi="Times New Roman" w:cs="Times New Roman"/>
+        </w:rPr>
+      </w:pPr>
+      <w:r>
+        <w:rPr>
+          <w:rFonts w:ascii="Times New Roman" w:eastAsia="Times New Roman" w:hAnsi="Times New Roman" w:cs="Times New Roman"/>
+        </w:rPr>
+        <w:t>Rounded corners for modern feel</w:t>
       </w:r>
     </w:p>
     <w:p>
@@ -2764,18 +2673,16 @@
           <w:ilvl w:val="0"/>
           <w:numId w:val="1"/>
         </w:numPr>
-        <w:spacing w:after="240" w:before="0" w:beforeAutospacing="0" w:lineRule="auto"/>
-        <w:ind w:left="720" w:hanging="360"/>
-        <w:rPr>
-          <w:rFonts w:ascii="Times New Roman" w:cs="Times New Roman" w:eastAsia="Times New Roman" w:hAnsi="Times New Roman"/>
-        </w:rPr>
-      </w:pPr>
-      <w:r>
-        <w:rPr>
-          <w:rFonts w:ascii="Times New Roman" w:cs="Times New Roman" w:eastAsia="Times New Roman" w:hAnsi="Times New Roman"/>
-          <w:rtl w:val="0"/>
-        </w:rPr>
-        <w:t xml:space="preserve">Used to support content, not clutter it</w:t>
+        <w:spacing w:after="240"/>
+        <w:rPr>
+          <w:rFonts w:ascii="Times New Roman" w:eastAsia="Times New Roman" w:hAnsi="Times New Roman" w:cs="Times New Roman"/>
+        </w:rPr>
+      </w:pPr>
+      <w:r>
+        <w:rPr>
+          <w:rFonts w:ascii="Times New Roman" w:eastAsia="Times New Roman" w:hAnsi="Times New Roman" w:cs="Times New Roman"/>
+        </w:rPr>
+        <w:t>Used to support content, not clutter it</w:t>
       </w:r>
     </w:p>
     <w:p>
@@ -2783,865 +2690,790 @@
         <w:pStyle w:val="Heading1"/>
         <w:keepNext w:val="0"/>
         <w:keepLines w:val="0"/>
-        <w:spacing w:before="480" w:lineRule="auto"/>
-        <w:rPr>
-          <w:rFonts w:ascii="Times New Roman" w:cs="Times New Roman" w:eastAsia="Times New Roman" w:hAnsi="Times New Roman"/>
-          <w:b w:val="1"/>
-          <w:bCs w:val="1"/>
+        <w:spacing w:before="480"/>
+        <w:rPr>
+          <w:rFonts w:ascii="Times New Roman" w:eastAsia="Times New Roman" w:hAnsi="Times New Roman" w:cs="Times New Roman"/>
+          <w:b/>
+          <w:bCs/>
           <w:sz w:val="34"/>
           <w:szCs w:val="34"/>
         </w:rPr>
       </w:pPr>
-      <w:bookmarkStart w:colFirst="0" w:colLast="0" w:name="_ixue9lvtt0op" w:id="31"/>
+      <w:bookmarkStart w:id="31" w:name="_ixue9lvtt0op" w:colFirst="0" w:colLast="0"/>
       <w:bookmarkEnd w:id="31"/>
       <w:r>
         <w:rPr>
-          <w:rFonts w:ascii="Times New Roman" w:cs="Times New Roman" w:eastAsia="Times New Roman" w:hAnsi="Times New Roman"/>
-          <w:b w:val="1"/>
-          <w:bCs w:val="1"/>
+          <w:rFonts w:ascii="Times New Roman" w:eastAsia="Times New Roman" w:hAnsi="Times New Roman" w:cs="Times New Roman"/>
+          <w:b/>
+          <w:bCs/>
           <w:sz w:val="34"/>
           <w:szCs w:val="34"/>
-          <w:rtl w:val="0"/>
-        </w:rPr>
-        <w:t xml:space="preserve">MEDIA / IMAGE LICENSING</w:t>
+        </w:rPr>
+        <w:t>MEDIA / IMAGE LICENSING</w:t>
       </w:r>
     </w:p>
     <w:tbl>
       <w:tblPr>
-        <w:tblStyle w:val="Table2"/>
-        <w:tblW w:w="8975.0" w:type="dxa"/>
-        <w:jc w:val="left"/>
+        <w:tblStyle w:val="a0"/>
+        <w:tblW w:w="8975" w:type="dxa"/>
+        <w:tblInd w:w="0" w:type="dxa"/>
         <w:tblBorders>
-          <w:top w:color="000000" w:space="0" w:sz="0" w:val="nil"/>
-          <w:left w:color="000000" w:space="0" w:sz="0" w:val="nil"/>
-          <w:bottom w:color="000000" w:space="0" w:sz="0" w:val="nil"/>
-          <w:right w:color="000000" w:space="0" w:sz="0" w:val="nil"/>
-          <w:insideH w:color="000000" w:space="0" w:sz="0" w:val="nil"/>
-          <w:insideV w:color="000000" w:space="0" w:sz="0" w:val="nil"/>
+          <w:top w:val="nil"/>
+          <w:left w:val="nil"/>
+          <w:bottom w:val="nil"/>
+          <w:right w:val="nil"/>
+          <w:insideH w:val="nil"/>
+          <w:insideV w:val="nil"/>
         </w:tblBorders>
         <w:tblLayout w:type="fixed"/>
-        <w:tblLook w:val="0600"/>
+        <w:tblLook w:val="0600" w:firstRow="0" w:lastRow="0" w:firstColumn="0" w:lastColumn="0" w:noHBand="1" w:noVBand="1"/>
       </w:tblPr>
       <w:tblGrid>
         <w:gridCol w:w="1565"/>
         <w:gridCol w:w="2810"/>
         <w:gridCol w:w="2030"/>
         <w:gridCol w:w="2570"/>
-        <w:tblGridChange w:id="0">
-          <w:tblGrid>
-            <w:gridCol w:w="1565"/>
-            <w:gridCol w:w="2810"/>
-            <w:gridCol w:w="2030"/>
-            <w:gridCol w:w="2570"/>
-          </w:tblGrid>
-        </w:tblGridChange>
       </w:tblGrid>
       <w:tr>
         <w:trPr>
-          <w:cantSplit w:val="0"/>
-          <w:trHeight w:val="500" w:hRule="atLeast"/>
-          <w:tblHeader w:val="0"/>
+          <w:trHeight w:val="500"/>
         </w:trPr>
         <w:tc>
           <w:tcPr>
+            <w:tcW w:w="1565" w:type="dxa"/>
             <w:tcBorders>
-              <w:top w:color="000000" w:space="0" w:sz="0" w:val="nil"/>
-              <w:left w:color="000000" w:space="0" w:sz="0" w:val="nil"/>
-              <w:bottom w:color="000000" w:space="0" w:sz="0" w:val="nil"/>
-              <w:right w:color="000000" w:space="0" w:sz="0" w:val="nil"/>
+              <w:top w:val="nil"/>
+              <w:left w:val="nil"/>
+              <w:bottom w:val="nil"/>
+              <w:right w:val="nil"/>
             </w:tcBorders>
             <w:tcMar>
-              <w:top w:w="100.0" w:type="dxa"/>
-              <w:left w:w="100.0" w:type="dxa"/>
-              <w:bottom w:w="100.0" w:type="dxa"/>
-              <w:right w:w="100.0" w:type="dxa"/>
+              <w:top w:w="100" w:type="dxa"/>
+              <w:left w:w="100" w:type="dxa"/>
+              <w:bottom w:w="100" w:type="dxa"/>
+              <w:right w:w="100" w:type="dxa"/>
             </w:tcMar>
-            <w:vAlign w:val="top"/>
           </w:tcPr>
           <w:p>
             <w:pPr>
               <w:jc w:val="center"/>
               <w:rPr>
-                <w:rFonts w:ascii="Times New Roman" w:cs="Times New Roman" w:eastAsia="Times New Roman" w:hAnsi="Times New Roman"/>
+                <w:rFonts w:ascii="Times New Roman" w:eastAsia="Times New Roman" w:hAnsi="Times New Roman" w:cs="Times New Roman"/>
               </w:rPr>
             </w:pPr>
             <w:r>
               <w:rPr>
-                <w:rFonts w:ascii="Times New Roman" w:cs="Times New Roman" w:eastAsia="Times New Roman" w:hAnsi="Times New Roman"/>
-                <w:b w:val="1"/>
-                <w:bCs w:val="1"/>
-                <w:rtl w:val="0"/>
-              </w:rPr>
-              <w:t xml:space="preserve">File Name</w:t>
-            </w:r>
-            <w:r>
-              <w:rPr>
-                <w:rtl w:val="0"/>
-              </w:rPr>
+                <w:rFonts w:ascii="Times New Roman" w:eastAsia="Times New Roman" w:hAnsi="Times New Roman" w:cs="Times New Roman"/>
+                <w:b/>
+                <w:bCs/>
+              </w:rPr>
+              <w:t>File Name</w:t>
             </w:r>
           </w:p>
         </w:tc>
         <w:tc>
           <w:tcPr>
+            <w:tcW w:w="2810" w:type="dxa"/>
             <w:tcBorders>
-              <w:top w:color="000000" w:space="0" w:sz="0" w:val="nil"/>
-              <w:left w:color="000000" w:space="0" w:sz="0" w:val="nil"/>
-              <w:bottom w:color="000000" w:space="0" w:sz="0" w:val="nil"/>
-              <w:right w:color="000000" w:space="0" w:sz="0" w:val="nil"/>
+              <w:top w:val="nil"/>
+              <w:left w:val="nil"/>
+              <w:bottom w:val="nil"/>
+              <w:right w:val="nil"/>
             </w:tcBorders>
             <w:tcMar>
-              <w:top w:w="100.0" w:type="dxa"/>
-              <w:left w:w="100.0" w:type="dxa"/>
-              <w:bottom w:w="100.0" w:type="dxa"/>
-              <w:right w:w="100.0" w:type="dxa"/>
+              <w:top w:w="100" w:type="dxa"/>
+              <w:left w:w="100" w:type="dxa"/>
+              <w:bottom w:w="100" w:type="dxa"/>
+              <w:right w:w="100" w:type="dxa"/>
             </w:tcMar>
-            <w:vAlign w:val="top"/>
           </w:tcPr>
           <w:p>
             <w:pPr>
               <w:jc w:val="center"/>
               <w:rPr>
-                <w:rFonts w:ascii="Times New Roman" w:cs="Times New Roman" w:eastAsia="Times New Roman" w:hAnsi="Times New Roman"/>
+                <w:rFonts w:ascii="Times New Roman" w:eastAsia="Times New Roman" w:hAnsi="Times New Roman" w:cs="Times New Roman"/>
               </w:rPr>
             </w:pPr>
             <w:r>
               <w:rPr>
-                <w:rFonts w:ascii="Times New Roman" w:cs="Times New Roman" w:eastAsia="Times New Roman" w:hAnsi="Times New Roman"/>
-                <w:b w:val="1"/>
-                <w:bCs w:val="1"/>
-                <w:rtl w:val="0"/>
-              </w:rPr>
-              <w:t xml:space="preserve">Description</w:t>
-            </w:r>
-            <w:r>
-              <w:rPr>
-                <w:rtl w:val="0"/>
-              </w:rPr>
+                <w:rFonts w:ascii="Times New Roman" w:eastAsia="Times New Roman" w:hAnsi="Times New Roman" w:cs="Times New Roman"/>
+                <w:b/>
+                <w:bCs/>
+              </w:rPr>
+              <w:t>Description</w:t>
             </w:r>
           </w:p>
         </w:tc>
         <w:tc>
           <w:tcPr>
+            <w:tcW w:w="2030" w:type="dxa"/>
             <w:tcBorders>
-              <w:top w:color="000000" w:space="0" w:sz="0" w:val="nil"/>
-              <w:left w:color="000000" w:space="0" w:sz="0" w:val="nil"/>
-              <w:bottom w:color="000000" w:space="0" w:sz="0" w:val="nil"/>
-              <w:right w:color="000000" w:space="0" w:sz="0" w:val="nil"/>
+              <w:top w:val="nil"/>
+              <w:left w:val="nil"/>
+              <w:bottom w:val="nil"/>
+              <w:right w:val="nil"/>
             </w:tcBorders>
             <w:tcMar>
-              <w:top w:w="100.0" w:type="dxa"/>
-              <w:left w:w="100.0" w:type="dxa"/>
-              <w:bottom w:w="100.0" w:type="dxa"/>
-              <w:right w:w="100.0" w:type="dxa"/>
+              <w:top w:w="100" w:type="dxa"/>
+              <w:left w:w="100" w:type="dxa"/>
+              <w:bottom w:w="100" w:type="dxa"/>
+              <w:right w:w="100" w:type="dxa"/>
             </w:tcMar>
-            <w:vAlign w:val="top"/>
           </w:tcPr>
           <w:p>
             <w:pPr>
               <w:jc w:val="center"/>
               <w:rPr>
-                <w:rFonts w:ascii="Times New Roman" w:cs="Times New Roman" w:eastAsia="Times New Roman" w:hAnsi="Times New Roman"/>
+                <w:rFonts w:ascii="Times New Roman" w:eastAsia="Times New Roman" w:hAnsi="Times New Roman" w:cs="Times New Roman"/>
               </w:rPr>
             </w:pPr>
             <w:r>
               <w:rPr>
-                <w:rFonts w:ascii="Times New Roman" w:cs="Times New Roman" w:eastAsia="Times New Roman" w:hAnsi="Times New Roman"/>
-                <w:b w:val="1"/>
-                <w:bCs w:val="1"/>
-                <w:rtl w:val="0"/>
-              </w:rPr>
-              <w:t xml:space="preserve">Source</w:t>
-            </w:r>
-            <w:r>
-              <w:rPr>
-                <w:rtl w:val="0"/>
-              </w:rPr>
+                <w:rFonts w:ascii="Times New Roman" w:eastAsia="Times New Roman" w:hAnsi="Times New Roman" w:cs="Times New Roman"/>
+                <w:b/>
+                <w:bCs/>
+              </w:rPr>
+              <w:t>Source</w:t>
             </w:r>
           </w:p>
         </w:tc>
         <w:tc>
           <w:tcPr>
+            <w:tcW w:w="2570" w:type="dxa"/>
             <w:tcBorders>
-              <w:top w:color="000000" w:space="0" w:sz="0" w:val="nil"/>
-              <w:left w:color="000000" w:space="0" w:sz="0" w:val="nil"/>
-              <w:bottom w:color="000000" w:space="0" w:sz="0" w:val="nil"/>
-              <w:right w:color="000000" w:space="0" w:sz="0" w:val="nil"/>
+              <w:top w:val="nil"/>
+              <w:left w:val="nil"/>
+              <w:bottom w:val="nil"/>
+              <w:right w:val="nil"/>
             </w:tcBorders>
             <w:tcMar>
-              <w:top w:w="100.0" w:type="dxa"/>
-              <w:left w:w="100.0" w:type="dxa"/>
-              <w:bottom w:w="100.0" w:type="dxa"/>
-              <w:right w:w="100.0" w:type="dxa"/>
+              <w:top w:w="100" w:type="dxa"/>
+              <w:left w:w="100" w:type="dxa"/>
+              <w:bottom w:w="100" w:type="dxa"/>
+              <w:right w:w="100" w:type="dxa"/>
             </w:tcMar>
-            <w:vAlign w:val="top"/>
           </w:tcPr>
           <w:p>
             <w:pPr>
               <w:jc w:val="center"/>
               <w:rPr>
-                <w:rFonts w:ascii="Times New Roman" w:cs="Times New Roman" w:eastAsia="Times New Roman" w:hAnsi="Times New Roman"/>
+                <w:rFonts w:ascii="Times New Roman" w:eastAsia="Times New Roman" w:hAnsi="Times New Roman" w:cs="Times New Roman"/>
               </w:rPr>
             </w:pPr>
             <w:r>
               <w:rPr>
-                <w:rFonts w:ascii="Times New Roman" w:cs="Times New Roman" w:eastAsia="Times New Roman" w:hAnsi="Times New Roman"/>
-                <w:b w:val="1"/>
-                <w:bCs w:val="1"/>
-                <w:rtl w:val="0"/>
-              </w:rPr>
-              <w:t xml:space="preserve">License</w:t>
-            </w:r>
-            <w:r>
-              <w:rPr>
-                <w:rtl w:val="0"/>
-              </w:rPr>
+                <w:rFonts w:ascii="Times New Roman" w:eastAsia="Times New Roman" w:hAnsi="Times New Roman" w:cs="Times New Roman"/>
+                <w:b/>
+                <w:bCs/>
+              </w:rPr>
+              <w:t>License</w:t>
             </w:r>
           </w:p>
         </w:tc>
       </w:tr>
       <w:tr>
         <w:trPr>
-          <w:cantSplit w:val="0"/>
-          <w:trHeight w:val="500" w:hRule="atLeast"/>
-          <w:tblHeader w:val="0"/>
+          <w:trHeight w:val="500"/>
         </w:trPr>
         <w:tc>
           <w:tcPr>
+            <w:tcW w:w="1565" w:type="dxa"/>
             <w:tcBorders>
-              <w:top w:color="000000" w:space="0" w:sz="0" w:val="nil"/>
-              <w:left w:color="000000" w:space="0" w:sz="0" w:val="nil"/>
-              <w:bottom w:color="000000" w:space="0" w:sz="0" w:val="nil"/>
-              <w:right w:color="000000" w:space="0" w:sz="0" w:val="nil"/>
+              <w:top w:val="nil"/>
+              <w:left w:val="nil"/>
+              <w:bottom w:val="nil"/>
+              <w:right w:val="nil"/>
             </w:tcBorders>
             <w:tcMar>
-              <w:top w:w="100.0" w:type="dxa"/>
-              <w:left w:w="100.0" w:type="dxa"/>
-              <w:bottom w:w="100.0" w:type="dxa"/>
-              <w:right w:w="100.0" w:type="dxa"/>
+              <w:top w:w="100" w:type="dxa"/>
+              <w:left w:w="100" w:type="dxa"/>
+              <w:bottom w:w="100" w:type="dxa"/>
+              <w:right w:w="100" w:type="dxa"/>
             </w:tcMar>
-            <w:vAlign w:val="top"/>
           </w:tcPr>
           <w:p>
             <w:pPr>
               <w:rPr>
-                <w:rFonts w:ascii="Times New Roman" w:cs="Times New Roman" w:eastAsia="Times New Roman" w:hAnsi="Times New Roman"/>
+                <w:rFonts w:ascii="Times New Roman" w:eastAsia="Times New Roman" w:hAnsi="Times New Roman" w:cs="Times New Roman"/>
               </w:rPr>
             </w:pPr>
-            <w:r>
-              <w:rPr>
-                <w:rtl w:val="0"/>
-              </w:rPr>
-            </w:r>
           </w:p>
         </w:tc>
         <w:tc>
           <w:tcPr>
+            <w:tcW w:w="2810" w:type="dxa"/>
             <w:tcBorders>
-              <w:top w:color="000000" w:space="0" w:sz="0" w:val="nil"/>
-              <w:left w:color="000000" w:space="0" w:sz="0" w:val="nil"/>
-              <w:bottom w:color="000000" w:space="0" w:sz="0" w:val="nil"/>
-              <w:right w:color="000000" w:space="0" w:sz="0" w:val="nil"/>
+              <w:top w:val="nil"/>
+              <w:left w:val="nil"/>
+              <w:bottom w:val="nil"/>
+              <w:right w:val="nil"/>
             </w:tcBorders>
             <w:tcMar>
-              <w:top w:w="100.0" w:type="dxa"/>
-              <w:left w:w="100.0" w:type="dxa"/>
-              <w:bottom w:w="100.0" w:type="dxa"/>
-              <w:right w:w="100.0" w:type="dxa"/>
+              <w:top w:w="100" w:type="dxa"/>
+              <w:left w:w="100" w:type="dxa"/>
+              <w:bottom w:w="100" w:type="dxa"/>
+              <w:right w:w="100" w:type="dxa"/>
             </w:tcMar>
-            <w:vAlign w:val="top"/>
           </w:tcPr>
           <w:p>
             <w:pPr>
               <w:rPr>
-                <w:rFonts w:ascii="Times New Roman" w:cs="Times New Roman" w:eastAsia="Times New Roman" w:hAnsi="Times New Roman"/>
+                <w:rFonts w:ascii="Times New Roman" w:eastAsia="Times New Roman" w:hAnsi="Times New Roman" w:cs="Times New Roman"/>
               </w:rPr>
             </w:pPr>
-            <w:r>
-              <w:rPr>
-                <w:rtl w:val="0"/>
-              </w:rPr>
-            </w:r>
           </w:p>
         </w:tc>
         <w:tc>
           <w:tcPr>
+            <w:tcW w:w="2030" w:type="dxa"/>
             <w:tcBorders>
-              <w:top w:color="000000" w:space="0" w:sz="0" w:val="nil"/>
-              <w:left w:color="000000" w:space="0" w:sz="0" w:val="nil"/>
-              <w:bottom w:color="000000" w:space="0" w:sz="0" w:val="nil"/>
-              <w:right w:color="000000" w:space="0" w:sz="0" w:val="nil"/>
+              <w:top w:val="nil"/>
+              <w:left w:val="nil"/>
+              <w:bottom w:val="nil"/>
+              <w:right w:val="nil"/>
             </w:tcBorders>
             <w:tcMar>
-              <w:top w:w="100.0" w:type="dxa"/>
-              <w:left w:w="100.0" w:type="dxa"/>
-              <w:bottom w:w="100.0" w:type="dxa"/>
-              <w:right w:w="100.0" w:type="dxa"/>
+              <w:top w:w="100" w:type="dxa"/>
+              <w:left w:w="100" w:type="dxa"/>
+              <w:bottom w:w="100" w:type="dxa"/>
+              <w:right w:w="100" w:type="dxa"/>
             </w:tcMar>
-            <w:vAlign w:val="top"/>
           </w:tcPr>
           <w:p>
             <w:pPr>
               <w:rPr>
-                <w:rFonts w:ascii="Times New Roman" w:cs="Times New Roman" w:eastAsia="Times New Roman" w:hAnsi="Times New Roman"/>
+                <w:rFonts w:ascii="Times New Roman" w:eastAsia="Times New Roman" w:hAnsi="Times New Roman" w:cs="Times New Roman"/>
               </w:rPr>
             </w:pPr>
-            <w:r>
-              <w:rPr>
-                <w:rtl w:val="0"/>
-              </w:rPr>
-            </w:r>
           </w:p>
         </w:tc>
         <w:tc>
           <w:tcPr>
+            <w:tcW w:w="2570" w:type="dxa"/>
             <w:tcBorders>
-              <w:top w:color="000000" w:space="0" w:sz="0" w:val="nil"/>
-              <w:left w:color="000000" w:space="0" w:sz="0" w:val="nil"/>
-              <w:bottom w:color="000000" w:space="0" w:sz="0" w:val="nil"/>
-              <w:right w:color="000000" w:space="0" w:sz="0" w:val="nil"/>
+              <w:top w:val="nil"/>
+              <w:left w:val="nil"/>
+              <w:bottom w:val="nil"/>
+              <w:right w:val="nil"/>
             </w:tcBorders>
             <w:tcMar>
-              <w:top w:w="100.0" w:type="dxa"/>
-              <w:left w:w="100.0" w:type="dxa"/>
-              <w:bottom w:w="100.0" w:type="dxa"/>
-              <w:right w:w="100.0" w:type="dxa"/>
+              <w:top w:w="100" w:type="dxa"/>
+              <w:left w:w="100" w:type="dxa"/>
+              <w:bottom w:w="100" w:type="dxa"/>
+              <w:right w:w="100" w:type="dxa"/>
             </w:tcMar>
-            <w:vAlign w:val="top"/>
           </w:tcPr>
           <w:p>
             <w:pPr>
               <w:rPr>
-                <w:rFonts w:ascii="Times New Roman" w:cs="Times New Roman" w:eastAsia="Times New Roman" w:hAnsi="Times New Roman"/>
+                <w:rFonts w:ascii="Times New Roman" w:eastAsia="Times New Roman" w:hAnsi="Times New Roman" w:cs="Times New Roman"/>
               </w:rPr>
             </w:pPr>
-            <w:r>
-              <w:rPr>
-                <w:rtl w:val="0"/>
-              </w:rPr>
-            </w:r>
           </w:p>
         </w:tc>
       </w:tr>
       <w:tr>
         <w:trPr>
-          <w:cantSplit w:val="0"/>
-          <w:trHeight w:val="500" w:hRule="atLeast"/>
-          <w:tblHeader w:val="0"/>
+          <w:trHeight w:val="500"/>
         </w:trPr>
         <w:tc>
           <w:tcPr>
+            <w:tcW w:w="1565" w:type="dxa"/>
             <w:tcBorders>
-              <w:top w:color="000000" w:space="0" w:sz="0" w:val="nil"/>
-              <w:left w:color="000000" w:space="0" w:sz="0" w:val="nil"/>
-              <w:bottom w:color="000000" w:space="0" w:sz="0" w:val="nil"/>
-              <w:right w:color="000000" w:space="0" w:sz="0" w:val="nil"/>
+              <w:top w:val="nil"/>
+              <w:left w:val="nil"/>
+              <w:bottom w:val="nil"/>
+              <w:right w:val="nil"/>
             </w:tcBorders>
             <w:tcMar>
-              <w:top w:w="100.0" w:type="dxa"/>
-              <w:left w:w="100.0" w:type="dxa"/>
-              <w:bottom w:w="100.0" w:type="dxa"/>
-              <w:right w:w="100.0" w:type="dxa"/>
+              <w:top w:w="100" w:type="dxa"/>
+              <w:left w:w="100" w:type="dxa"/>
+              <w:bottom w:w="100" w:type="dxa"/>
+              <w:right w:w="100" w:type="dxa"/>
             </w:tcMar>
-            <w:vAlign w:val="top"/>
           </w:tcPr>
           <w:p>
             <w:pPr>
               <w:rPr>
-                <w:rFonts w:ascii="Times New Roman" w:cs="Times New Roman" w:eastAsia="Times New Roman" w:hAnsi="Times New Roman"/>
+                <w:rFonts w:ascii="Times New Roman" w:eastAsia="Times New Roman" w:hAnsi="Times New Roman" w:cs="Times New Roman"/>
               </w:rPr>
             </w:pPr>
             <w:r>
               <w:rPr>
-                <w:rFonts w:ascii="Times New Roman" w:cs="Times New Roman" w:eastAsia="Times New Roman" w:hAnsi="Times New Roman"/>
-                <w:rtl w:val="0"/>
-              </w:rPr>
-              <w:t xml:space="preserve">gym.jpg</w:t>
+                <w:rFonts w:ascii="Times New Roman" w:eastAsia="Times New Roman" w:hAnsi="Times New Roman" w:cs="Times New Roman"/>
+              </w:rPr>
+              <w:t>gym.jpg</w:t>
             </w:r>
           </w:p>
         </w:tc>
         <w:tc>
           <w:tcPr>
+            <w:tcW w:w="2810" w:type="dxa"/>
             <w:tcBorders>
-              <w:top w:color="000000" w:space="0" w:sz="0" w:val="nil"/>
-              <w:left w:color="000000" w:space="0" w:sz="0" w:val="nil"/>
-              <w:bottom w:color="000000" w:space="0" w:sz="0" w:val="nil"/>
-              <w:right w:color="000000" w:space="0" w:sz="0" w:val="nil"/>
+              <w:top w:val="nil"/>
+              <w:left w:val="nil"/>
+              <w:bottom w:val="nil"/>
+              <w:right w:val="nil"/>
             </w:tcBorders>
             <w:tcMar>
-              <w:top w:w="100.0" w:type="dxa"/>
-              <w:left w:w="100.0" w:type="dxa"/>
-              <w:bottom w:w="100.0" w:type="dxa"/>
-              <w:right w:w="100.0" w:type="dxa"/>
+              <w:top w:w="100" w:type="dxa"/>
+              <w:left w:w="100" w:type="dxa"/>
+              <w:bottom w:w="100" w:type="dxa"/>
+              <w:right w:w="100" w:type="dxa"/>
             </w:tcMar>
-            <w:vAlign w:val="top"/>
           </w:tcPr>
           <w:p>
             <w:pPr>
               <w:rPr>
-                <w:rFonts w:ascii="Times New Roman" w:cs="Times New Roman" w:eastAsia="Times New Roman" w:hAnsi="Times New Roman"/>
+                <w:rFonts w:ascii="Times New Roman" w:eastAsia="Times New Roman" w:hAnsi="Times New Roman" w:cs="Times New Roman"/>
               </w:rPr>
             </w:pPr>
             <w:r>
               <w:rPr>
-                <w:rFonts w:ascii="Times New Roman" w:cs="Times New Roman" w:eastAsia="Times New Roman" w:hAnsi="Times New Roman"/>
-                <w:rtl w:val="0"/>
-              </w:rPr>
-              <w:t xml:space="preserve">Gym hero image</w:t>
+                <w:rFonts w:ascii="Times New Roman" w:eastAsia="Times New Roman" w:hAnsi="Times New Roman" w:cs="Times New Roman"/>
+              </w:rPr>
+              <w:t>Gym hero image</w:t>
             </w:r>
           </w:p>
         </w:tc>
         <w:tc>
           <w:tcPr>
+            <w:tcW w:w="2030" w:type="dxa"/>
             <w:tcBorders>
-              <w:top w:color="000000" w:space="0" w:sz="0" w:val="nil"/>
-              <w:left w:color="000000" w:space="0" w:sz="0" w:val="nil"/>
-              <w:bottom w:color="000000" w:space="0" w:sz="0" w:val="nil"/>
-              <w:right w:color="000000" w:space="0" w:sz="0" w:val="nil"/>
+              <w:top w:val="nil"/>
+              <w:left w:val="nil"/>
+              <w:bottom w:val="nil"/>
+              <w:right w:val="nil"/>
             </w:tcBorders>
             <w:tcMar>
-              <w:top w:w="100.0" w:type="dxa"/>
-              <w:left w:w="100.0" w:type="dxa"/>
-              <w:bottom w:w="100.0" w:type="dxa"/>
-              <w:right w:w="100.0" w:type="dxa"/>
+              <w:top w:w="100" w:type="dxa"/>
+              <w:left w:w="100" w:type="dxa"/>
+              <w:bottom w:w="100" w:type="dxa"/>
+              <w:right w:w="100" w:type="dxa"/>
             </w:tcMar>
-            <w:vAlign w:val="top"/>
           </w:tcPr>
           <w:p>
             <w:pPr>
               <w:rPr>
-                <w:rFonts w:ascii="Times New Roman" w:cs="Times New Roman" w:eastAsia="Times New Roman" w:hAnsi="Times New Roman"/>
+                <w:rFonts w:ascii="Times New Roman" w:eastAsia="Times New Roman" w:hAnsi="Times New Roman" w:cs="Times New Roman"/>
               </w:rPr>
             </w:pPr>
-            <w:r>
-              <w:rPr>
-                <w:rFonts w:ascii="Times New Roman" w:cs="Times New Roman" w:eastAsia="Times New Roman" w:hAnsi="Times New Roman"/>
-                <w:rtl w:val="0"/>
-              </w:rPr>
-              <w:t xml:space="preserve">Unsplash</w:t>
-            </w:r>
+            <w:proofErr w:type="spellStart"/>
+            <w:r>
+              <w:rPr>
+                <w:rFonts w:ascii="Times New Roman" w:eastAsia="Times New Roman" w:hAnsi="Times New Roman" w:cs="Times New Roman"/>
+              </w:rPr>
+              <w:t>Unsplash</w:t>
+            </w:r>
+            <w:proofErr w:type="spellEnd"/>
           </w:p>
         </w:tc>
         <w:tc>
           <w:tcPr>
+            <w:tcW w:w="2570" w:type="dxa"/>
             <w:tcBorders>
-              <w:top w:color="000000" w:space="0" w:sz="0" w:val="nil"/>
-              <w:left w:color="000000" w:space="0" w:sz="0" w:val="nil"/>
-              <w:bottom w:color="000000" w:space="0" w:sz="0" w:val="nil"/>
-              <w:right w:color="000000" w:space="0" w:sz="0" w:val="nil"/>
+              <w:top w:val="nil"/>
+              <w:left w:val="nil"/>
+              <w:bottom w:val="nil"/>
+              <w:right w:val="nil"/>
             </w:tcBorders>
             <w:tcMar>
-              <w:top w:w="100.0" w:type="dxa"/>
-              <w:left w:w="100.0" w:type="dxa"/>
-              <w:bottom w:w="100.0" w:type="dxa"/>
-              <w:right w:w="100.0" w:type="dxa"/>
+              <w:top w:w="100" w:type="dxa"/>
+              <w:left w:w="100" w:type="dxa"/>
+              <w:bottom w:w="100" w:type="dxa"/>
+              <w:right w:w="100" w:type="dxa"/>
             </w:tcMar>
-            <w:vAlign w:val="top"/>
           </w:tcPr>
           <w:p>
             <w:pPr>
               <w:rPr>
-                <w:rFonts w:ascii="Times New Roman" w:cs="Times New Roman" w:eastAsia="Times New Roman" w:hAnsi="Times New Roman"/>
+                <w:rFonts w:ascii="Times New Roman" w:eastAsia="Times New Roman" w:hAnsi="Times New Roman" w:cs="Times New Roman"/>
               </w:rPr>
             </w:pPr>
             <w:r>
               <w:rPr>
-                <w:rFonts w:ascii="Times New Roman" w:cs="Times New Roman" w:eastAsia="Times New Roman" w:hAnsi="Times New Roman"/>
-                <w:rtl w:val="0"/>
-              </w:rPr>
-              <w:t xml:space="preserve">Free for commercial use</w:t>
+                <w:rFonts w:ascii="Times New Roman" w:eastAsia="Times New Roman" w:hAnsi="Times New Roman" w:cs="Times New Roman"/>
+              </w:rPr>
+              <w:t>Free for commercial use</w:t>
             </w:r>
           </w:p>
         </w:tc>
       </w:tr>
       <w:tr>
         <w:trPr>
-          <w:cantSplit w:val="0"/>
-          <w:trHeight w:val="500" w:hRule="atLeast"/>
-          <w:tblHeader w:val="0"/>
+          <w:trHeight w:val="500"/>
         </w:trPr>
         <w:tc>
           <w:tcPr>
+            <w:tcW w:w="1565" w:type="dxa"/>
             <w:tcBorders>
-              <w:top w:color="000000" w:space="0" w:sz="0" w:val="nil"/>
-              <w:left w:color="000000" w:space="0" w:sz="0" w:val="nil"/>
-              <w:bottom w:color="000000" w:space="0" w:sz="0" w:val="nil"/>
-              <w:right w:color="000000" w:space="0" w:sz="0" w:val="nil"/>
+              <w:top w:val="nil"/>
+              <w:left w:val="nil"/>
+              <w:bottom w:val="nil"/>
+              <w:right w:val="nil"/>
             </w:tcBorders>
             <w:tcMar>
-              <w:top w:w="100.0" w:type="dxa"/>
-              <w:left w:w="100.0" w:type="dxa"/>
-              <w:bottom w:w="100.0" w:type="dxa"/>
-              <w:right w:w="100.0" w:type="dxa"/>
+              <w:top w:w="100" w:type="dxa"/>
+              <w:left w:w="100" w:type="dxa"/>
+              <w:bottom w:w="100" w:type="dxa"/>
+              <w:right w:w="100" w:type="dxa"/>
             </w:tcMar>
-            <w:vAlign w:val="top"/>
           </w:tcPr>
           <w:p>
             <w:pPr>
               <w:rPr>
-                <w:rFonts w:ascii="Times New Roman" w:cs="Times New Roman" w:eastAsia="Times New Roman" w:hAnsi="Times New Roman"/>
+                <w:rFonts w:ascii="Times New Roman" w:eastAsia="Times New Roman" w:hAnsi="Times New Roman" w:cs="Times New Roman"/>
               </w:rPr>
             </w:pPr>
             <w:r>
               <w:rPr>
-                <w:rFonts w:ascii="Times New Roman" w:cs="Times New Roman" w:eastAsia="Times New Roman" w:hAnsi="Times New Roman"/>
-                <w:rtl w:val="0"/>
-              </w:rPr>
-              <w:t xml:space="preserve">workout.jpg</w:t>
+                <w:rFonts w:ascii="Times New Roman" w:eastAsia="Times New Roman" w:hAnsi="Times New Roman" w:cs="Times New Roman"/>
+              </w:rPr>
+              <w:t>workout.jpg</w:t>
             </w:r>
           </w:p>
         </w:tc>
         <w:tc>
           <w:tcPr>
+            <w:tcW w:w="2810" w:type="dxa"/>
             <w:tcBorders>
-              <w:top w:color="000000" w:space="0" w:sz="0" w:val="nil"/>
-              <w:left w:color="000000" w:space="0" w:sz="0" w:val="nil"/>
-              <w:bottom w:color="000000" w:space="0" w:sz="0" w:val="nil"/>
-              <w:right w:color="000000" w:space="0" w:sz="0" w:val="nil"/>
+              <w:top w:val="nil"/>
+              <w:left w:val="nil"/>
+              <w:bottom w:val="nil"/>
+              <w:right w:val="nil"/>
             </w:tcBorders>
             <w:tcMar>
-              <w:top w:w="100.0" w:type="dxa"/>
-              <w:left w:w="100.0" w:type="dxa"/>
-              <w:bottom w:w="100.0" w:type="dxa"/>
-              <w:right w:w="100.0" w:type="dxa"/>
+              <w:top w:w="100" w:type="dxa"/>
+              <w:left w:w="100" w:type="dxa"/>
+              <w:bottom w:w="100" w:type="dxa"/>
+              <w:right w:w="100" w:type="dxa"/>
             </w:tcMar>
-            <w:vAlign w:val="top"/>
           </w:tcPr>
           <w:p>
             <w:pPr>
               <w:rPr>
-                <w:rFonts w:ascii="Times New Roman" w:cs="Times New Roman" w:eastAsia="Times New Roman" w:hAnsi="Times New Roman"/>
+                <w:rFonts w:ascii="Times New Roman" w:eastAsia="Times New Roman" w:hAnsi="Times New Roman" w:cs="Times New Roman"/>
               </w:rPr>
             </w:pPr>
             <w:r>
               <w:rPr>
-                <w:rFonts w:ascii="Times New Roman" w:cs="Times New Roman" w:eastAsia="Times New Roman" w:hAnsi="Times New Roman"/>
-                <w:rtl w:val="0"/>
-              </w:rPr>
-              <w:t xml:space="preserve">Workout motivation image</w:t>
+                <w:rFonts w:ascii="Times New Roman" w:eastAsia="Times New Roman" w:hAnsi="Times New Roman" w:cs="Times New Roman"/>
+              </w:rPr>
+              <w:t>Workout motivation image</w:t>
             </w:r>
           </w:p>
         </w:tc>
         <w:tc>
           <w:tcPr>
+            <w:tcW w:w="2030" w:type="dxa"/>
             <w:tcBorders>
-              <w:top w:color="000000" w:space="0" w:sz="0" w:val="nil"/>
-              <w:left w:color="000000" w:space="0" w:sz="0" w:val="nil"/>
-              <w:bottom w:color="000000" w:space="0" w:sz="0" w:val="nil"/>
-              <w:right w:color="000000" w:space="0" w:sz="0" w:val="nil"/>
+              <w:top w:val="nil"/>
+              <w:left w:val="nil"/>
+              <w:bottom w:val="nil"/>
+              <w:right w:val="nil"/>
             </w:tcBorders>
             <w:tcMar>
-              <w:top w:w="100.0" w:type="dxa"/>
-              <w:left w:w="100.0" w:type="dxa"/>
-              <w:bottom w:w="100.0" w:type="dxa"/>
-              <w:right w:w="100.0" w:type="dxa"/>
+              <w:top w:w="100" w:type="dxa"/>
+              <w:left w:w="100" w:type="dxa"/>
+              <w:bottom w:w="100" w:type="dxa"/>
+              <w:right w:w="100" w:type="dxa"/>
             </w:tcMar>
-            <w:vAlign w:val="top"/>
           </w:tcPr>
           <w:p>
             <w:pPr>
               <w:rPr>
-                <w:rFonts w:ascii="Times New Roman" w:cs="Times New Roman" w:eastAsia="Times New Roman" w:hAnsi="Times New Roman"/>
+                <w:rFonts w:ascii="Times New Roman" w:eastAsia="Times New Roman" w:hAnsi="Times New Roman" w:cs="Times New Roman"/>
               </w:rPr>
             </w:pPr>
-            <w:r>
-              <w:rPr>
-                <w:rFonts w:ascii="Times New Roman" w:cs="Times New Roman" w:eastAsia="Times New Roman" w:hAnsi="Times New Roman"/>
-                <w:rtl w:val="0"/>
-              </w:rPr>
-              <w:t xml:space="preserve">Unsplash</w:t>
-            </w:r>
+            <w:proofErr w:type="spellStart"/>
+            <w:r>
+              <w:rPr>
+                <w:rFonts w:ascii="Times New Roman" w:eastAsia="Times New Roman" w:hAnsi="Times New Roman" w:cs="Times New Roman"/>
+              </w:rPr>
+              <w:t>Unsplash</w:t>
+            </w:r>
+            <w:proofErr w:type="spellEnd"/>
           </w:p>
         </w:tc>
         <w:tc>
           <w:tcPr>
+            <w:tcW w:w="2570" w:type="dxa"/>
             <w:tcBorders>
-              <w:top w:color="000000" w:space="0" w:sz="0" w:val="nil"/>
-              <w:left w:color="000000" w:space="0" w:sz="0" w:val="nil"/>
-              <w:bottom w:color="000000" w:space="0" w:sz="0" w:val="nil"/>
-              <w:right w:color="000000" w:space="0" w:sz="0" w:val="nil"/>
+              <w:top w:val="nil"/>
+              <w:left w:val="nil"/>
+              <w:bottom w:val="nil"/>
+              <w:right w:val="nil"/>
             </w:tcBorders>
             <w:tcMar>
-              <w:top w:w="100.0" w:type="dxa"/>
-              <w:left w:w="100.0" w:type="dxa"/>
-              <w:bottom w:w="100.0" w:type="dxa"/>
-              <w:right w:w="100.0" w:type="dxa"/>
+              <w:top w:w="100" w:type="dxa"/>
+              <w:left w:w="100" w:type="dxa"/>
+              <w:bottom w:w="100" w:type="dxa"/>
+              <w:right w:w="100" w:type="dxa"/>
             </w:tcMar>
-            <w:vAlign w:val="top"/>
           </w:tcPr>
           <w:p>
             <w:pPr>
               <w:rPr>
-                <w:rFonts w:ascii="Times New Roman" w:cs="Times New Roman" w:eastAsia="Times New Roman" w:hAnsi="Times New Roman"/>
+                <w:rFonts w:ascii="Times New Roman" w:eastAsia="Times New Roman" w:hAnsi="Times New Roman" w:cs="Times New Roman"/>
               </w:rPr>
             </w:pPr>
             <w:r>
               <w:rPr>
-                <w:rFonts w:ascii="Times New Roman" w:cs="Times New Roman" w:eastAsia="Times New Roman" w:hAnsi="Times New Roman"/>
-                <w:rtl w:val="0"/>
-              </w:rPr>
-              <w:t xml:space="preserve">Free use</w:t>
+                <w:rFonts w:ascii="Times New Roman" w:eastAsia="Times New Roman" w:hAnsi="Times New Roman" w:cs="Times New Roman"/>
+              </w:rPr>
+              <w:t>Free use</w:t>
             </w:r>
           </w:p>
         </w:tc>
       </w:tr>
       <w:tr>
         <w:trPr>
-          <w:cantSplit w:val="0"/>
-          <w:trHeight w:val="500" w:hRule="atLeast"/>
-          <w:tblHeader w:val="0"/>
+          <w:trHeight w:val="500"/>
         </w:trPr>
         <w:tc>
           <w:tcPr>
+            <w:tcW w:w="1565" w:type="dxa"/>
             <w:tcBorders>
-              <w:top w:color="000000" w:space="0" w:sz="0" w:val="nil"/>
-              <w:left w:color="000000" w:space="0" w:sz="0" w:val="nil"/>
-              <w:bottom w:color="000000" w:space="0" w:sz="0" w:val="nil"/>
-              <w:right w:color="000000" w:space="0" w:sz="0" w:val="nil"/>
+              <w:top w:val="nil"/>
+              <w:left w:val="nil"/>
+              <w:bottom w:val="nil"/>
+              <w:right w:val="nil"/>
             </w:tcBorders>
             <w:tcMar>
-              <w:top w:w="100.0" w:type="dxa"/>
-              <w:left w:w="100.0" w:type="dxa"/>
-              <w:bottom w:w="100.0" w:type="dxa"/>
-              <w:right w:w="100.0" w:type="dxa"/>
+              <w:top w:w="100" w:type="dxa"/>
+              <w:left w:w="100" w:type="dxa"/>
+              <w:bottom w:w="100" w:type="dxa"/>
+              <w:right w:w="100" w:type="dxa"/>
             </w:tcMar>
-            <w:vAlign w:val="top"/>
           </w:tcPr>
           <w:p>
             <w:pPr>
               <w:rPr>
-                <w:rFonts w:ascii="Times New Roman" w:cs="Times New Roman" w:eastAsia="Times New Roman" w:hAnsi="Times New Roman"/>
+                <w:rFonts w:ascii="Times New Roman" w:eastAsia="Times New Roman" w:hAnsi="Times New Roman" w:cs="Times New Roman"/>
               </w:rPr>
             </w:pPr>
             <w:r>
               <w:rPr>
-                <w:rFonts w:ascii="Times New Roman" w:cs="Times New Roman" w:eastAsia="Times New Roman" w:hAnsi="Times New Roman"/>
-                <w:rtl w:val="0"/>
-              </w:rPr>
-              <w:t xml:space="preserve">recovery.jpg</w:t>
+                <w:rFonts w:ascii="Times New Roman" w:eastAsia="Times New Roman" w:hAnsi="Times New Roman" w:cs="Times New Roman"/>
+              </w:rPr>
+              <w:t>recovery.jpg</w:t>
             </w:r>
           </w:p>
         </w:tc>
         <w:tc>
           <w:tcPr>
+            <w:tcW w:w="2810" w:type="dxa"/>
             <w:tcBorders>
-              <w:top w:color="000000" w:space="0" w:sz="0" w:val="nil"/>
-              <w:left w:color="000000" w:space="0" w:sz="0" w:val="nil"/>
-              <w:bottom w:color="000000" w:space="0" w:sz="0" w:val="nil"/>
-              <w:right w:color="000000" w:space="0" w:sz="0" w:val="nil"/>
+              <w:top w:val="nil"/>
+              <w:left w:val="nil"/>
+              <w:bottom w:val="nil"/>
+              <w:right w:val="nil"/>
             </w:tcBorders>
             <w:tcMar>
-              <w:top w:w="100.0" w:type="dxa"/>
-              <w:left w:w="100.0" w:type="dxa"/>
-              <w:bottom w:w="100.0" w:type="dxa"/>
-              <w:right w:w="100.0" w:type="dxa"/>
+              <w:top w:w="100" w:type="dxa"/>
+              <w:left w:w="100" w:type="dxa"/>
+              <w:bottom w:w="100" w:type="dxa"/>
+              <w:right w:w="100" w:type="dxa"/>
             </w:tcMar>
-            <w:vAlign w:val="top"/>
           </w:tcPr>
           <w:p>
             <w:pPr>
               <w:rPr>
-                <w:rFonts w:ascii="Times New Roman" w:cs="Times New Roman" w:eastAsia="Times New Roman" w:hAnsi="Times New Roman"/>
+                <w:rFonts w:ascii="Times New Roman" w:eastAsia="Times New Roman" w:hAnsi="Times New Roman" w:cs="Times New Roman"/>
               </w:rPr>
             </w:pPr>
             <w:r>
               <w:rPr>
-                <w:rFonts w:ascii="Times New Roman" w:cs="Times New Roman" w:eastAsia="Times New Roman" w:hAnsi="Times New Roman"/>
-                <w:rtl w:val="0"/>
-              </w:rPr>
-              <w:t xml:space="preserve">Recovery / nutrition image</w:t>
+                <w:rFonts w:ascii="Times New Roman" w:eastAsia="Times New Roman" w:hAnsi="Times New Roman" w:cs="Times New Roman"/>
+              </w:rPr>
+              <w:t>Recovery / nutrition image</w:t>
             </w:r>
           </w:p>
         </w:tc>
         <w:tc>
           <w:tcPr>
+            <w:tcW w:w="2030" w:type="dxa"/>
             <w:tcBorders>
-              <w:top w:color="000000" w:space="0" w:sz="0" w:val="nil"/>
-              <w:left w:color="000000" w:space="0" w:sz="0" w:val="nil"/>
-              <w:bottom w:color="000000" w:space="0" w:sz="0" w:val="nil"/>
-              <w:right w:color="000000" w:space="0" w:sz="0" w:val="nil"/>
+              <w:top w:val="nil"/>
+              <w:left w:val="nil"/>
+              <w:bottom w:val="nil"/>
+              <w:right w:val="nil"/>
             </w:tcBorders>
             <w:tcMar>
-              <w:top w:w="100.0" w:type="dxa"/>
-              <w:left w:w="100.0" w:type="dxa"/>
-              <w:bottom w:w="100.0" w:type="dxa"/>
-              <w:right w:w="100.0" w:type="dxa"/>
+              <w:top w:w="100" w:type="dxa"/>
+              <w:left w:w="100" w:type="dxa"/>
+              <w:bottom w:w="100" w:type="dxa"/>
+              <w:right w:w="100" w:type="dxa"/>
             </w:tcMar>
-            <w:vAlign w:val="top"/>
           </w:tcPr>
           <w:p>
             <w:pPr>
               <w:rPr>
-                <w:rFonts w:ascii="Times New Roman" w:cs="Times New Roman" w:eastAsia="Times New Roman" w:hAnsi="Times New Roman"/>
+                <w:rFonts w:ascii="Times New Roman" w:eastAsia="Times New Roman" w:hAnsi="Times New Roman" w:cs="Times New Roman"/>
               </w:rPr>
             </w:pPr>
-            <w:r>
-              <w:rPr>
-                <w:rFonts w:ascii="Times New Roman" w:cs="Times New Roman" w:eastAsia="Times New Roman" w:hAnsi="Times New Roman"/>
-                <w:rtl w:val="0"/>
-              </w:rPr>
-              <w:t xml:space="preserve">Pexels</w:t>
-            </w:r>
+            <w:proofErr w:type="spellStart"/>
+            <w:r>
+              <w:rPr>
+                <w:rFonts w:ascii="Times New Roman" w:eastAsia="Times New Roman" w:hAnsi="Times New Roman" w:cs="Times New Roman"/>
+              </w:rPr>
+              <w:t>Pexels</w:t>
+            </w:r>
+            <w:proofErr w:type="spellEnd"/>
           </w:p>
         </w:tc>
         <w:tc>
           <w:tcPr>
+            <w:tcW w:w="2570" w:type="dxa"/>
             <w:tcBorders>
-              <w:top w:color="000000" w:space="0" w:sz="0" w:val="nil"/>
-              <w:left w:color="000000" w:space="0" w:sz="0" w:val="nil"/>
-              <w:bottom w:color="000000" w:space="0" w:sz="0" w:val="nil"/>
-              <w:right w:color="000000" w:space="0" w:sz="0" w:val="nil"/>
+              <w:top w:val="nil"/>
+              <w:left w:val="nil"/>
+              <w:bottom w:val="nil"/>
+              <w:right w:val="nil"/>
             </w:tcBorders>
             <w:tcMar>
-              <w:top w:w="100.0" w:type="dxa"/>
-              <w:left w:w="100.0" w:type="dxa"/>
-              <w:bottom w:w="100.0" w:type="dxa"/>
-              <w:right w:w="100.0" w:type="dxa"/>
+              <w:top w:w="100" w:type="dxa"/>
+              <w:left w:w="100" w:type="dxa"/>
+              <w:bottom w:w="100" w:type="dxa"/>
+              <w:right w:w="100" w:type="dxa"/>
             </w:tcMar>
-            <w:vAlign w:val="top"/>
           </w:tcPr>
           <w:p>
             <w:pPr>
               <w:rPr>
-                <w:rFonts w:ascii="Times New Roman" w:cs="Times New Roman" w:eastAsia="Times New Roman" w:hAnsi="Times New Roman"/>
+                <w:rFonts w:ascii="Times New Roman" w:eastAsia="Times New Roman" w:hAnsi="Times New Roman" w:cs="Times New Roman"/>
               </w:rPr>
             </w:pPr>
             <w:r>
               <w:rPr>
-                <w:rFonts w:ascii="Times New Roman" w:cs="Times New Roman" w:eastAsia="Times New Roman" w:hAnsi="Times New Roman"/>
-                <w:rtl w:val="0"/>
-              </w:rPr>
-              <w:t xml:space="preserve">Free to use</w:t>
+                <w:rFonts w:ascii="Times New Roman" w:eastAsia="Times New Roman" w:hAnsi="Times New Roman" w:cs="Times New Roman"/>
+              </w:rPr>
+              <w:t>Free to use</w:t>
             </w:r>
           </w:p>
         </w:tc>
       </w:tr>
       <w:tr>
         <w:trPr>
-          <w:cantSplit w:val="0"/>
-          <w:trHeight w:val="500" w:hRule="atLeast"/>
-          <w:tblHeader w:val="0"/>
+          <w:trHeight w:val="500"/>
         </w:trPr>
         <w:tc>
           <w:tcPr>
+            <w:tcW w:w="1565" w:type="dxa"/>
             <w:tcBorders>
-              <w:top w:color="000000" w:space="0" w:sz="0" w:val="nil"/>
-              <w:left w:color="000000" w:space="0" w:sz="0" w:val="nil"/>
-              <w:bottom w:color="000000" w:space="0" w:sz="0" w:val="nil"/>
-              <w:right w:color="000000" w:space="0" w:sz="0" w:val="nil"/>
+              <w:top w:val="nil"/>
+              <w:left w:val="nil"/>
+              <w:bottom w:val="nil"/>
+              <w:right w:val="nil"/>
             </w:tcBorders>
             <w:tcMar>
-              <w:top w:w="100.0" w:type="dxa"/>
-              <w:left w:w="100.0" w:type="dxa"/>
-              <w:bottom w:w="100.0" w:type="dxa"/>
-              <w:right w:w="100.0" w:type="dxa"/>
+              <w:top w:w="100" w:type="dxa"/>
+              <w:left w:w="100" w:type="dxa"/>
+              <w:bottom w:w="100" w:type="dxa"/>
+              <w:right w:w="100" w:type="dxa"/>
             </w:tcMar>
-            <w:vAlign w:val="top"/>
           </w:tcPr>
           <w:p>
             <w:pPr>
               <w:rPr>
-                <w:rFonts w:ascii="Times New Roman" w:cs="Times New Roman" w:eastAsia="Times New Roman" w:hAnsi="Times New Roman"/>
+                <w:rFonts w:ascii="Times New Roman" w:eastAsia="Times New Roman" w:hAnsi="Times New Roman" w:cs="Times New Roman"/>
               </w:rPr>
             </w:pPr>
             <w:r>
               <w:rPr>
-                <w:rFonts w:ascii="Times New Roman" w:cs="Times New Roman" w:eastAsia="Times New Roman" w:hAnsi="Times New Roman"/>
-                <w:rtl w:val="0"/>
-              </w:rPr>
-              <w:t xml:space="preserve">depeshPic.jpg</w:t>
+                <w:rFonts w:ascii="Times New Roman" w:eastAsia="Times New Roman" w:hAnsi="Times New Roman" w:cs="Times New Roman"/>
+              </w:rPr>
+              <w:t>depeshPic.jpg</w:t>
             </w:r>
           </w:p>
         </w:tc>
         <w:tc>
           <w:tcPr>
+            <w:tcW w:w="2810" w:type="dxa"/>
             <w:tcBorders>
-              <w:top w:color="000000" w:space="0" w:sz="0" w:val="nil"/>
-              <w:left w:color="000000" w:space="0" w:sz="0" w:val="nil"/>
-              <w:bottom w:color="000000" w:space="0" w:sz="0" w:val="nil"/>
-              <w:right w:color="000000" w:space="0" w:sz="0" w:val="nil"/>
+              <w:top w:val="nil"/>
+              <w:left w:val="nil"/>
+              <w:bottom w:val="nil"/>
+              <w:right w:val="nil"/>
             </w:tcBorders>
             <w:tcMar>
-              <w:top w:w="100.0" w:type="dxa"/>
-              <w:left w:w="100.0" w:type="dxa"/>
-              <w:bottom w:w="100.0" w:type="dxa"/>
-              <w:right w:w="100.0" w:type="dxa"/>
+              <w:top w:w="100" w:type="dxa"/>
+              <w:left w:w="100" w:type="dxa"/>
+              <w:bottom w:w="100" w:type="dxa"/>
+              <w:right w:w="100" w:type="dxa"/>
             </w:tcMar>
-            <w:vAlign w:val="top"/>
           </w:tcPr>
           <w:p>
             <w:pPr>
               <w:rPr>
-                <w:rFonts w:ascii="Times New Roman" w:cs="Times New Roman" w:eastAsia="Times New Roman" w:hAnsi="Times New Roman"/>
+                <w:rFonts w:ascii="Times New Roman" w:eastAsia="Times New Roman" w:hAnsi="Times New Roman" w:cs="Times New Roman"/>
               </w:rPr>
             </w:pPr>
             <w:r>
               <w:rPr>
-                <w:rFonts w:ascii="Times New Roman" w:cs="Times New Roman" w:eastAsia="Times New Roman" w:hAnsi="Times New Roman"/>
-                <w:rtl w:val="0"/>
-              </w:rPr>
-              <w:t xml:space="preserve">Personal photo</w:t>
+                <w:rFonts w:ascii="Times New Roman" w:eastAsia="Times New Roman" w:hAnsi="Times New Roman" w:cs="Times New Roman"/>
+              </w:rPr>
+              <w:t>Personal photo</w:t>
             </w:r>
           </w:p>
         </w:tc>
         <w:tc>
           <w:tcPr>
+            <w:tcW w:w="2030" w:type="dxa"/>
             <w:tcBorders>
-              <w:top w:color="000000" w:space="0" w:sz="0" w:val="nil"/>
-              <w:left w:color="000000" w:space="0" w:sz="0" w:val="nil"/>
-              <w:bottom w:color="000000" w:space="0" w:sz="0" w:val="nil"/>
-              <w:right w:color="000000" w:space="0" w:sz="0" w:val="nil"/>
+              <w:top w:val="nil"/>
+              <w:left w:val="nil"/>
+              <w:bottom w:val="nil"/>
+              <w:right w:val="nil"/>
             </w:tcBorders>
             <w:tcMar>
-              <w:top w:w="100.0" w:type="dxa"/>
-              <w:left w:w="100.0" w:type="dxa"/>
-              <w:bottom w:w="100.0" w:type="dxa"/>
-              <w:right w:w="100.0" w:type="dxa"/>
+              <w:top w:w="100" w:type="dxa"/>
+              <w:left w:w="100" w:type="dxa"/>
+              <w:bottom w:w="100" w:type="dxa"/>
+              <w:right w:w="100" w:type="dxa"/>
             </w:tcMar>
-            <w:vAlign w:val="top"/>
           </w:tcPr>
           <w:p>
             <w:pPr>
               <w:rPr>
-                <w:rFonts w:ascii="Times New Roman" w:cs="Times New Roman" w:eastAsia="Times New Roman" w:hAnsi="Times New Roman"/>
+                <w:rFonts w:ascii="Times New Roman" w:eastAsia="Times New Roman" w:hAnsi="Times New Roman" w:cs="Times New Roman"/>
               </w:rPr>
             </w:pPr>
             <w:r>
               <w:rPr>
-                <w:rFonts w:ascii="Times New Roman" w:cs="Times New Roman" w:eastAsia="Times New Roman" w:hAnsi="Times New Roman"/>
-                <w:rtl w:val="0"/>
-              </w:rPr>
-              <w:t xml:space="preserve">Personal image</w:t>
+                <w:rFonts w:ascii="Times New Roman" w:eastAsia="Times New Roman" w:hAnsi="Times New Roman" w:cs="Times New Roman"/>
+              </w:rPr>
+              <w:t>Personal image</w:t>
             </w:r>
           </w:p>
         </w:tc>
         <w:tc>
           <w:tcPr>
+            <w:tcW w:w="2570" w:type="dxa"/>
             <w:tcBorders>
-              <w:top w:color="000000" w:space="0" w:sz="0" w:val="nil"/>
-              <w:left w:color="000000" w:space="0" w:sz="0" w:val="nil"/>
-              <w:bottom w:color="000000" w:space="0" w:sz="0" w:val="nil"/>
-              <w:right w:color="000000" w:space="0" w:sz="0" w:val="nil"/>
+              <w:top w:val="nil"/>
+              <w:left w:val="nil"/>
+              <w:bottom w:val="nil"/>
+              <w:right w:val="nil"/>
             </w:tcBorders>
             <w:tcMar>
-              <w:top w:w="100.0" w:type="dxa"/>
-              <w:left w:w="100.0" w:type="dxa"/>
-              <w:bottom w:w="100.0" w:type="dxa"/>
-              <w:right w:w="100.0" w:type="dxa"/>
+              <w:top w:w="100" w:type="dxa"/>
+              <w:left w:w="100" w:type="dxa"/>
+              <w:bottom w:w="100" w:type="dxa"/>
+              <w:right w:w="100" w:type="dxa"/>
             </w:tcMar>
-            <w:vAlign w:val="top"/>
           </w:tcPr>
           <w:p>
             <w:pPr>
               <w:rPr>
-                <w:rFonts w:ascii="Times New Roman" w:cs="Times New Roman" w:eastAsia="Times New Roman" w:hAnsi="Times New Roman"/>
+                <w:rFonts w:ascii="Times New Roman" w:eastAsia="Times New Roman" w:hAnsi="Times New Roman" w:cs="Times New Roman"/>
               </w:rPr>
             </w:pPr>
             <w:r>
               <w:rPr>
-                <w:rFonts w:ascii="Times New Roman" w:cs="Times New Roman" w:eastAsia="Times New Roman" w:hAnsi="Times New Roman"/>
-                <w:rtl w:val="0"/>
-              </w:rPr>
-              <w:t xml:space="preserve">Owned by creator</w:t>
+                <w:rFonts w:ascii="Times New Roman" w:eastAsia="Times New Roman" w:hAnsi="Times New Roman" w:cs="Times New Roman"/>
+              </w:rPr>
+              <w:t>Owned by creator</w:t>
             </w:r>
           </w:p>
         </w:tc>
@@ -3650,27 +3482,219 @@
     <w:p>
       <w:pPr>
         <w:rPr>
-          <w:rFonts w:ascii="Times New Roman" w:cs="Times New Roman" w:eastAsia="Times New Roman" w:hAnsi="Times New Roman"/>
-        </w:rPr>
-      </w:pPr>
-      <w:r>
-        <w:rPr>
-          <w:rtl w:val="0"/>
-        </w:rPr>
-      </w:r>
+          <w:rFonts w:ascii="Times New Roman" w:eastAsia="Times New Roman" w:hAnsi="Times New Roman" w:cs="Times New Roman"/>
+        </w:rPr>
+      </w:pPr>
+    </w:p>
+    <w:p>
+      <w:pPr>
+        <w:rPr>
+          <w:rFonts w:ascii="Helvetica" w:eastAsia="Times New Roman" w:hAnsi="Helvetica" w:cs="Helvetica"/>
+          <w:b/>
+          <w:bCs/>
+          <w:sz w:val="28"/>
+          <w:szCs w:val="28"/>
+          <w:lang w:val="en-US"/>
+        </w:rPr>
+      </w:pPr>
+      <w:r>
+        <w:rPr>
+          <w:rFonts w:ascii="Helvetica" w:eastAsia="Times New Roman" w:hAnsi="Helvetica" w:cs="Helvetica"/>
+          <w:b/>
+          <w:bCs/>
+          <w:sz w:val="28"/>
+          <w:szCs w:val="28"/>
+          <w:lang w:val="en-US"/>
+        </w:rPr>
+        <w:t>QAA-Based Changes Made to My Website</w:t>
+      </w:r>
+    </w:p>
+    <w:p>
+      <w:pPr>
+        <w:rPr>
+          <w:rFonts w:ascii="Times New Roman" w:eastAsia="Times New Roman" w:hAnsi="Times New Roman" w:cs="Times New Roman"/>
+          <w:b/>
+          <w:bCs/>
+          <w:lang w:val="en-US"/>
+        </w:rPr>
+      </w:pPr>
+    </w:p>
+    <w:p>
+      <w:pPr>
+        <w:rPr>
+          <w:rFonts w:ascii="Times New Roman" w:eastAsia="Times New Roman" w:hAnsi="Times New Roman" w:cs="Times New Roman"/>
+          <w:b/>
+          <w:bCs/>
+          <w:lang w:val="en-US"/>
+        </w:rPr>
+      </w:pPr>
+      <w:r>
+        <w:rPr>
+          <w:rFonts w:ascii="Times New Roman" w:eastAsia="Times New Roman" w:hAnsi="Times New Roman" w:cs="Times New Roman"/>
+          <w:b/>
+          <w:bCs/>
+          <w:lang w:val="en-US"/>
+        </w:rPr>
+        <w:t>Change 1: Resized the About Page Image</w:t>
+      </w:r>
+    </w:p>
+    <w:p>
+      <w:pPr>
+        <w:rPr>
+          <w:rFonts w:ascii="Times New Roman" w:eastAsia="Times New Roman" w:hAnsi="Times New Roman" w:cs="Times New Roman"/>
+          <w:lang w:val="en-US"/>
+        </w:rPr>
+      </w:pPr>
+      <w:r>
+        <w:rPr>
+          <w:rFonts w:ascii="Times New Roman" w:eastAsia="Times New Roman" w:hAnsi="Times New Roman" w:cs="Times New Roman"/>
+          <w:lang w:val="en-US"/>
+        </w:rPr>
+        <w:t>The first bit of criticism that came up in the QAA process involved my About page image being too large, drawing attention away from the rest of the page's contents. In response to this, I decreased the size of the image, making it more suited to fit into the page design and allowing people visiting the site to concentrate on the website description.</w:t>
+      </w:r>
+    </w:p>
+    <w:p>
+      <w:pPr>
+        <w:rPr>
+          <w:rFonts w:ascii="Times New Roman" w:eastAsia="Times New Roman" w:hAnsi="Times New Roman" w:cs="Times New Roman"/>
+          <w:lang w:val="en-US"/>
+        </w:rPr>
+      </w:pPr>
+    </w:p>
+    <w:p>
+      <w:pPr>
+        <w:rPr>
+          <w:rFonts w:ascii="Times New Roman" w:eastAsia="Times New Roman" w:hAnsi="Times New Roman" w:cs="Times New Roman"/>
+          <w:b/>
+          <w:bCs/>
+          <w:lang w:val="en-US"/>
+        </w:rPr>
+      </w:pPr>
+      <w:r>
+        <w:rPr>
+          <w:rFonts w:ascii="Times New Roman" w:eastAsia="Times New Roman" w:hAnsi="Times New Roman" w:cs="Times New Roman"/>
+          <w:b/>
+          <w:bCs/>
+          <w:lang w:val="en-US"/>
+        </w:rPr>
+        <w:t>Change 2: Moved the Style Guide Link to the Footer</w:t>
+      </w:r>
+    </w:p>
+    <w:p>
+      <w:pPr>
+        <w:rPr>
+          <w:rFonts w:ascii="Times New Roman" w:eastAsia="Times New Roman" w:hAnsi="Times New Roman" w:cs="Times New Roman"/>
+          <w:lang w:val="en-US"/>
+        </w:rPr>
+      </w:pPr>
+      <w:r>
+        <w:rPr>
+          <w:rFonts w:ascii="Times New Roman" w:eastAsia="Times New Roman" w:hAnsi="Times New Roman" w:cs="Times New Roman"/>
+          <w:lang w:val="en-US"/>
+        </w:rPr>
+        <w:t xml:space="preserve">In response to the QAA review, I have had feedback indicating that there was something slightly strange about having the Style Guide link placed at the bottom of the main content section of the homepage. </w:t>
+      </w:r>
+      <w:proofErr w:type="gramStart"/>
+      <w:r>
+        <w:rPr>
+          <w:rFonts w:ascii="Times New Roman" w:eastAsia="Times New Roman" w:hAnsi="Times New Roman" w:cs="Times New Roman"/>
+          <w:lang w:val="en-US"/>
+        </w:rPr>
+        <w:t>In an effort to</w:t>
+      </w:r>
+      <w:proofErr w:type="gramEnd"/>
+      <w:r>
+        <w:rPr>
+          <w:rFonts w:ascii="Times New Roman" w:eastAsia="Times New Roman" w:hAnsi="Times New Roman" w:cs="Times New Roman"/>
+          <w:lang w:val="en-US"/>
+        </w:rPr>
+        <w:t xml:space="preserve"> improve the overall layout of the page, I have relocated the Style Guide link to the footer section, which helps maintain a focus on the fitness content.</w:t>
+      </w:r>
+    </w:p>
+    <w:p>
+      <w:pPr>
+        <w:rPr>
+          <w:rFonts w:ascii="Times New Roman" w:eastAsia="Times New Roman" w:hAnsi="Times New Roman" w:cs="Times New Roman"/>
+          <w:b/>
+          <w:bCs/>
+          <w:lang w:val="en-US"/>
+        </w:rPr>
+      </w:pPr>
+    </w:p>
+    <w:p>
+      <w:pPr>
+        <w:rPr>
+          <w:rFonts w:ascii="Times New Roman" w:eastAsia="Times New Roman" w:hAnsi="Times New Roman" w:cs="Times New Roman"/>
+          <w:b/>
+          <w:bCs/>
+          <w:lang w:val="en-US"/>
+        </w:rPr>
+      </w:pPr>
+      <w:r>
+        <w:rPr>
+          <w:rFonts w:ascii="Times New Roman" w:eastAsia="Times New Roman" w:hAnsi="Times New Roman" w:cs="Times New Roman"/>
+          <w:b/>
+          <w:bCs/>
+          <w:lang w:val="en-US"/>
+        </w:rPr>
+        <w:lastRenderedPageBreak/>
+        <w:t>Change 3: Improved Consistency of Page Headings</w:t>
+      </w:r>
+    </w:p>
+    <w:p>
+      <w:pPr>
+        <w:rPr>
+          <w:rFonts w:ascii="Times New Roman" w:eastAsia="Times New Roman" w:hAnsi="Times New Roman" w:cs="Times New Roman"/>
+          <w:lang w:val="en-US"/>
+        </w:rPr>
+      </w:pPr>
+      <w:r>
+        <w:rPr>
+          <w:rFonts w:ascii="Times New Roman" w:eastAsia="Times New Roman" w:hAnsi="Times New Roman" w:cs="Times New Roman"/>
+          <w:lang w:val="en-US"/>
+        </w:rPr>
+        <w:t xml:space="preserve">Some feedback from the QAA process highlighted issues regarding inconsistency in the formatting and size of headings used in different pages of the website. </w:t>
+      </w:r>
+      <w:proofErr w:type="gramStart"/>
+      <w:r>
+        <w:rPr>
+          <w:rFonts w:ascii="Times New Roman" w:eastAsia="Times New Roman" w:hAnsi="Times New Roman" w:cs="Times New Roman"/>
+          <w:lang w:val="en-US"/>
+        </w:rPr>
+        <w:t>In order to</w:t>
+      </w:r>
+      <w:proofErr w:type="gramEnd"/>
+      <w:r>
+        <w:rPr>
+          <w:rFonts w:ascii="Times New Roman" w:eastAsia="Times New Roman" w:hAnsi="Times New Roman" w:cs="Times New Roman"/>
+          <w:lang w:val="en-US"/>
+        </w:rPr>
+        <w:t xml:space="preserve"> enhance the visual design of the website, I was able to change all the headings to be uniform in format and size, which gave the website a more professional look.</w:t>
+      </w:r>
+    </w:p>
+    <w:p>
+      <w:pPr>
+        <w:rPr>
+          <w:rFonts w:ascii="Times New Roman" w:eastAsia="Times New Roman" w:hAnsi="Times New Roman" w:cs="Times New Roman"/>
+        </w:rPr>
+      </w:pPr>
     </w:p>
     <w:sectPr>
-      <w:pgSz w:h="15840" w:w="12240" w:orient="portrait"/>
-      <w:pgMar w:bottom="1440" w:top="1440" w:left="1440" w:right="1440" w:header="720" w:footer="720"/>
+      <w:pgSz w:w="12240" w:h="15840"/>
+      <w:pgMar w:top="1440" w:right="1440" w:bottom="1440" w:left="1440" w:header="720" w:footer="720" w:gutter="0"/>
       <w:pgNumType w:start="1"/>
+      <w:cols w:space="720"/>
     </w:sectPr>
   </w:body>
 </w:document>
 </file>
 
 <file path=word/numbering.xml><?xml version="1.0" encoding="utf-8"?>
-<w:numbering xmlns:mc="http://schemas.openxmlformats.org/markup-compatibility/2006" xmlns:o="urn:schemas-microsoft-com:office:office" xmlns:r="http://schemas.openxmlformats.org/officeDocument/2006/relationships" xmlns:m="http://schemas.openxmlformats.org/officeDocument/2006/math" xmlns:v="urn:schemas-microsoft-com:vml" xmlns:wp="http://schemas.openxmlformats.org/drawingml/2006/wordprocessingDrawing" xmlns:w10="urn:schemas-microsoft-com:office:word" xmlns:w="http://schemas.openxmlformats.org/wordprocessingml/2006/main" xmlns:wne="http://schemas.microsoft.com/office/word/2006/wordml" xmlns:sl="http://schemas.openxmlformats.org/schemaLibrary/2006/main" xmlns:a="http://schemas.openxmlformats.org/drawingml/2006/main" xmlns:pic="http://schemas.openxmlformats.org/drawingml/2006/picture" xmlns:c="http://schemas.openxmlformats.org/drawingml/2006/chart" xmlns:lc="http://schemas.openxmlformats.org/drawingml/2006/lockedCanvas" xmlns:dgm="http://schemas.openxmlformats.org/drawingml/2006/diagram" xmlns:wps="http://schemas.microsoft.com/office/word/2010/wordprocessingShape" xmlns:wpg="http://schemas.microsoft.com/office/word/2010/wordprocessingGroup" xmlns:w14="http://schemas.microsoft.com/office/word/2010/wordml" xmlns:w15="http://schemas.microsoft.com/office/word/2012/wordml" xmlns:w16="http://schemas.microsoft.com/office/word/2018/wordml" xmlns:w16cex="http://schemas.microsoft.com/office/word/2018/wordml/cex" xmlns:w16cid="http://schemas.microsoft.com/office/word/2016/wordml/cid" xmlns="http://schemas.microsoft.com/office/tasks/2019/documenttasks" xmlns:cr="http://schemas.microsoft.com/office/comments/2020/reactions">
-  <w:abstractNum w:abstractNumId="1">
+<w:numbering xmlns:wpc="http://schemas.microsoft.com/office/word/2010/wordprocessingCanvas" xmlns:cx="http://schemas.microsoft.com/office/drawing/2014/chartex" xmlns:cx1="http://schemas.microsoft.com/office/drawing/2015/9/8/chartex" xmlns:cx2="http://schemas.microsoft.com/office/drawing/2015/10/21/chartex" xmlns:cx3="http://schemas.microsoft.com/office/drawing/2016/5/9/chartex" xmlns:cx4="http://schemas.microsoft.com/office/drawing/2016/5/10/chartex" xmlns:cx5="http://schemas.microsoft.com/office/drawing/2016/5/11/chartex" xmlns:cx6="http://schemas.microsoft.com/office/drawing/2016/5/12/chartex" xmlns:cx7="http://schemas.microsoft.com/office/drawing/2016/5/13/chartex" xmlns:cx8="http://schemas.microsoft.com/office/drawing/2016/5/14/chartex" xmlns:mc="http://schemas.openxmlformats.org/markup-compatibility/2006" xmlns:aink="http://schemas.microsoft.com/office/drawing/2016/ink" xmlns:am3d="http://schemas.microsoft.com/office/drawing/2017/model3d" xmlns:o="urn:schemas-microsoft-com:office:office" xmlns:oel="http://schemas.microsoft.com/office/2019/extlst" xmlns:r="http://schemas.openxmlformats.org/officeDocument/2006/relationships" xmlns:m="http://schemas.openxmlformats.org/officeDocument/2006/math" xmlns:v="urn:schemas-microsoft-com:vml" xmlns:wp14="http://schemas.microsoft.com/office/word/2010/wordprocessingDrawing" xmlns:wp="http://schemas.openxmlformats.org/drawingml/2006/wordprocessingDrawing" xmlns:w10="urn:schemas-microsoft-com:office:word" xmlns:w="http://schemas.openxmlformats.org/wordprocessingml/2006/main" xmlns:w14="http://schemas.microsoft.com/office/word/2010/wordml" xmlns:w15="http://schemas.microsoft.com/office/word/2012/wordml" xmlns:w16cex="http://schemas.microsoft.com/office/word/2018/wordml/cex" xmlns:w16cid="http://schemas.microsoft.com/office/word/2016/wordml/cid" xmlns:w16="http://schemas.microsoft.com/office/word/2018/wordml" xmlns:w16du="http://schemas.microsoft.com/office/word/2023/wordml/word16du" xmlns:w16sdtdh="http://schemas.microsoft.com/office/word/2020/wordml/sdtdatahash" xmlns:w16sdtfl="http://schemas.microsoft.com/office/word/2024/wordml/sdtformatlock" xmlns:w16se="http://schemas.microsoft.com/office/word/2015/wordml/symex" xmlns:wpg="http://schemas.microsoft.com/office/word/2010/wordprocessingGroup" xmlns:wpi="http://schemas.microsoft.com/office/word/2010/wordprocessingInk" xmlns:wne="http://schemas.microsoft.com/office/word/2006/wordml" xmlns:wps="http://schemas.microsoft.com/office/word/2010/wordprocessingShape" mc:Ignorable="w14 w15 w16se w16cid w16 w16cex w16sdtdh w16sdtfl w16du wp14">
+  <w:abstractNum w:abstractNumId="0" w15:restartNumberingAfterBreak="0">
+    <w:nsid w:val="0A7A2B2A"/>
+    <w:multiLevelType w:val="multilevel"/>
+    <w:tmpl w:val="51106104"/>
     <w:lvl w:ilvl="0">
       <w:start w:val="1"/>
       <w:numFmt w:val="bullet"/>
@@ -3780,7 +3804,10 @@
       </w:rPr>
     </w:lvl>
   </w:abstractNum>
-  <w:abstractNum w:abstractNumId="2">
+  <w:abstractNum w:abstractNumId="1" w15:restartNumberingAfterBreak="0">
+    <w:nsid w:val="283A672B"/>
+    <w:multiLevelType w:val="multilevel"/>
+    <w:tmpl w:val="79181ECC"/>
     <w:lvl w:ilvl="0">
       <w:start w:val="1"/>
       <w:numFmt w:val="bullet"/>
@@ -3890,7 +3917,10 @@
       </w:rPr>
     </w:lvl>
   </w:abstractNum>
-  <w:abstractNum w:abstractNumId="3">
+  <w:abstractNum w:abstractNumId="2" w15:restartNumberingAfterBreak="0">
+    <w:nsid w:val="3D383B82"/>
+    <w:multiLevelType w:val="multilevel"/>
+    <w:tmpl w:val="3A9AB3BE"/>
     <w:lvl w:ilvl="0">
       <w:start w:val="1"/>
       <w:numFmt w:val="bullet"/>
@@ -4000,7 +4030,10 @@
       </w:rPr>
     </w:lvl>
   </w:abstractNum>
-  <w:abstractNum w:abstractNumId="4">
+  <w:abstractNum w:abstractNumId="3" w15:restartNumberingAfterBreak="0">
+    <w:nsid w:val="3DB75532"/>
+    <w:multiLevelType w:val="multilevel"/>
+    <w:tmpl w:val="5E820056"/>
     <w:lvl w:ilvl="0">
       <w:start w:val="1"/>
       <w:numFmt w:val="bullet"/>
@@ -4110,7 +4143,10 @@
       </w:rPr>
     </w:lvl>
   </w:abstractNum>
-  <w:abstractNum w:abstractNumId="5">
+  <w:abstractNum w:abstractNumId="4" w15:restartNumberingAfterBreak="0">
+    <w:nsid w:val="3FFC5B8D"/>
+    <w:multiLevelType w:val="multilevel"/>
+    <w:tmpl w:val="14C0670C"/>
     <w:lvl w:ilvl="0">
       <w:start w:val="1"/>
       <w:numFmt w:val="bullet"/>
@@ -4220,7 +4256,10 @@
       </w:rPr>
     </w:lvl>
   </w:abstractNum>
-  <w:abstractNum w:abstractNumId="6">
+  <w:abstractNum w:abstractNumId="5" w15:restartNumberingAfterBreak="0">
+    <w:nsid w:val="42C13647"/>
+    <w:multiLevelType w:val="multilevel"/>
+    <w:tmpl w:val="DE6EE25E"/>
     <w:lvl w:ilvl="0">
       <w:start w:val="1"/>
       <w:numFmt w:val="bullet"/>
@@ -4330,7 +4369,10 @@
       </w:rPr>
     </w:lvl>
   </w:abstractNum>
-  <w:abstractNum w:abstractNumId="7">
+  <w:abstractNum w:abstractNumId="6" w15:restartNumberingAfterBreak="0">
+    <w:nsid w:val="4E722A79"/>
+    <w:multiLevelType w:val="multilevel"/>
+    <w:tmpl w:val="5470CB32"/>
     <w:lvl w:ilvl="0">
       <w:start w:val="1"/>
       <w:numFmt w:val="bullet"/>
@@ -4440,7 +4482,10 @@
       </w:rPr>
     </w:lvl>
   </w:abstractNum>
-  <w:abstractNum w:abstractNumId="8">
+  <w:abstractNum w:abstractNumId="7" w15:restartNumberingAfterBreak="0">
+    <w:nsid w:val="680C7450"/>
+    <w:multiLevelType w:val="multilevel"/>
+    <w:tmpl w:val="5A002150"/>
     <w:lvl w:ilvl="0">
       <w:start w:val="1"/>
       <w:numFmt w:val="bullet"/>
@@ -4550,7 +4595,10 @@
       </w:rPr>
     </w:lvl>
   </w:abstractNum>
-  <w:abstractNum w:abstractNumId="9">
+  <w:abstractNum w:abstractNumId="8" w15:restartNumberingAfterBreak="0">
+    <w:nsid w:val="721A2037"/>
+    <w:multiLevelType w:val="multilevel"/>
+    <w:tmpl w:val="2A321028"/>
     <w:lvl w:ilvl="0">
       <w:start w:val="1"/>
       <w:numFmt w:val="bullet"/>
@@ -4660,45 +4708,45 @@
       </w:rPr>
     </w:lvl>
   </w:abstractNum>
-  <w:num w:numId="1">
+  <w:num w:numId="1" w16cid:durableId="1295522027">
+    <w:abstractNumId w:val="7"/>
+  </w:num>
+  <w:num w:numId="2" w16cid:durableId="1743021974">
+    <w:abstractNumId w:val="8"/>
+  </w:num>
+  <w:num w:numId="3" w16cid:durableId="862129586">
+    <w:abstractNumId w:val="0"/>
+  </w:num>
+  <w:num w:numId="4" w16cid:durableId="727261338">
+    <w:abstractNumId w:val="5"/>
+  </w:num>
+  <w:num w:numId="5" w16cid:durableId="502933828">
     <w:abstractNumId w:val="1"/>
   </w:num>
-  <w:num w:numId="2">
+  <w:num w:numId="6" w16cid:durableId="1522862417">
+    <w:abstractNumId w:val="3"/>
+  </w:num>
+  <w:num w:numId="7" w16cid:durableId="2004158610">
     <w:abstractNumId w:val="2"/>
   </w:num>
-  <w:num w:numId="3">
-    <w:abstractNumId w:val="3"/>
-  </w:num>
-  <w:num w:numId="4">
+  <w:num w:numId="8" w16cid:durableId="1568178126">
     <w:abstractNumId w:val="4"/>
   </w:num>
-  <w:num w:numId="5">
-    <w:abstractNumId w:val="5"/>
-  </w:num>
-  <w:num w:numId="6">
+  <w:num w:numId="9" w16cid:durableId="1953592286">
     <w:abstractNumId w:val="6"/>
-  </w:num>
-  <w:num w:numId="7">
-    <w:abstractNumId w:val="7"/>
-  </w:num>
-  <w:num w:numId="8">
-    <w:abstractNumId w:val="8"/>
-  </w:num>
-  <w:num w:numId="9">
-    <w:abstractNumId w:val="9"/>
   </w:num>
 </w:numbering>
 </file>
 
 <file path=word/styles.xml><?xml version="1.0" encoding="utf-8"?>
-<w:styles xmlns:mc="http://schemas.openxmlformats.org/markup-compatibility/2006" xmlns:o="urn:schemas-microsoft-com:office:office" xmlns:r="http://schemas.openxmlformats.org/officeDocument/2006/relationships" xmlns:m="http://schemas.openxmlformats.org/officeDocument/2006/math" xmlns:v="urn:schemas-microsoft-com:vml" xmlns:wp="http://schemas.openxmlformats.org/drawingml/2006/wordprocessingDrawing" xmlns:w10="urn:schemas-microsoft-com:office:word" xmlns:w="http://schemas.openxmlformats.org/wordprocessingml/2006/main" xmlns:wne="http://schemas.microsoft.com/office/word/2006/wordml" xmlns:sl="http://schemas.openxmlformats.org/schemaLibrary/2006/main" xmlns:a="http://schemas.openxmlformats.org/drawingml/2006/main" xmlns:pic="http://schemas.openxmlformats.org/drawingml/2006/picture" xmlns:c="http://schemas.openxmlformats.org/drawingml/2006/chart" xmlns:lc="http://schemas.openxmlformats.org/drawingml/2006/lockedCanvas" xmlns:dgm="http://schemas.openxmlformats.org/drawingml/2006/diagram" xmlns:wps="http://schemas.microsoft.com/office/word/2010/wordprocessingShape" xmlns:wpg="http://schemas.microsoft.com/office/word/2010/wordprocessingGroup" xmlns:w14="http://schemas.microsoft.com/office/word/2010/wordml" xmlns:w15="http://schemas.microsoft.com/office/word/2012/wordml" xmlns:w16="http://schemas.microsoft.com/office/word/2018/wordml" xmlns:w16cex="http://schemas.microsoft.com/office/word/2018/wordml/cex" xmlns:w16cid="http://schemas.microsoft.com/office/word/2016/wordml/cid" xmlns="http://schemas.microsoft.com/office/tasks/2019/documenttasks" xmlns:cr="http://schemas.microsoft.com/office/comments/2020/reactions">
+<w:styles xmlns:mc="http://schemas.openxmlformats.org/markup-compatibility/2006" xmlns:r="http://schemas.openxmlformats.org/officeDocument/2006/relationships" xmlns:w="http://schemas.openxmlformats.org/wordprocessingml/2006/main" xmlns:w14="http://schemas.microsoft.com/office/word/2010/wordml" xmlns:w15="http://schemas.microsoft.com/office/word/2012/wordml" xmlns:w16cex="http://schemas.microsoft.com/office/word/2018/wordml/cex" xmlns:w16cid="http://schemas.microsoft.com/office/word/2016/wordml/cid" xmlns:w16="http://schemas.microsoft.com/office/word/2018/wordml" xmlns:w16du="http://schemas.microsoft.com/office/word/2023/wordml/word16du" xmlns:w16sdtdh="http://schemas.microsoft.com/office/word/2020/wordml/sdtdatahash" xmlns:w16sdtfl="http://schemas.microsoft.com/office/word/2024/wordml/sdtformatlock" xmlns:w16se="http://schemas.microsoft.com/office/word/2015/wordml/symex" mc:Ignorable="w14 w15 w16se w16cid w16 w16cex w16sdtdh w16sdtfl w16du">
   <w:docDefaults>
     <w:rPrDefault>
       <w:rPr>
-        <w:rFonts w:ascii="Arial" w:cs="Arial" w:eastAsia="Arial" w:hAnsi="Arial"/>
+        <w:rFonts w:ascii="Arial" w:eastAsia="Arial" w:hAnsi="Arial" w:cs="Arial"/>
         <w:sz w:val="22"/>
         <w:szCs w:val="22"/>
-        <w:lang w:val="en"/>
+        <w:lang w:val="en" w:eastAsia="en-US" w:bidi="ar-SA"/>
       </w:rPr>
     </w:rPrDefault>
     <w:pPrDefault>
@@ -4707,29 +4755,399 @@
       </w:pPr>
     </w:pPrDefault>
   </w:docDefaults>
-  <w:style w:type="table" w:styleId="TableNormal" w:default="1">
-    <w:name w:val="TableNormal"/>
-    <w:tblPr>
-      <w:tblCellMar>
-        <w:top w:w="100.0" w:type="dxa"/>
-        <w:left w:w="100.0" w:type="dxa"/>
-        <w:bottom w:w="100.0" w:type="dxa"/>
-        <w:right w:w="100.0" w:type="dxa"/>
-      </w:tblCellMar>
-    </w:tblPr>
-  </w:style>
-  <w:style w:type="paragraph" w:styleId="Normal" w:default="1">
-    <w:name w:val="normal"/>
+  <w:latentStyles w:defLockedState="0" w:defUIPriority="99" w:defSemiHidden="0" w:defUnhideWhenUsed="0" w:defQFormat="0" w:count="376">
+    <w:lsdException w:name="Normal" w:uiPriority="0" w:qFormat="1"/>
+    <w:lsdException w:name="heading 1" w:uiPriority="9" w:qFormat="1"/>
+    <w:lsdException w:name="heading 2" w:semiHidden="1" w:uiPriority="9" w:unhideWhenUsed="1" w:qFormat="1"/>
+    <w:lsdException w:name="heading 3" w:semiHidden="1" w:uiPriority="9" w:unhideWhenUsed="1" w:qFormat="1"/>
+    <w:lsdException w:name="heading 4" w:semiHidden="1" w:uiPriority="9" w:unhideWhenUsed="1" w:qFormat="1"/>
+    <w:lsdException w:name="heading 5" w:semiHidden="1" w:uiPriority="9" w:unhideWhenUsed="1" w:qFormat="1"/>
+    <w:lsdException w:name="heading 6" w:semiHidden="1" w:uiPriority="9" w:unhideWhenUsed="1" w:qFormat="1"/>
+    <w:lsdException w:name="heading 7" w:semiHidden="1" w:uiPriority="9" w:unhideWhenUsed="1" w:qFormat="1"/>
+    <w:lsdException w:name="heading 8" w:semiHidden="1" w:uiPriority="9" w:unhideWhenUsed="1" w:qFormat="1"/>
+    <w:lsdException w:name="heading 9" w:semiHidden="1" w:uiPriority="9" w:unhideWhenUsed="1" w:qFormat="1"/>
+    <w:lsdException w:name="index 1" w:semiHidden="1" w:unhideWhenUsed="1"/>
+    <w:lsdException w:name="index 2" w:semiHidden="1" w:unhideWhenUsed="1"/>
+    <w:lsdException w:name="index 3" w:semiHidden="1" w:unhideWhenUsed="1"/>
+    <w:lsdException w:name="index 4" w:semiHidden="1" w:unhideWhenUsed="1"/>
+    <w:lsdException w:name="index 5" w:semiHidden="1" w:unhideWhenUsed="1"/>
+    <w:lsdException w:name="index 6" w:semiHidden="1" w:unhideWhenUsed="1"/>
+    <w:lsdException w:name="index 7" w:semiHidden="1" w:unhideWhenUsed="1"/>
+    <w:lsdException w:name="index 8" w:semiHidden="1" w:unhideWhenUsed="1"/>
+    <w:lsdException w:name="index 9" w:semiHidden="1" w:unhideWhenUsed="1"/>
+    <w:lsdException w:name="toc 1" w:semiHidden="1" w:uiPriority="39" w:unhideWhenUsed="1"/>
+    <w:lsdException w:name="toc 2" w:semiHidden="1" w:uiPriority="39" w:unhideWhenUsed="1"/>
+    <w:lsdException w:name="toc 3" w:semiHidden="1" w:uiPriority="39" w:unhideWhenUsed="1"/>
+    <w:lsdException w:name="toc 4" w:semiHidden="1" w:uiPriority="39" w:unhideWhenUsed="1"/>
+    <w:lsdException w:name="toc 5" w:semiHidden="1" w:uiPriority="39" w:unhideWhenUsed="1"/>
+    <w:lsdException w:name="toc 6" w:semiHidden="1" w:uiPriority="39" w:unhideWhenUsed="1"/>
+    <w:lsdException w:name="toc 7" w:semiHidden="1" w:uiPriority="39" w:unhideWhenUsed="1"/>
+    <w:lsdException w:name="toc 8" w:semiHidden="1" w:uiPriority="39" w:unhideWhenUsed="1"/>
+    <w:lsdException w:name="toc 9" w:semiHidden="1" w:uiPriority="39" w:unhideWhenUsed="1"/>
+    <w:lsdException w:name="Normal Indent" w:semiHidden="1" w:unhideWhenUsed="1"/>
+    <w:lsdException w:name="footnote text" w:semiHidden="1" w:unhideWhenUsed="1"/>
+    <w:lsdException w:name="annotation text" w:semiHidden="1" w:unhideWhenUsed="1"/>
+    <w:lsdException w:name="header" w:semiHidden="1" w:unhideWhenUsed="1"/>
+    <w:lsdException w:name="footer" w:semiHidden="1" w:unhideWhenUsed="1"/>
+    <w:lsdException w:name="index heading" w:semiHidden="1" w:unhideWhenUsed="1"/>
+    <w:lsdException w:name="caption" w:semiHidden="1" w:uiPriority="35" w:unhideWhenUsed="1" w:qFormat="1"/>
+    <w:lsdException w:name="table of figures" w:semiHidden="1" w:unhideWhenUsed="1"/>
+    <w:lsdException w:name="envelope address" w:semiHidden="1" w:unhideWhenUsed="1"/>
+    <w:lsdException w:name="envelope return" w:semiHidden="1" w:unhideWhenUsed="1"/>
+    <w:lsdException w:name="footnote reference" w:semiHidden="1" w:unhideWhenUsed="1"/>
+    <w:lsdException w:name="annotation reference" w:semiHidden="1" w:unhideWhenUsed="1"/>
+    <w:lsdException w:name="line number" w:semiHidden="1" w:unhideWhenUsed="1"/>
+    <w:lsdException w:name="page number" w:semiHidden="1" w:unhideWhenUsed="1"/>
+    <w:lsdException w:name="endnote reference" w:semiHidden="1" w:unhideWhenUsed="1"/>
+    <w:lsdException w:name="endnote text" w:semiHidden="1" w:unhideWhenUsed="1"/>
+    <w:lsdException w:name="table of authorities" w:semiHidden="1" w:unhideWhenUsed="1"/>
+    <w:lsdException w:name="macro" w:semiHidden="1" w:unhideWhenUsed="1"/>
+    <w:lsdException w:name="toa heading" w:semiHidden="1" w:unhideWhenUsed="1"/>
+    <w:lsdException w:name="List" w:semiHidden="1" w:unhideWhenUsed="1"/>
+    <w:lsdException w:name="List Bullet" w:semiHidden="1" w:unhideWhenUsed="1"/>
+    <w:lsdException w:name="List Number" w:semiHidden="1" w:unhideWhenUsed="1"/>
+    <w:lsdException w:name="List 2" w:semiHidden="1" w:unhideWhenUsed="1"/>
+    <w:lsdException w:name="List 3" w:semiHidden="1" w:unhideWhenUsed="1"/>
+    <w:lsdException w:name="List 4" w:semiHidden="1" w:unhideWhenUsed="1"/>
+    <w:lsdException w:name="List 5" w:semiHidden="1" w:unhideWhenUsed="1"/>
+    <w:lsdException w:name="List Bullet 2" w:semiHidden="1" w:unhideWhenUsed="1"/>
+    <w:lsdException w:name="List Bullet 3" w:semiHidden="1" w:unhideWhenUsed="1"/>
+    <w:lsdException w:name="List Bullet 4" w:semiHidden="1" w:unhideWhenUsed="1"/>
+    <w:lsdException w:name="List Bullet 5" w:semiHidden="1" w:unhideWhenUsed="1"/>
+    <w:lsdException w:name="List Number 2" w:semiHidden="1" w:unhideWhenUsed="1"/>
+    <w:lsdException w:name="List Number 3" w:semiHidden="1" w:unhideWhenUsed="1"/>
+    <w:lsdException w:name="List Number 4" w:semiHidden="1" w:unhideWhenUsed="1"/>
+    <w:lsdException w:name="List Number 5" w:semiHidden="1" w:unhideWhenUsed="1"/>
+    <w:lsdException w:name="Title" w:uiPriority="10" w:qFormat="1"/>
+    <w:lsdException w:name="Closing" w:semiHidden="1" w:unhideWhenUsed="1"/>
+    <w:lsdException w:name="Signature" w:semiHidden="1" w:unhideWhenUsed="1"/>
+    <w:lsdException w:name="Default Paragraph Font" w:semiHidden="1" w:uiPriority="1" w:unhideWhenUsed="1"/>
+    <w:lsdException w:name="Body Text" w:semiHidden="1" w:unhideWhenUsed="1"/>
+    <w:lsdException w:name="Body Text Indent" w:semiHidden="1" w:unhideWhenUsed="1"/>
+    <w:lsdException w:name="List Continue" w:semiHidden="1" w:unhideWhenUsed="1"/>
+    <w:lsdException w:name="List Continue 2" w:semiHidden="1" w:unhideWhenUsed="1"/>
+    <w:lsdException w:name="List Continue 3" w:semiHidden="1" w:unhideWhenUsed="1"/>
+    <w:lsdException w:name="List Continue 4" w:semiHidden="1" w:unhideWhenUsed="1"/>
+    <w:lsdException w:name="List Continue 5" w:semiHidden="1" w:unhideWhenUsed="1"/>
+    <w:lsdException w:name="Message Header" w:semiHidden="1" w:unhideWhenUsed="1"/>
+    <w:lsdException w:name="Subtitle" w:uiPriority="11" w:qFormat="1"/>
+    <w:lsdException w:name="Salutation" w:semiHidden="1" w:unhideWhenUsed="1"/>
+    <w:lsdException w:name="Date" w:semiHidden="1" w:unhideWhenUsed="1"/>
+    <w:lsdException w:name="Body Text First Indent" w:semiHidden="1" w:unhideWhenUsed="1"/>
+    <w:lsdException w:name="Body Text First Indent 2" w:semiHidden="1" w:unhideWhenUsed="1"/>
+    <w:lsdException w:name="Note Heading" w:semiHidden="1" w:unhideWhenUsed="1"/>
+    <w:lsdException w:name="Body Text 2" w:semiHidden="1" w:unhideWhenUsed="1"/>
+    <w:lsdException w:name="Body Text 3" w:semiHidden="1" w:unhideWhenUsed="1"/>
+    <w:lsdException w:name="Body Text Indent 2" w:semiHidden="1" w:unhideWhenUsed="1"/>
+    <w:lsdException w:name="Body Text Indent 3" w:semiHidden="1" w:unhideWhenUsed="1"/>
+    <w:lsdException w:name="Block Text" w:semiHidden="1" w:unhideWhenUsed="1"/>
+    <w:lsdException w:name="Hyperlink" w:semiHidden="1" w:unhideWhenUsed="1"/>
+    <w:lsdException w:name="FollowedHyperlink" w:semiHidden="1" w:unhideWhenUsed="1"/>
+    <w:lsdException w:name="Strong" w:uiPriority="22" w:qFormat="1"/>
+    <w:lsdException w:name="Emphasis" w:uiPriority="20" w:qFormat="1"/>
+    <w:lsdException w:name="Document Map" w:semiHidden="1" w:unhideWhenUsed="1"/>
+    <w:lsdException w:name="Plain Text" w:semiHidden="1" w:unhideWhenUsed="1"/>
+    <w:lsdException w:name="E-mail Signature" w:semiHidden="1" w:unhideWhenUsed="1"/>
+    <w:lsdException w:name="HTML Top of Form" w:semiHidden="1" w:unhideWhenUsed="1"/>
+    <w:lsdException w:name="HTML Bottom of Form" w:semiHidden="1" w:unhideWhenUsed="1"/>
+    <w:lsdException w:name="Normal (Web)" w:semiHidden="1" w:unhideWhenUsed="1"/>
+    <w:lsdException w:name="HTML Acronym" w:semiHidden="1" w:unhideWhenUsed="1"/>
+    <w:lsdException w:name="HTML Address" w:semiHidden="1" w:unhideWhenUsed="1"/>
+    <w:lsdException w:name="HTML Cite" w:semiHidden="1" w:unhideWhenUsed="1"/>
+    <w:lsdException w:name="HTML Code" w:semiHidden="1" w:unhideWhenUsed="1"/>
+    <w:lsdException w:name="HTML Definition" w:semiHidden="1" w:unhideWhenUsed="1"/>
+    <w:lsdException w:name="HTML Keyboard" w:semiHidden="1" w:unhideWhenUsed="1"/>
+    <w:lsdException w:name="HTML Preformatted" w:semiHidden="1" w:unhideWhenUsed="1"/>
+    <w:lsdException w:name="HTML Sample" w:semiHidden="1" w:unhideWhenUsed="1"/>
+    <w:lsdException w:name="HTML Typewriter" w:semiHidden="1" w:unhideWhenUsed="1"/>
+    <w:lsdException w:name="HTML Variable" w:semiHidden="1" w:unhideWhenUsed="1"/>
+    <w:lsdException w:name="Normal Table" w:semiHidden="1" w:unhideWhenUsed="1"/>
+    <w:lsdException w:name="annotation subject" w:semiHidden="1" w:unhideWhenUsed="1"/>
+    <w:lsdException w:name="No List" w:semiHidden="1" w:unhideWhenUsed="1"/>
+    <w:lsdException w:name="Outline List 1" w:semiHidden="1" w:unhideWhenUsed="1"/>
+    <w:lsdException w:name="Outline List 2" w:semiHidden="1" w:unhideWhenUsed="1"/>
+    <w:lsdException w:name="Outline List 3" w:semiHidden="1" w:unhideWhenUsed="1"/>
+    <w:lsdException w:name="Table Simple 1" w:semiHidden="1" w:unhideWhenUsed="1"/>
+    <w:lsdException w:name="Table Simple 2" w:semiHidden="1" w:unhideWhenUsed="1"/>
+    <w:lsdException w:name="Table Simple 3" w:semiHidden="1" w:unhideWhenUsed="1"/>
+    <w:lsdException w:name="Table Classic 1" w:semiHidden="1" w:unhideWhenUsed="1"/>
+    <w:lsdException w:name="Table Classic 2" w:semiHidden="1" w:unhideWhenUsed="1"/>
+    <w:lsdException w:name="Table Classic 3" w:semiHidden="1" w:unhideWhenUsed="1"/>
+    <w:lsdException w:name="Table Classic 4" w:semiHidden="1" w:unhideWhenUsed="1"/>
+    <w:lsdException w:name="Table Colorful 1" w:semiHidden="1" w:unhideWhenUsed="1"/>
+    <w:lsdException w:name="Table Colorful 2" w:semiHidden="1" w:unhideWhenUsed="1"/>
+    <w:lsdException w:name="Table Colorful 3" w:semiHidden="1" w:unhideWhenUsed="1"/>
+    <w:lsdException w:name="Table Columns 1" w:semiHidden="1" w:unhideWhenUsed="1"/>
+    <w:lsdException w:name="Table Columns 2" w:semiHidden="1" w:unhideWhenUsed="1"/>
+    <w:lsdException w:name="Table Columns 3" w:semiHidden="1" w:unhideWhenUsed="1"/>
+    <w:lsdException w:name="Table Columns 4" w:semiHidden="1" w:unhideWhenUsed="1"/>
+    <w:lsdException w:name="Table Columns 5" w:semiHidden="1" w:unhideWhenUsed="1"/>
+    <w:lsdException w:name="Table Grid 1" w:semiHidden="1" w:unhideWhenUsed="1"/>
+    <w:lsdException w:name="Table Grid 2" w:semiHidden="1" w:unhideWhenUsed="1"/>
+    <w:lsdException w:name="Table Grid 3" w:semiHidden="1" w:unhideWhenUsed="1"/>
+    <w:lsdException w:name="Table Grid 4" w:semiHidden="1" w:unhideWhenUsed="1"/>
+    <w:lsdException w:name="Table Grid 5" w:semiHidden="1" w:unhideWhenUsed="1"/>
+    <w:lsdException w:name="Table Grid 6" w:semiHidden="1" w:unhideWhenUsed="1"/>
+    <w:lsdException w:name="Table Grid 7" w:semiHidden="1" w:unhideWhenUsed="1"/>
+    <w:lsdException w:name="Table Grid 8" w:semiHidden="1" w:unhideWhenUsed="1"/>
+    <w:lsdException w:name="Table List 1" w:semiHidden="1" w:unhideWhenUsed="1"/>
+    <w:lsdException w:name="Table List 2" w:semiHidden="1" w:unhideWhenUsed="1"/>
+    <w:lsdException w:name="Table List 3" w:semiHidden="1" w:unhideWhenUsed="1"/>
+    <w:lsdException w:name="Table List 4" w:semiHidden="1" w:unhideWhenUsed="1"/>
+    <w:lsdException w:name="Table List 5" w:semiHidden="1" w:unhideWhenUsed="1"/>
+    <w:lsdException w:name="Table List 6" w:semiHidden="1" w:unhideWhenUsed="1"/>
+    <w:lsdException w:name="Table List 7" w:semiHidden="1" w:unhideWhenUsed="1"/>
+    <w:lsdException w:name="Table List 8" w:semiHidden="1" w:unhideWhenUsed="1"/>
+    <w:lsdException w:name="Table 3D effects 1" w:semiHidden="1" w:unhideWhenUsed="1"/>
+    <w:lsdException w:name="Table 3D effects 2" w:semiHidden="1" w:unhideWhenUsed="1"/>
+    <w:lsdException w:name="Table 3D effects 3" w:semiHidden="1" w:unhideWhenUsed="1"/>
+    <w:lsdException w:name="Table Contemporary" w:semiHidden="1" w:unhideWhenUsed="1"/>
+    <w:lsdException w:name="Table Elegant" w:semiHidden="1" w:unhideWhenUsed="1"/>
+    <w:lsdException w:name="Table Professional" w:semiHidden="1" w:unhideWhenUsed="1"/>
+    <w:lsdException w:name="Table Subtle 1" w:semiHidden="1" w:unhideWhenUsed="1"/>
+    <w:lsdException w:name="Table Subtle 2" w:semiHidden="1" w:unhideWhenUsed="1"/>
+    <w:lsdException w:name="Table Web 1" w:semiHidden="1" w:unhideWhenUsed="1"/>
+    <w:lsdException w:name="Table Web 2" w:semiHidden="1" w:unhideWhenUsed="1"/>
+    <w:lsdException w:name="Table Web 3" w:semiHidden="1" w:unhideWhenUsed="1"/>
+    <w:lsdException w:name="Balloon Text" w:semiHidden="1" w:unhideWhenUsed="1"/>
+    <w:lsdException w:name="Table Grid" w:uiPriority="39"/>
+    <w:lsdException w:name="Table Theme" w:semiHidden="1" w:unhideWhenUsed="1"/>
+    <w:lsdException w:name="Placeholder Text" w:semiHidden="1"/>
+    <w:lsdException w:name="No Spacing" w:uiPriority="1" w:qFormat="1"/>
+    <w:lsdException w:name="Light Shading" w:uiPriority="60"/>
+    <w:lsdException w:name="Light List" w:uiPriority="61"/>
+    <w:lsdException w:name="Light Grid" w:uiPriority="62"/>
+    <w:lsdException w:name="Medium Shading 1" w:uiPriority="63"/>
+    <w:lsdException w:name="Medium Shading 2" w:uiPriority="64"/>
+    <w:lsdException w:name="Medium List 1" w:uiPriority="65"/>
+    <w:lsdException w:name="Medium List 2" w:uiPriority="66"/>
+    <w:lsdException w:name="Medium Grid 1" w:uiPriority="67"/>
+    <w:lsdException w:name="Medium Grid 2" w:uiPriority="68"/>
+    <w:lsdException w:name="Medium Grid 3" w:uiPriority="69"/>
+    <w:lsdException w:name="Dark List" w:uiPriority="70"/>
+    <w:lsdException w:name="Colorful Shading" w:uiPriority="71"/>
+    <w:lsdException w:name="Colorful List" w:uiPriority="72"/>
+    <w:lsdException w:name="Colorful Grid" w:uiPriority="73"/>
+    <w:lsdException w:name="Light Shading Accent 1" w:uiPriority="60"/>
+    <w:lsdException w:name="Light List Accent 1" w:uiPriority="61"/>
+    <w:lsdException w:name="Light Grid Accent 1" w:uiPriority="62"/>
+    <w:lsdException w:name="Medium Shading 1 Accent 1" w:uiPriority="63"/>
+    <w:lsdException w:name="Medium Shading 2 Accent 1" w:uiPriority="64"/>
+    <w:lsdException w:name="Medium List 1 Accent 1" w:uiPriority="65"/>
+    <w:lsdException w:name="Revision" w:semiHidden="1"/>
+    <w:lsdException w:name="List Paragraph" w:uiPriority="34" w:qFormat="1"/>
+    <w:lsdException w:name="Quote" w:uiPriority="29" w:qFormat="1"/>
+    <w:lsdException w:name="Intense Quote" w:uiPriority="30" w:qFormat="1"/>
+    <w:lsdException w:name="Medium List 2 Accent 1" w:uiPriority="66"/>
+    <w:lsdException w:name="Medium Grid 1 Accent 1" w:uiPriority="67"/>
+    <w:lsdException w:name="Medium Grid 2 Accent 1" w:uiPriority="68"/>
+    <w:lsdException w:name="Medium Grid 3 Accent 1" w:uiPriority="69"/>
+    <w:lsdException w:name="Dark List Accent 1" w:uiPriority="70"/>
+    <w:lsdException w:name="Colorful Shading Accent 1" w:uiPriority="71"/>
+    <w:lsdException w:name="Colorful List Accent 1" w:uiPriority="72"/>
+    <w:lsdException w:name="Colorful Grid Accent 1" w:uiPriority="73"/>
+    <w:lsdException w:name="Light Shading Accent 2" w:uiPriority="60"/>
+    <w:lsdException w:name="Light List Accent 2" w:uiPriority="61"/>
+    <w:lsdException w:name="Light Grid Accent 2" w:uiPriority="62"/>
+    <w:lsdException w:name="Medium Shading 1 Accent 2" w:uiPriority="63"/>
+    <w:lsdException w:name="Medium Shading 2 Accent 2" w:uiPriority="64"/>
+    <w:lsdException w:name="Medium List 1 Accent 2" w:uiPriority="65"/>
+    <w:lsdException w:name="Medium List 2 Accent 2" w:uiPriority="66"/>
+    <w:lsdException w:name="Medium Grid 1 Accent 2" w:uiPriority="67"/>
+    <w:lsdException w:name="Medium Grid 2 Accent 2" w:uiPriority="68"/>
+    <w:lsdException w:name="Medium Grid 3 Accent 2" w:uiPriority="69"/>
+    <w:lsdException w:name="Dark List Accent 2" w:uiPriority="70"/>
+    <w:lsdException w:name="Colorful Shading Accent 2" w:uiPriority="71"/>
+    <w:lsdException w:name="Colorful List Accent 2" w:uiPriority="72"/>
+    <w:lsdException w:name="Colorful Grid Accent 2" w:uiPriority="73"/>
+    <w:lsdException w:name="Light Shading Accent 3" w:uiPriority="60"/>
+    <w:lsdException w:name="Light List Accent 3" w:uiPriority="61"/>
+    <w:lsdException w:name="Light Grid Accent 3" w:uiPriority="62"/>
+    <w:lsdException w:name="Medium Shading 1 Accent 3" w:uiPriority="63"/>
+    <w:lsdException w:name="Medium Shading 2 Accent 3" w:uiPriority="64"/>
+    <w:lsdException w:name="Medium List 1 Accent 3" w:uiPriority="65"/>
+    <w:lsdException w:name="Medium List 2 Accent 3" w:uiPriority="66"/>
+    <w:lsdException w:name="Medium Grid 1 Accent 3" w:uiPriority="67"/>
+    <w:lsdException w:name="Medium Grid 2 Accent 3" w:uiPriority="68"/>
+    <w:lsdException w:name="Medium Grid 3 Accent 3" w:uiPriority="69"/>
+    <w:lsdException w:name="Dark List Accent 3" w:uiPriority="70"/>
+    <w:lsdException w:name="Colorful Shading Accent 3" w:uiPriority="71"/>
+    <w:lsdException w:name="Colorful List Accent 3" w:uiPriority="72"/>
+    <w:lsdException w:name="Colorful Grid Accent 3" w:uiPriority="73"/>
+    <w:lsdException w:name="Light Shading Accent 4" w:uiPriority="60"/>
+    <w:lsdException w:name="Light List Accent 4" w:uiPriority="61"/>
+    <w:lsdException w:name="Light Grid Accent 4" w:uiPriority="62"/>
+    <w:lsdException w:name="Medium Shading 1 Accent 4" w:uiPriority="63"/>
+    <w:lsdException w:name="Medium Shading 2 Accent 4" w:uiPriority="64"/>
+    <w:lsdException w:name="Medium List 1 Accent 4" w:uiPriority="65"/>
+    <w:lsdException w:name="Medium List 2 Accent 4" w:uiPriority="66"/>
+    <w:lsdException w:name="Medium Grid 1 Accent 4" w:uiPriority="67"/>
+    <w:lsdException w:name="Medium Grid 2 Accent 4" w:uiPriority="68"/>
+    <w:lsdException w:name="Medium Grid 3 Accent 4" w:uiPriority="69"/>
+    <w:lsdException w:name="Dark List Accent 4" w:uiPriority="70"/>
+    <w:lsdException w:name="Colorful Shading Accent 4" w:uiPriority="71"/>
+    <w:lsdException w:name="Colorful List Accent 4" w:uiPriority="72"/>
+    <w:lsdException w:name="Colorful Grid Accent 4" w:uiPriority="73"/>
+    <w:lsdException w:name="Light Shading Accent 5" w:uiPriority="60"/>
+    <w:lsdException w:name="Light List Accent 5" w:uiPriority="61"/>
+    <w:lsdException w:name="Light Grid Accent 5" w:uiPriority="62"/>
+    <w:lsdException w:name="Medium Shading 1 Accent 5" w:uiPriority="63"/>
+    <w:lsdException w:name="Medium Shading 2 Accent 5" w:uiPriority="64"/>
+    <w:lsdException w:name="Medium List 1 Accent 5" w:uiPriority="65"/>
+    <w:lsdException w:name="Medium List 2 Accent 5" w:uiPriority="66"/>
+    <w:lsdException w:name="Medium Grid 1 Accent 5" w:uiPriority="67"/>
+    <w:lsdException w:name="Medium Grid 2 Accent 5" w:uiPriority="68"/>
+    <w:lsdException w:name="Medium Grid 3 Accent 5" w:uiPriority="69"/>
+    <w:lsdException w:name="Dark List Accent 5" w:uiPriority="70"/>
+    <w:lsdException w:name="Colorful Shading Accent 5" w:uiPriority="71"/>
+    <w:lsdException w:name="Colorful List Accent 5" w:uiPriority="72"/>
+    <w:lsdException w:name="Colorful Grid Accent 5" w:uiPriority="73"/>
+    <w:lsdException w:name="Light Shading Accent 6" w:uiPriority="60"/>
+    <w:lsdException w:name="Light List Accent 6" w:uiPriority="61"/>
+    <w:lsdException w:name="Light Grid Accent 6" w:uiPriority="62"/>
+    <w:lsdException w:name="Medium Shading 1 Accent 6" w:uiPriority="63"/>
+    <w:lsdException w:name="Medium Shading 2 Accent 6" w:uiPriority="64"/>
+    <w:lsdException w:name="Medium List 1 Accent 6" w:uiPriority="65"/>
+    <w:lsdException w:name="Medium List 2 Accent 6" w:uiPriority="66"/>
+    <w:lsdException w:name="Medium Grid 1 Accent 6" w:uiPriority="67"/>
+    <w:lsdException w:name="Medium Grid 2 Accent 6" w:uiPriority="68"/>
+    <w:lsdException w:name="Medium Grid 3 Accent 6" w:uiPriority="69"/>
+    <w:lsdException w:name="Dark List Accent 6" w:uiPriority="70"/>
+    <w:lsdException w:name="Colorful Shading Accent 6" w:uiPriority="71"/>
+    <w:lsdException w:name="Colorful List Accent 6" w:uiPriority="72"/>
+    <w:lsdException w:name="Colorful Grid Accent 6" w:uiPriority="73"/>
+    <w:lsdException w:name="Subtle Emphasis" w:uiPriority="19" w:qFormat="1"/>
+    <w:lsdException w:name="Intense Emphasis" w:uiPriority="21" w:qFormat="1"/>
+    <w:lsdException w:name="Subtle Reference" w:uiPriority="31" w:qFormat="1"/>
+    <w:lsdException w:name="Intense Reference" w:uiPriority="32" w:qFormat="1"/>
+    <w:lsdException w:name="Book Title" w:uiPriority="33" w:qFormat="1"/>
+    <w:lsdException w:name="Bibliography" w:semiHidden="1" w:uiPriority="37" w:unhideWhenUsed="1"/>
+    <w:lsdException w:name="TOC Heading" w:semiHidden="1" w:uiPriority="39" w:unhideWhenUsed="1" w:qFormat="1"/>
+    <w:lsdException w:name="Plain Table 1" w:uiPriority="41"/>
+    <w:lsdException w:name="Plain Table 2" w:uiPriority="42"/>
+    <w:lsdException w:name="Plain Table 3" w:uiPriority="43"/>
+    <w:lsdException w:name="Plain Table 4" w:uiPriority="44"/>
+    <w:lsdException w:name="Plain Table 5" w:uiPriority="45"/>
+    <w:lsdException w:name="Grid Table Light" w:uiPriority="40"/>
+    <w:lsdException w:name="Grid Table 1 Light" w:uiPriority="46"/>
+    <w:lsdException w:name="Grid Table 2" w:uiPriority="47"/>
+    <w:lsdException w:name="Grid Table 3" w:uiPriority="48"/>
+    <w:lsdException w:name="Grid Table 4" w:uiPriority="49"/>
+    <w:lsdException w:name="Grid Table 5 Dark" w:uiPriority="50"/>
+    <w:lsdException w:name="Grid Table 6 Colorful" w:uiPriority="51"/>
+    <w:lsdException w:name="Grid Table 7 Colorful" w:uiPriority="52"/>
+    <w:lsdException w:name="Grid Table 1 Light Accent 1" w:uiPriority="46"/>
+    <w:lsdException w:name="Grid Table 2 Accent 1" w:uiPriority="47"/>
+    <w:lsdException w:name="Grid Table 3 Accent 1" w:uiPriority="48"/>
+    <w:lsdException w:name="Grid Table 4 Accent 1" w:uiPriority="49"/>
+    <w:lsdException w:name="Grid Table 5 Dark Accent 1" w:uiPriority="50"/>
+    <w:lsdException w:name="Grid Table 6 Colorful Accent 1" w:uiPriority="51"/>
+    <w:lsdException w:name="Grid Table 7 Colorful Accent 1" w:uiPriority="52"/>
+    <w:lsdException w:name="Grid Table 1 Light Accent 2" w:uiPriority="46"/>
+    <w:lsdException w:name="Grid Table 2 Accent 2" w:uiPriority="47"/>
+    <w:lsdException w:name="Grid Table 3 Accent 2" w:uiPriority="48"/>
+    <w:lsdException w:name="Grid Table 4 Accent 2" w:uiPriority="49"/>
+    <w:lsdException w:name="Grid Table 5 Dark Accent 2" w:uiPriority="50"/>
+    <w:lsdException w:name="Grid Table 6 Colorful Accent 2" w:uiPriority="51"/>
+    <w:lsdException w:name="Grid Table 7 Colorful Accent 2" w:uiPriority="52"/>
+    <w:lsdException w:name="Grid Table 1 Light Accent 3" w:uiPriority="46"/>
+    <w:lsdException w:name="Grid Table 2 Accent 3" w:uiPriority="47"/>
+    <w:lsdException w:name="Grid Table 3 Accent 3" w:uiPriority="48"/>
+    <w:lsdException w:name="Grid Table 4 Accent 3" w:uiPriority="49"/>
+    <w:lsdException w:name="Grid Table 5 Dark Accent 3" w:uiPriority="50"/>
+    <w:lsdException w:name="Grid Table 6 Colorful Accent 3" w:uiPriority="51"/>
+    <w:lsdException w:name="Grid Table 7 Colorful Accent 3" w:uiPriority="52"/>
+    <w:lsdException w:name="Grid Table 1 Light Accent 4" w:uiPriority="46"/>
+    <w:lsdException w:name="Grid Table 2 Accent 4" w:uiPriority="47"/>
+    <w:lsdException w:name="Grid Table 3 Accent 4" w:uiPriority="48"/>
+    <w:lsdException w:name="Grid Table 4 Accent 4" w:uiPriority="49"/>
+    <w:lsdException w:name="Grid Table 5 Dark Accent 4" w:uiPriority="50"/>
+    <w:lsdException w:name="Grid Table 6 Colorful Accent 4" w:uiPriority="51"/>
+    <w:lsdException w:name="Grid Table 7 Colorful Accent 4" w:uiPriority="52"/>
+    <w:lsdException w:name="Grid Table 1 Light Accent 5" w:uiPriority="46"/>
+    <w:lsdException w:name="Grid Table 2 Accent 5" w:uiPriority="47"/>
+    <w:lsdException w:name="Grid Table 3 Accent 5" w:uiPriority="48"/>
+    <w:lsdException w:name="Grid Table 4 Accent 5" w:uiPriority="49"/>
+    <w:lsdException w:name="Grid Table 5 Dark Accent 5" w:uiPriority="50"/>
+    <w:lsdException w:name="Grid Table 6 Colorful Accent 5" w:uiPriority="51"/>
+    <w:lsdException w:name="Grid Table 7 Colorful Accent 5" w:uiPriority="52"/>
+    <w:lsdException w:name="Grid Table 1 Light Accent 6" w:uiPriority="46"/>
+    <w:lsdException w:name="Grid Table 2 Accent 6" w:uiPriority="47"/>
+    <w:lsdException w:name="Grid Table 3 Accent 6" w:uiPriority="48"/>
+    <w:lsdException w:name="Grid Table 4 Accent 6" w:uiPriority="49"/>
+    <w:lsdException w:name="Grid Table 5 Dark Accent 6" w:uiPriority="50"/>
+    <w:lsdException w:name="Grid Table 6 Colorful Accent 6" w:uiPriority="51"/>
+    <w:lsdException w:name="Grid Table 7 Colorful Accent 6" w:uiPriority="52"/>
+    <w:lsdException w:name="List Table 1 Light" w:uiPriority="46"/>
+    <w:lsdException w:name="List Table 2" w:uiPriority="47"/>
+    <w:lsdException w:name="List Table 3" w:uiPriority="48"/>
+    <w:lsdException w:name="List Table 4" w:uiPriority="49"/>
+    <w:lsdException w:name="List Table 5 Dark" w:uiPriority="50"/>
+    <w:lsdException w:name="List Table 6 Colorful" w:uiPriority="51"/>
+    <w:lsdException w:name="List Table 7 Colorful" w:uiPriority="52"/>
+    <w:lsdException w:name="List Table 1 Light Accent 1" w:uiPriority="46"/>
+    <w:lsdException w:name="List Table 2 Accent 1" w:uiPriority="47"/>
+    <w:lsdException w:name="List Table 3 Accent 1" w:uiPriority="48"/>
+    <w:lsdException w:name="List Table 4 Accent 1" w:uiPriority="49"/>
+    <w:lsdException w:name="List Table 5 Dark Accent 1" w:uiPriority="50"/>
+    <w:lsdException w:name="List Table 6 Colorful Accent 1" w:uiPriority="51"/>
+    <w:lsdException w:name="List Table 7 Colorful Accent 1" w:uiPriority="52"/>
+    <w:lsdException w:name="List Table 1 Light Accent 2" w:uiPriority="46"/>
+    <w:lsdException w:name="List Table 2 Accent 2" w:uiPriority="47"/>
+    <w:lsdException w:name="List Table 3 Accent 2" w:uiPriority="48"/>
+    <w:lsdException w:name="List Table 4 Accent 2" w:uiPriority="49"/>
+    <w:lsdException w:name="List Table 5 Dark Accent 2" w:uiPriority="50"/>
+    <w:lsdException w:name="List Table 6 Colorful Accent 2" w:uiPriority="51"/>
+    <w:lsdException w:name="List Table 7 Colorful Accent 2" w:uiPriority="52"/>
+    <w:lsdException w:name="List Table 1 Light Accent 3" w:uiPriority="46"/>
+    <w:lsdException w:name="List Table 2 Accent 3" w:uiPriority="47"/>
+    <w:lsdException w:name="List Table 3 Accent 3" w:uiPriority="48"/>
+    <w:lsdException w:name="List Table 4 Accent 3" w:uiPriority="49"/>
+    <w:lsdException w:name="List Table 5 Dark Accent 3" w:uiPriority="50"/>
+    <w:lsdException w:name="List Table 6 Colorful Accent 3" w:uiPriority="51"/>
+    <w:lsdException w:name="List Table 7 Colorful Accent 3" w:uiPriority="52"/>
+    <w:lsdException w:name="List Table 1 Light Accent 4" w:uiPriority="46"/>
+    <w:lsdException w:name="List Table 2 Accent 4" w:uiPriority="47"/>
+    <w:lsdException w:name="List Table 3 Accent 4" w:uiPriority="48"/>
+    <w:lsdException w:name="List Table 4 Accent 4" w:uiPriority="49"/>
+    <w:lsdException w:name="List Table 5 Dark Accent 4" w:uiPriority="50"/>
+    <w:lsdException w:name="List Table 6 Colorful Accent 4" w:uiPriority="51"/>
+    <w:lsdException w:name="List Table 7 Colorful Accent 4" w:uiPriority="52"/>
+    <w:lsdException w:name="List Table 1 Light Accent 5" w:uiPriority="46"/>
+    <w:lsdException w:name="List Table 2 Accent 5" w:uiPriority="47"/>
+    <w:lsdException w:name="List Table 3 Accent 5" w:uiPriority="48"/>
+    <w:lsdException w:name="List Table 4 Accent 5" w:uiPriority="49"/>
+    <w:lsdException w:name="List Table 5 Dark Accent 5" w:uiPriority="50"/>
+    <w:lsdException w:name="List Table 6 Colorful Accent 5" w:uiPriority="51"/>
+    <w:lsdException w:name="List Table 7 Colorful Accent 5" w:uiPriority="52"/>
+    <w:lsdException w:name="List Table 1 Light Accent 6" w:uiPriority="46"/>
+    <w:lsdException w:name="List Table 2 Accent 6" w:uiPriority="47"/>
+    <w:lsdException w:name="List Table 3 Accent 6" w:uiPriority="48"/>
+    <w:lsdException w:name="List Table 4 Accent 6" w:uiPriority="49"/>
+    <w:lsdException w:name="List Table 5 Dark Accent 6" w:uiPriority="50"/>
+    <w:lsdException w:name="List Table 6 Colorful Accent 6" w:uiPriority="51"/>
+    <w:lsdException w:name="List Table 7 Colorful Accent 6" w:uiPriority="52"/>
+    <w:lsdException w:name="Mention" w:semiHidden="1" w:unhideWhenUsed="1"/>
+    <w:lsdException w:name="Smart Hyperlink" w:semiHidden="1" w:unhideWhenUsed="1"/>
+    <w:lsdException w:name="Hashtag" w:semiHidden="1" w:unhideWhenUsed="1"/>
+    <w:lsdException w:name="Unresolved Mention" w:semiHidden="1" w:unhideWhenUsed="1"/>
+    <w:lsdException w:name="Smart Link" w:semiHidden="1" w:unhideWhenUsed="1"/>
+  </w:latentStyles>
+  <w:style w:type="paragraph" w:default="1" w:styleId="Normal">
+    <w:name w:val="Normal"/>
+    <w:qFormat/>
   </w:style>
   <w:style w:type="paragraph" w:styleId="Heading1">
     <w:name w:val="heading 1"/>
     <w:basedOn w:val="Normal"/>
     <w:next w:val="Normal"/>
+    <w:uiPriority w:val="9"/>
+    <w:qFormat/>
     <w:pPr>
-      <w:keepNext w:val="1"/>
-      <w:keepLines w:val="1"/>
-      <w:pageBreakBefore w:val="0"/>
-      <w:spacing w:after="120" w:before="400" w:lineRule="auto"/>
+      <w:keepNext/>
+      <w:keepLines/>
+      <w:spacing w:before="400" w:after="120"/>
+      <w:outlineLvl w:val="0"/>
     </w:pPr>
     <w:rPr>
       <w:sz w:val="40"/>
@@ -4740,15 +5158,16 @@
     <w:name w:val="heading 2"/>
     <w:basedOn w:val="Normal"/>
     <w:next w:val="Normal"/>
+    <w:uiPriority w:val="9"/>
+    <w:unhideWhenUsed/>
+    <w:qFormat/>
     <w:pPr>
-      <w:keepNext w:val="1"/>
-      <w:keepLines w:val="1"/>
-      <w:pageBreakBefore w:val="0"/>
-      <w:spacing w:after="120" w:before="360" w:lineRule="auto"/>
+      <w:keepNext/>
+      <w:keepLines/>
+      <w:spacing w:before="360" w:after="120"/>
+      <w:outlineLvl w:val="1"/>
     </w:pPr>
     <w:rPr>
-      <w:b w:val="0"/>
-      <w:bCs w:val="0"/>
       <w:sz w:val="32"/>
       <w:szCs w:val="32"/>
     </w:rPr>
@@ -4757,15 +5176,17 @@
     <w:name w:val="heading 3"/>
     <w:basedOn w:val="Normal"/>
     <w:next w:val="Normal"/>
+    <w:uiPriority w:val="9"/>
+    <w:semiHidden/>
+    <w:unhideWhenUsed/>
+    <w:qFormat/>
     <w:pPr>
-      <w:keepNext w:val="1"/>
-      <w:keepLines w:val="1"/>
-      <w:pageBreakBefore w:val="0"/>
-      <w:spacing w:after="80" w:before="320" w:lineRule="auto"/>
+      <w:keepNext/>
+      <w:keepLines/>
+      <w:spacing w:before="320" w:after="80"/>
+      <w:outlineLvl w:val="2"/>
     </w:pPr>
     <w:rPr>
-      <w:b w:val="0"/>
-      <w:bCs w:val="0"/>
       <w:color w:val="434343"/>
       <w:sz w:val="28"/>
       <w:szCs w:val="28"/>
@@ -4775,11 +5196,15 @@
     <w:name w:val="heading 4"/>
     <w:basedOn w:val="Normal"/>
     <w:next w:val="Normal"/>
+    <w:uiPriority w:val="9"/>
+    <w:semiHidden/>
+    <w:unhideWhenUsed/>
+    <w:qFormat/>
     <w:pPr>
-      <w:keepNext w:val="1"/>
-      <w:keepLines w:val="1"/>
-      <w:pageBreakBefore w:val="0"/>
-      <w:spacing w:after="80" w:before="280" w:lineRule="auto"/>
+      <w:keepNext/>
+      <w:keepLines/>
+      <w:spacing w:before="280" w:after="80"/>
+      <w:outlineLvl w:val="3"/>
     </w:pPr>
     <w:rPr>
       <w:color w:val="666666"/>
@@ -4791,45 +5216,87 @@
     <w:name w:val="heading 5"/>
     <w:basedOn w:val="Normal"/>
     <w:next w:val="Normal"/>
+    <w:uiPriority w:val="9"/>
+    <w:semiHidden/>
+    <w:unhideWhenUsed/>
+    <w:qFormat/>
     <w:pPr>
-      <w:keepNext w:val="1"/>
-      <w:keepLines w:val="1"/>
-      <w:pageBreakBefore w:val="0"/>
-      <w:spacing w:after="80" w:before="240" w:lineRule="auto"/>
+      <w:keepNext/>
+      <w:keepLines/>
+      <w:spacing w:before="240" w:after="80"/>
+      <w:outlineLvl w:val="4"/>
     </w:pPr>
     <w:rPr>
       <w:color w:val="666666"/>
-      <w:sz w:val="22"/>
-      <w:szCs w:val="22"/>
     </w:rPr>
   </w:style>
   <w:style w:type="paragraph" w:styleId="Heading6">
     <w:name w:val="heading 6"/>
     <w:basedOn w:val="Normal"/>
     <w:next w:val="Normal"/>
+    <w:uiPriority w:val="9"/>
+    <w:semiHidden/>
+    <w:unhideWhenUsed/>
+    <w:qFormat/>
     <w:pPr>
-      <w:keepNext w:val="1"/>
-      <w:keepLines w:val="1"/>
-      <w:pageBreakBefore w:val="0"/>
-      <w:spacing w:after="80" w:before="240" w:lineRule="auto"/>
+      <w:keepNext/>
+      <w:keepLines/>
+      <w:spacing w:before="240" w:after="80"/>
+      <w:outlineLvl w:val="5"/>
     </w:pPr>
     <w:rPr>
-      <w:i w:val="1"/>
-      <w:iCs w:val="1"/>
+      <w:i/>
+      <w:iCs/>
       <w:color w:val="666666"/>
-      <w:sz w:val="22"/>
-      <w:szCs w:val="22"/>
     </w:rPr>
+  </w:style>
+  <w:style w:type="character" w:default="1" w:styleId="DefaultParagraphFont">
+    <w:name w:val="Default Paragraph Font"/>
+    <w:uiPriority w:val="1"/>
+    <w:unhideWhenUsed/>
+  </w:style>
+  <w:style w:type="table" w:default="1" w:styleId="TableNormal">
+    <w:name w:val="Normal Table"/>
+    <w:uiPriority w:val="99"/>
+    <w:semiHidden/>
+    <w:unhideWhenUsed/>
+    <w:tblPr>
+      <w:tblInd w:w="0" w:type="dxa"/>
+      <w:tblCellMar>
+        <w:top w:w="0" w:type="dxa"/>
+        <w:left w:w="108" w:type="dxa"/>
+        <w:bottom w:w="0" w:type="dxa"/>
+        <w:right w:w="108" w:type="dxa"/>
+      </w:tblCellMar>
+    </w:tblPr>
+  </w:style>
+  <w:style w:type="numbering" w:default="1" w:styleId="NoList">
+    <w:name w:val="No List"/>
+    <w:uiPriority w:val="99"/>
+    <w:semiHidden/>
+    <w:unhideWhenUsed/>
+  </w:style>
+  <w:style w:type="table" w:customStyle="1" w:styleId="TableNormal0">
+    <w:name w:val="TableNormal"/>
+    <w:tblPr>
+      <w:tblCellMar>
+        <w:top w:w="100" w:type="dxa"/>
+        <w:left w:w="100" w:type="dxa"/>
+        <w:bottom w:w="100" w:type="dxa"/>
+        <w:right w:w="100" w:type="dxa"/>
+      </w:tblCellMar>
+    </w:tblPr>
   </w:style>
   <w:style w:type="paragraph" w:styleId="Title">
     <w:name w:val="Title"/>
     <w:basedOn w:val="Normal"/>
     <w:next w:val="Normal"/>
+    <w:uiPriority w:val="10"/>
+    <w:qFormat/>
     <w:pPr>
-      <w:keepNext w:val="1"/>
-      <w:keepLines w:val="1"/>
-      <w:pageBreakBefore w:val="0"/>
-      <w:spacing w:after="60" w:before="0" w:lineRule="auto"/>
+      <w:keepNext/>
+      <w:keepLines/>
+      <w:spacing w:after="60"/>
     </w:pPr>
     <w:rPr>
       <w:sz w:val="52"/>
@@ -4840,35 +5307,31 @@
     <w:name w:val="Subtitle"/>
     <w:basedOn w:val="Normal"/>
     <w:next w:val="Normal"/>
+    <w:uiPriority w:val="11"/>
+    <w:qFormat/>
     <w:pPr>
-      <w:keepNext w:val="1"/>
-      <w:keepLines w:val="1"/>
-      <w:pageBreakBefore w:val="0"/>
-      <w:spacing w:after="320" w:before="0" w:lineRule="auto"/>
+      <w:keepNext/>
+      <w:keepLines/>
+      <w:spacing w:after="320"/>
     </w:pPr>
     <w:rPr>
-      <w:rFonts w:ascii="Arial" w:cs="Arial" w:eastAsia="Arial" w:hAnsi="Arial"/>
-      <w:i w:val="0"/>
-      <w:iCs w:val="0"/>
       <w:color w:val="666666"/>
       <w:sz w:val="30"/>
       <w:szCs w:val="30"/>
     </w:rPr>
   </w:style>
-  <w:style w:type="table" w:styleId="Table1">
-    <w:basedOn w:val="TableNormal"/>
+  <w:style w:type="table" w:customStyle="1" w:styleId="a">
+    <w:basedOn w:val="TableNormal0"/>
     <w:tblPr>
       <w:tblStyleRowBandSize w:val="1"/>
       <w:tblStyleColBandSize w:val="1"/>
-      <w:tblCellMar/>
     </w:tblPr>
   </w:style>
-  <w:style w:type="table" w:styleId="Table2">
-    <w:basedOn w:val="TableNormal"/>
+  <w:style w:type="table" w:customStyle="1" w:styleId="a0">
+    <w:basedOn w:val="TableNormal0"/>
     <w:tblPr>
       <w:tblStyleRowBandSize w:val="1"/>
       <w:tblStyleColBandSize w:val="1"/>
-      <w:tblCellMar/>
     </w:tblPr>
   </w:style>
 </w:styles>
